--- a/docs/Z80Explorer.docx
+++ b/docs/Z80Explorer.docx
@@ -1,6 +1,6 @@
 
 <file path=word/document.xml><?xml version="1.0" encoding="utf-8"?>
-<w:document xmlns:wpc="http://schemas.microsoft.com/office/word/2010/wordprocessingCanvas" xmlns:cx="http://schemas.microsoft.com/office/drawing/2014/chartex" xmlns:cx1="http://schemas.microsoft.com/office/drawing/2015/9/8/chartex" xmlns:cx2="http://schemas.microsoft.com/office/drawing/2015/10/21/chartex" xmlns:cx3="http://schemas.microsoft.com/office/drawing/2016/5/9/chartex" xmlns:cx4="http://schemas.microsoft.com/office/drawing/2016/5/10/chartex" xmlns:cx5="http://schemas.microsoft.com/office/drawing/2016/5/11/chartex" xmlns:cx6="http://schemas.microsoft.com/office/drawing/2016/5/12/chartex" xmlns:cx7="http://schemas.microsoft.com/office/drawing/2016/5/13/chartex" xmlns:cx8="http://schemas.microsoft.com/office/drawing/2016/5/14/chartex" xmlns:mc="http://schemas.openxmlformats.org/markup-compatibility/2006" xmlns:aink="http://schemas.microsoft.com/office/drawing/2016/ink" xmlns:am3d="http://schemas.microsoft.com/office/drawing/2017/model3d" xmlns:o="urn:schemas-microsoft-com:office:office" xmlns:oel="http://schemas.microsoft.com/office/2019/extlst" xmlns:r="http://schemas.openxmlformats.org/officeDocument/2006/relationships" xmlns:m="http://schemas.openxmlformats.org/officeDocument/2006/math" xmlns:v="urn:schemas-microsoft-com:vml" xmlns:wp14="http://schemas.microsoft.com/office/word/2010/wordprocessingDrawing" xmlns:wp="http://schemas.openxmlformats.org/drawingml/2006/wordprocessingDrawing" xmlns:w10="urn:schemas-microsoft-com:office:word" xmlns:w="http://schemas.openxmlformats.org/wordprocessingml/2006/main" xmlns:w14="http://schemas.microsoft.com/office/word/2010/wordml" xmlns:w15="http://schemas.microsoft.com/office/word/2012/wordml" xmlns:w16cex="http://schemas.microsoft.com/office/word/2018/wordml/cex" xmlns:w16cid="http://schemas.microsoft.com/office/word/2016/wordml/cid" xmlns:w16="http://schemas.microsoft.com/office/word/2018/wordml" xmlns:w16sdtdh="http://schemas.microsoft.com/office/word/2020/wordml/sdtdatahash" xmlns:w16se="http://schemas.microsoft.com/office/word/2015/wordml/symex" xmlns:wpg="http://schemas.microsoft.com/office/word/2010/wordprocessingGroup" xmlns:wpi="http://schemas.microsoft.com/office/word/2010/wordprocessingInk" xmlns:wne="http://schemas.microsoft.com/office/word/2006/wordml" xmlns:wps="http://schemas.microsoft.com/office/word/2010/wordprocessingShape" mc:Ignorable="w14 w15 w16se w16cid w16 w16cex w16sdtdh wp14">
+<w:document xmlns:wpc="http://schemas.microsoft.com/office/word/2010/wordprocessingCanvas" xmlns:cx="http://schemas.microsoft.com/office/drawing/2014/chartex" xmlns:cx1="http://schemas.microsoft.com/office/drawing/2015/9/8/chartex" xmlns:cx2="http://schemas.microsoft.com/office/drawing/2015/10/21/chartex" xmlns:cx3="http://schemas.microsoft.com/office/drawing/2016/5/9/chartex" xmlns:cx4="http://schemas.microsoft.com/office/drawing/2016/5/10/chartex" xmlns:cx5="http://schemas.microsoft.com/office/drawing/2016/5/11/chartex" xmlns:cx6="http://schemas.microsoft.com/office/drawing/2016/5/12/chartex" xmlns:cx7="http://schemas.microsoft.com/office/drawing/2016/5/13/chartex" xmlns:cx8="http://schemas.microsoft.com/office/drawing/2016/5/14/chartex" xmlns:mc="http://schemas.openxmlformats.org/markup-compatibility/2006" xmlns:aink="http://schemas.microsoft.com/office/drawing/2016/ink" xmlns:am3d="http://schemas.microsoft.com/office/drawing/2017/model3d" xmlns:o="urn:schemas-microsoft-com:office:office" xmlns:oel="http://schemas.microsoft.com/office/2019/extlst" xmlns:r="http://schemas.openxmlformats.org/officeDocument/2006/relationships" xmlns:m="http://schemas.openxmlformats.org/officeDocument/2006/math" xmlns:v="urn:schemas-microsoft-com:vml" xmlns:wp14="http://schemas.microsoft.com/office/word/2010/wordprocessingDrawing" xmlns:wp="http://schemas.openxmlformats.org/drawingml/2006/wordprocessingDrawing" xmlns:w10="urn:schemas-microsoft-com:office:word" xmlns:w="http://schemas.openxmlformats.org/wordprocessingml/2006/main" xmlns:w14="http://schemas.microsoft.com/office/word/2010/wordml" xmlns:w15="http://schemas.microsoft.com/office/word/2012/wordml" xmlns:w16cex="http://schemas.microsoft.com/office/word/2018/wordml/cex" xmlns:w16cid="http://schemas.microsoft.com/office/word/2016/wordml/cid" xmlns:w16="http://schemas.microsoft.com/office/word/2018/wordml" xmlns:w16du="http://schemas.microsoft.com/office/word/2023/wordml/word16du" xmlns:w16sdtdh="http://schemas.microsoft.com/office/word/2020/wordml/sdtdatahash" xmlns:w16sdtfl="http://schemas.microsoft.com/office/word/2024/wordml/sdtformatlock" xmlns:w16se="http://schemas.microsoft.com/office/word/2015/wordml/symex" xmlns:wpg="http://schemas.microsoft.com/office/word/2010/wordprocessingGroup" xmlns:wpi="http://schemas.microsoft.com/office/word/2010/wordprocessingInk" xmlns:wne="http://schemas.microsoft.com/office/word/2006/wordml" xmlns:wps="http://schemas.microsoft.com/office/word/2010/wordprocessingShape" mc:Ignorable="w14 w15 w16se w16cid w16 w16cex w16sdtdh w16sdtfl w16du wp14">
   <w:body>
     <w:p>
       <w:pPr>
@@ -100,7 +100,7 @@
           <w:noProof/>
         </w:rPr>
         <w:drawing>
-          <wp:inline distT="0" distB="0" distL="0" distR="0" wp14:anchorId="0EE7E290" wp14:editId="409FD407">
+          <wp:inline distT="0" distB="0" distL="0" distR="0" wp14:anchorId="0EE7E290" wp14:editId="62C53A85">
             <wp:extent cx="6858000" cy="3745230"/>
             <wp:effectExtent l="0" t="0" r="0" b="7620"/>
             <wp:docPr id="316202993" name="Picture 2" descr="A screenshot of a computer program&#10;&#10;Description automatically generated"/>
@@ -203,7 +203,7 @@
           <w:sz w:val="24"/>
           <w:szCs w:val="24"/>
         </w:rPr>
-        <w:t>5</w:t>
+        <w:t>6</w:t>
       </w:r>
       <w:r>
         <w:rPr>
@@ -233,15 +233,7 @@
           <w:sz w:val="24"/>
           <w:szCs w:val="24"/>
         </w:rPr>
-        <w:t xml:space="preserve">Updated on </w:t>
-      </w:r>
-      <w:proofErr w:type="gramStart"/>
-      <w:r>
-        <w:rPr>
-          <w:sz w:val="24"/>
-          <w:szCs w:val="24"/>
-        </w:rPr>
-        <w:t>202</w:t>
+        <w:t>Updated on 202</w:t>
       </w:r>
       <w:r>
         <w:rPr>
@@ -255,16 +247,29 @@
           <w:sz w:val="24"/>
           <w:szCs w:val="24"/>
         </w:rPr>
-        <w:t>-1-0</w:t>
-      </w:r>
-      <w:r>
-        <w:rPr>
-          <w:sz w:val="24"/>
-          <w:szCs w:val="24"/>
-        </w:rPr>
-        <w:t>6</w:t>
-      </w:r>
-      <w:proofErr w:type="gramEnd"/>
+        <w:t>-</w:t>
+      </w:r>
+      <w:r>
+        <w:rPr>
+          <w:sz w:val="24"/>
+          <w:szCs w:val="24"/>
+        </w:rPr>
+        <w:t>9</w:t>
+      </w:r>
+      <w:r>
+        <w:rPr>
+          <w:sz w:val="24"/>
+          <w:szCs w:val="24"/>
+        </w:rPr>
+        <w:t>-</w:t>
+      </w:r>
+      <w:r>
+        <w:rPr>
+          <w:sz w:val="24"/>
+          <w:szCs w:val="24"/>
+        </w:rPr>
+        <w:t>22</w:t>
+      </w:r>
     </w:p>
     <w:p>
       <w:pPr>
@@ -286,14 +291,14 @@
           <w:sz w:val="24"/>
           <w:szCs w:val="24"/>
         </w:rPr>
-        <w:t>(1.0</w:t>
-      </w:r>
-      <w:r>
-        <w:rPr>
-          <w:sz w:val="24"/>
-          <w:szCs w:val="24"/>
-        </w:rPr>
-        <w:t>9</w:t>
+        <w:t>(1.</w:t>
+      </w:r>
+      <w:r>
+        <w:rPr>
+          <w:sz w:val="24"/>
+          <w:szCs w:val="24"/>
+        </w:rPr>
+        <w:t>10</w:t>
       </w:r>
       <w:r>
         <w:rPr>
@@ -368,13 +373,17 @@
         </w:p>
         <w:p>
           <w:pPr>
-            <w:pStyle w:val="TOC2"/>
+            <w:pStyle w:val="TOC1"/>
             <w:tabs>
               <w:tab w:val="right" w:leader="dot" w:pos="10790"/>
             </w:tabs>
             <w:rPr>
               <w:rFonts w:eastAsiaTheme="minorEastAsia"/>
               <w:noProof/>
+              <w:kern w:val="2"/>
+              <w:sz w:val="24"/>
+              <w:szCs w:val="24"/>
+              <w14:ligatures w14:val="standardContextual"/>
             </w:rPr>
           </w:pPr>
           <w:r>
@@ -398,7 +407,7 @@
             </w:rPr>
             <w:fldChar w:fldCharType="separate"/>
           </w:r>
-          <w:hyperlink w:anchor="_Toc213591829" w:history="1">
+          <w:hyperlink w:anchor="_Toc240959304" w:history="1">
             <w:r>
               <w:rPr>
                 <w:rStyle w:val="Hyperlink"/>
@@ -425,7 +434,7 @@
                 <w:noProof/>
                 <w:webHidden/>
               </w:rPr>
-              <w:instrText xml:space="preserve"> PAGEREF _Toc213591829 \h </w:instrText>
+              <w:instrText xml:space="preserve"> PAGEREF _Toc240959304 \h </w:instrText>
             </w:r>
             <w:r>
               <w:rPr>
@@ -445,7 +454,7 @@
                 <w:noProof/>
                 <w:webHidden/>
               </w:rPr>
-              <w:t>2</w:t>
+              <w:t>3</w:t>
             </w:r>
             <w:r>
               <w:rPr>
@@ -465,9 +474,13 @@
             <w:rPr>
               <w:rFonts w:eastAsiaTheme="minorEastAsia"/>
               <w:noProof/>
+              <w:kern w:val="2"/>
+              <w:sz w:val="24"/>
+              <w:szCs w:val="24"/>
+              <w14:ligatures w14:val="standardContextual"/>
             </w:rPr>
           </w:pPr>
-          <w:hyperlink w:anchor="_Toc213591830" w:history="1">
+          <w:hyperlink w:anchor="_Toc240959305" w:history="1">
             <w:r>
               <w:rPr>
                 <w:rStyle w:val="Hyperlink"/>
@@ -494,7 +507,7 @@
                 <w:noProof/>
                 <w:webHidden/>
               </w:rPr>
-              <w:instrText xml:space="preserve"> PAGEREF _Toc213591830 \h </w:instrText>
+              <w:instrText xml:space="preserve"> PAGEREF _Toc240959305 \h </w:instrText>
             </w:r>
             <w:r>
               <w:rPr>
@@ -514,7 +527,7 @@
                 <w:noProof/>
                 <w:webHidden/>
               </w:rPr>
-              <w:t>2</w:t>
+              <w:t>3</w:t>
             </w:r>
             <w:r>
               <w:rPr>
@@ -534,9 +547,13 @@
             <w:rPr>
               <w:rFonts w:eastAsiaTheme="minorEastAsia"/>
               <w:noProof/>
+              <w:kern w:val="2"/>
+              <w:sz w:val="24"/>
+              <w:szCs w:val="24"/>
+              <w14:ligatures w14:val="standardContextual"/>
             </w:rPr>
           </w:pPr>
-          <w:hyperlink w:anchor="_Toc213591831" w:history="1">
+          <w:hyperlink w:anchor="_Toc240959306" w:history="1">
             <w:r>
               <w:rPr>
                 <w:rStyle w:val="Hyperlink"/>
@@ -563,7 +580,7 @@
                 <w:noProof/>
                 <w:webHidden/>
               </w:rPr>
-              <w:instrText xml:space="preserve"> PAGEREF _Toc213591831 \h </w:instrText>
+              <w:instrText xml:space="preserve"> PAGEREF _Toc240959306 \h </w:instrText>
             </w:r>
             <w:r>
               <w:rPr>
@@ -603,9 +620,13 @@
             <w:rPr>
               <w:rFonts w:eastAsiaTheme="minorEastAsia"/>
               <w:noProof/>
+              <w:kern w:val="2"/>
+              <w:sz w:val="24"/>
+              <w:szCs w:val="24"/>
+              <w14:ligatures w14:val="standardContextual"/>
             </w:rPr>
           </w:pPr>
-          <w:hyperlink w:anchor="_Toc213591832" w:history="1">
+          <w:hyperlink w:anchor="_Toc240959307" w:history="1">
             <w:r>
               <w:rPr>
                 <w:rStyle w:val="Hyperlink"/>
@@ -632,7 +653,7 @@
                 <w:noProof/>
                 <w:webHidden/>
               </w:rPr>
-              <w:instrText xml:space="preserve"> PAGEREF _Toc213591832 \h </w:instrText>
+              <w:instrText xml:space="preserve"> PAGEREF _Toc240959307 \h </w:instrText>
             </w:r>
             <w:r>
               <w:rPr>
@@ -672,9 +693,13 @@
             <w:rPr>
               <w:rFonts w:eastAsiaTheme="minorEastAsia"/>
               <w:noProof/>
+              <w:kern w:val="2"/>
+              <w:sz w:val="24"/>
+              <w:szCs w:val="24"/>
+              <w14:ligatures w14:val="standardContextual"/>
             </w:rPr>
           </w:pPr>
-          <w:hyperlink w:anchor="_Toc213591833" w:history="1">
+          <w:hyperlink w:anchor="_Toc240959308" w:history="1">
             <w:r>
               <w:rPr>
                 <w:rStyle w:val="Hyperlink"/>
@@ -701,7 +726,7 @@
                 <w:noProof/>
                 <w:webHidden/>
               </w:rPr>
-              <w:instrText xml:space="preserve"> PAGEREF _Toc213591833 \h </w:instrText>
+              <w:instrText xml:space="preserve"> PAGEREF _Toc240959308 \h </w:instrText>
             </w:r>
             <w:r>
               <w:rPr>
@@ -741,9 +766,13 @@
             <w:rPr>
               <w:rFonts w:eastAsiaTheme="minorEastAsia"/>
               <w:noProof/>
+              <w:kern w:val="2"/>
+              <w:sz w:val="24"/>
+              <w:szCs w:val="24"/>
+              <w14:ligatures w14:val="standardContextual"/>
             </w:rPr>
           </w:pPr>
-          <w:hyperlink w:anchor="_Toc213591834" w:history="1">
+          <w:hyperlink w:anchor="_Toc240959309" w:history="1">
             <w:r>
               <w:rPr>
                 <w:rStyle w:val="Hyperlink"/>
@@ -770,7 +799,7 @@
                 <w:noProof/>
                 <w:webHidden/>
               </w:rPr>
-              <w:instrText xml:space="preserve"> PAGEREF _Toc213591834 \h </w:instrText>
+              <w:instrText xml:space="preserve"> PAGEREF _Toc240959309 \h </w:instrText>
             </w:r>
             <w:r>
               <w:rPr>
@@ -810,9 +839,13 @@
             <w:rPr>
               <w:rFonts w:eastAsiaTheme="minorEastAsia"/>
               <w:noProof/>
+              <w:kern w:val="2"/>
+              <w:sz w:val="24"/>
+              <w:szCs w:val="24"/>
+              <w14:ligatures w14:val="standardContextual"/>
             </w:rPr>
           </w:pPr>
-          <w:hyperlink w:anchor="_Toc213591835" w:history="1">
+          <w:hyperlink w:anchor="_Toc240959310" w:history="1">
             <w:r>
               <w:rPr>
                 <w:rStyle w:val="Hyperlink"/>
@@ -839,7 +872,7 @@
                 <w:noProof/>
                 <w:webHidden/>
               </w:rPr>
-              <w:instrText xml:space="preserve"> PAGEREF _Toc213591835 \h </w:instrText>
+              <w:instrText xml:space="preserve"> PAGEREF _Toc240959310 \h </w:instrText>
             </w:r>
             <w:r>
               <w:rPr>
@@ -879,9 +912,13 @@
             <w:rPr>
               <w:rFonts w:eastAsiaTheme="minorEastAsia"/>
               <w:noProof/>
+              <w:kern w:val="2"/>
+              <w:sz w:val="24"/>
+              <w:szCs w:val="24"/>
+              <w14:ligatures w14:val="standardContextual"/>
             </w:rPr>
           </w:pPr>
-          <w:hyperlink w:anchor="_Toc213591836" w:history="1">
+          <w:hyperlink w:anchor="_Toc240959311" w:history="1">
             <w:r>
               <w:rPr>
                 <w:rStyle w:val="Hyperlink"/>
@@ -908,7 +945,7 @@
                 <w:noProof/>
                 <w:webHidden/>
               </w:rPr>
-              <w:instrText xml:space="preserve"> PAGEREF _Toc213591836 \h </w:instrText>
+              <w:instrText xml:space="preserve"> PAGEREF _Toc240959311 \h </w:instrText>
             </w:r>
             <w:r>
               <w:rPr>
@@ -948,9 +985,13 @@
             <w:rPr>
               <w:rFonts w:eastAsiaTheme="minorEastAsia"/>
               <w:noProof/>
+              <w:kern w:val="2"/>
+              <w:sz w:val="24"/>
+              <w:szCs w:val="24"/>
+              <w14:ligatures w14:val="standardContextual"/>
             </w:rPr>
           </w:pPr>
-          <w:hyperlink w:anchor="_Toc213591837" w:history="1">
+          <w:hyperlink w:anchor="_Toc240959312" w:history="1">
             <w:r>
               <w:rPr>
                 <w:rStyle w:val="Hyperlink"/>
@@ -977,7 +1018,7 @@
                 <w:noProof/>
                 <w:webHidden/>
               </w:rPr>
-              <w:instrText xml:space="preserve"> PAGEREF _Toc213591837 \h </w:instrText>
+              <w:instrText xml:space="preserve"> PAGEREF _Toc240959312 \h </w:instrText>
             </w:r>
             <w:r>
               <w:rPr>
@@ -1017,9 +1058,13 @@
             <w:rPr>
               <w:rFonts w:eastAsiaTheme="minorEastAsia"/>
               <w:noProof/>
+              <w:kern w:val="2"/>
+              <w:sz w:val="24"/>
+              <w:szCs w:val="24"/>
+              <w14:ligatures w14:val="standardContextual"/>
             </w:rPr>
           </w:pPr>
-          <w:hyperlink w:anchor="_Toc213591838" w:history="1">
+          <w:hyperlink w:anchor="_Toc240959313" w:history="1">
             <w:r>
               <w:rPr>
                 <w:rStyle w:val="Hyperlink"/>
@@ -1046,7 +1091,7 @@
                 <w:noProof/>
                 <w:webHidden/>
               </w:rPr>
-              <w:instrText xml:space="preserve"> PAGEREF _Toc213591838 \h </w:instrText>
+              <w:instrText xml:space="preserve"> PAGEREF _Toc240959313 \h </w:instrText>
             </w:r>
             <w:r>
               <w:rPr>
@@ -1086,9 +1131,13 @@
             <w:rPr>
               <w:rFonts w:eastAsiaTheme="minorEastAsia"/>
               <w:noProof/>
+              <w:kern w:val="2"/>
+              <w:sz w:val="24"/>
+              <w:szCs w:val="24"/>
+              <w14:ligatures w14:val="standardContextual"/>
             </w:rPr>
           </w:pPr>
-          <w:hyperlink w:anchor="_Toc213591839" w:history="1">
+          <w:hyperlink w:anchor="_Toc240959314" w:history="1">
             <w:r>
               <w:rPr>
                 <w:rStyle w:val="Hyperlink"/>
@@ -1115,7 +1164,7 @@
                 <w:noProof/>
                 <w:webHidden/>
               </w:rPr>
-              <w:instrText xml:space="preserve"> PAGEREF _Toc213591839 \h </w:instrText>
+              <w:instrText xml:space="preserve"> PAGEREF _Toc240959314 \h </w:instrText>
             </w:r>
             <w:r>
               <w:rPr>
@@ -1155,9 +1204,13 @@
             <w:rPr>
               <w:rFonts w:eastAsiaTheme="minorEastAsia"/>
               <w:noProof/>
+              <w:kern w:val="2"/>
+              <w:sz w:val="24"/>
+              <w:szCs w:val="24"/>
+              <w14:ligatures w14:val="standardContextual"/>
             </w:rPr>
           </w:pPr>
-          <w:hyperlink w:anchor="_Toc213591840" w:history="1">
+          <w:hyperlink w:anchor="_Toc240959315" w:history="1">
             <w:r>
               <w:rPr>
                 <w:rStyle w:val="Hyperlink"/>
@@ -1184,7 +1237,7 @@
                 <w:noProof/>
                 <w:webHidden/>
               </w:rPr>
-              <w:instrText xml:space="preserve"> PAGEREF _Toc213591840 \h </w:instrText>
+              <w:instrText xml:space="preserve"> PAGEREF _Toc240959315 \h </w:instrText>
             </w:r>
             <w:r>
               <w:rPr>
@@ -1224,9 +1277,13 @@
             <w:rPr>
               <w:rFonts w:eastAsiaTheme="minorEastAsia"/>
               <w:noProof/>
+              <w:kern w:val="2"/>
+              <w:sz w:val="24"/>
+              <w:szCs w:val="24"/>
+              <w14:ligatures w14:val="standardContextual"/>
             </w:rPr>
           </w:pPr>
-          <w:hyperlink w:anchor="_Toc213591841" w:history="1">
+          <w:hyperlink w:anchor="_Toc240959316" w:history="1">
             <w:r>
               <w:rPr>
                 <w:rStyle w:val="Hyperlink"/>
@@ -1253,7 +1310,7 @@
                 <w:noProof/>
                 <w:webHidden/>
               </w:rPr>
-              <w:instrText xml:space="preserve"> PAGEREF _Toc213591841 \h </w:instrText>
+              <w:instrText xml:space="preserve"> PAGEREF _Toc240959316 \h </w:instrText>
             </w:r>
             <w:r>
               <w:rPr>
@@ -1293,9 +1350,13 @@
             <w:rPr>
               <w:rFonts w:eastAsiaTheme="minorEastAsia"/>
               <w:noProof/>
+              <w:kern w:val="2"/>
+              <w:sz w:val="24"/>
+              <w:szCs w:val="24"/>
+              <w14:ligatures w14:val="standardContextual"/>
             </w:rPr>
           </w:pPr>
-          <w:hyperlink w:anchor="_Toc213591842" w:history="1">
+          <w:hyperlink w:anchor="_Toc240959317" w:history="1">
             <w:r>
               <w:rPr>
                 <w:rStyle w:val="Hyperlink"/>
@@ -1322,7 +1383,7 @@
                 <w:noProof/>
                 <w:webHidden/>
               </w:rPr>
-              <w:instrText xml:space="preserve"> PAGEREF _Toc213591842 \h </w:instrText>
+              <w:instrText xml:space="preserve"> PAGEREF _Toc240959317 \h </w:instrText>
             </w:r>
             <w:r>
               <w:rPr>
@@ -1362,9 +1423,13 @@
             <w:rPr>
               <w:rFonts w:eastAsiaTheme="minorEastAsia"/>
               <w:noProof/>
+              <w:kern w:val="2"/>
+              <w:sz w:val="24"/>
+              <w:szCs w:val="24"/>
+              <w14:ligatures w14:val="standardContextual"/>
             </w:rPr>
           </w:pPr>
-          <w:hyperlink w:anchor="_Toc213591843" w:history="1">
+          <w:hyperlink w:anchor="_Toc240959318" w:history="1">
             <w:r>
               <w:rPr>
                 <w:rStyle w:val="Hyperlink"/>
@@ -1391,7 +1456,7 @@
                 <w:noProof/>
                 <w:webHidden/>
               </w:rPr>
-              <w:instrText xml:space="preserve"> PAGEREF _Toc213591843 \h </w:instrText>
+              <w:instrText xml:space="preserve"> PAGEREF _Toc240959318 \h </w:instrText>
             </w:r>
             <w:r>
               <w:rPr>
@@ -1431,9 +1496,13 @@
             <w:rPr>
               <w:rFonts w:eastAsiaTheme="minorEastAsia"/>
               <w:noProof/>
+              <w:kern w:val="2"/>
+              <w:sz w:val="24"/>
+              <w:szCs w:val="24"/>
+              <w14:ligatures w14:val="standardContextual"/>
             </w:rPr>
           </w:pPr>
-          <w:hyperlink w:anchor="_Toc213591844" w:history="1">
+          <w:hyperlink w:anchor="_Toc240959319" w:history="1">
             <w:r>
               <w:rPr>
                 <w:rStyle w:val="Hyperlink"/>
@@ -1460,7 +1529,7 @@
                 <w:noProof/>
                 <w:webHidden/>
               </w:rPr>
-              <w:instrText xml:space="preserve"> PAGEREF _Toc213591844 \h </w:instrText>
+              <w:instrText xml:space="preserve"> PAGEREF _Toc240959319 \h </w:instrText>
             </w:r>
             <w:r>
               <w:rPr>
@@ -1500,15 +1569,19 @@
             <w:rPr>
               <w:rFonts w:eastAsiaTheme="minorEastAsia"/>
               <w:noProof/>
+              <w:kern w:val="2"/>
+              <w:sz w:val="24"/>
+              <w:szCs w:val="24"/>
+              <w14:ligatures w14:val="standardContextual"/>
             </w:rPr>
           </w:pPr>
-          <w:hyperlink w:anchor="_Toc213591845" w:history="1">
+          <w:hyperlink w:anchor="_Toc240959320" w:history="1">
             <w:r>
               <w:rPr>
                 <w:rStyle w:val="Hyperlink"/>
                 <w:noProof/>
               </w:rPr>
-              <w:t>Network Socket Server</w:t>
+              <w:t>Settings</w:t>
             </w:r>
             <w:r>
               <w:rPr>
@@ -1529,7 +1602,7 @@
                 <w:noProof/>
                 <w:webHidden/>
               </w:rPr>
-              <w:instrText xml:space="preserve"> PAGEREF _Toc213591845 \h </w:instrText>
+              <w:instrText xml:space="preserve"> PAGEREF _Toc240959320 \h </w:instrText>
             </w:r>
             <w:r>
               <w:rPr>
@@ -1549,7 +1622,7 @@
                 <w:noProof/>
                 <w:webHidden/>
               </w:rPr>
-              <w:t>26</w:t>
+              <w:t>27</w:t>
             </w:r>
             <w:r>
               <w:rPr>
@@ -1569,15 +1642,19 @@
             <w:rPr>
               <w:rFonts w:eastAsiaTheme="minorEastAsia"/>
               <w:noProof/>
+              <w:kern w:val="2"/>
+              <w:sz w:val="24"/>
+              <w:szCs w:val="24"/>
+              <w14:ligatures w14:val="standardContextual"/>
             </w:rPr>
           </w:pPr>
-          <w:hyperlink w:anchor="_Toc213591846" w:history="1">
+          <w:hyperlink w:anchor="_Toc240959321" w:history="1">
             <w:r>
               <w:rPr>
                 <w:rStyle w:val="Hyperlink"/>
                 <w:noProof/>
               </w:rPr>
-              <w:t>Unsorted Notes and Tidbits</w:t>
+              <w:t>Network Socket Server</w:t>
             </w:r>
             <w:r>
               <w:rPr>
@@ -1598,7 +1675,7 @@
                 <w:noProof/>
                 <w:webHidden/>
               </w:rPr>
-              <w:instrText xml:space="preserve"> PAGEREF _Toc213591846 \h </w:instrText>
+              <w:instrText xml:space="preserve"> PAGEREF _Toc240959321 \h </w:instrText>
             </w:r>
             <w:r>
               <w:rPr>
@@ -1638,15 +1715,19 @@
             <w:rPr>
               <w:rFonts w:eastAsiaTheme="minorEastAsia"/>
               <w:noProof/>
+              <w:kern w:val="2"/>
+              <w:sz w:val="24"/>
+              <w:szCs w:val="24"/>
+              <w14:ligatures w14:val="standardContextual"/>
             </w:rPr>
           </w:pPr>
-          <w:hyperlink w:anchor="_Toc213591847" w:history="1">
+          <w:hyperlink w:anchor="_Toc240959322" w:history="1">
             <w:r>
               <w:rPr>
                 <w:rStyle w:val="Hyperlink"/>
                 <w:noProof/>
               </w:rPr>
-              <w:t>List of Resource Files</w:t>
+              <w:t>MCP Server</w:t>
             </w:r>
             <w:r>
               <w:rPr>
@@ -1667,7 +1748,7 @@
                 <w:noProof/>
                 <w:webHidden/>
               </w:rPr>
-              <w:instrText xml:space="preserve"> PAGEREF _Toc213591847 \h </w:instrText>
+              <w:instrText xml:space="preserve"> PAGEREF _Toc240959322 \h </w:instrText>
             </w:r>
             <w:r>
               <w:rPr>
@@ -1707,15 +1788,19 @@
             <w:rPr>
               <w:rFonts w:eastAsiaTheme="minorEastAsia"/>
               <w:noProof/>
+              <w:kern w:val="2"/>
+              <w:sz w:val="24"/>
+              <w:szCs w:val="24"/>
+              <w14:ligatures w14:val="standardContextual"/>
             </w:rPr>
           </w:pPr>
-          <w:hyperlink w:anchor="_Toc213591848" w:history="1">
+          <w:hyperlink w:anchor="_Toc240959323" w:history="1">
             <w:r>
               <w:rPr>
                 <w:rStyle w:val="Hyperlink"/>
                 <w:noProof/>
               </w:rPr>
-              <w:t>Extras: ZX Spectrum, …</w:t>
+              <w:t>Unsorted Notes and Tidbits</w:t>
             </w:r>
             <w:r>
               <w:rPr>
@@ -1736,7 +1821,7 @@
                 <w:noProof/>
                 <w:webHidden/>
               </w:rPr>
-              <w:instrText xml:space="preserve"> PAGEREF _Toc213591848 \h </w:instrText>
+              <w:instrText xml:space="preserve"> PAGEREF _Toc240959323 \h </w:instrText>
             </w:r>
             <w:r>
               <w:rPr>
@@ -1776,15 +1861,19 @@
             <w:rPr>
               <w:rFonts w:eastAsiaTheme="minorEastAsia"/>
               <w:noProof/>
+              <w:kern w:val="2"/>
+              <w:sz w:val="24"/>
+              <w:szCs w:val="24"/>
+              <w14:ligatures w14:val="standardContextual"/>
             </w:rPr>
           </w:pPr>
-          <w:hyperlink w:anchor="_Toc213591849" w:history="1">
+          <w:hyperlink w:anchor="_Toc240959324" w:history="1">
             <w:r>
               <w:rPr>
                 <w:rStyle w:val="Hyperlink"/>
                 <w:noProof/>
               </w:rPr>
-              <w:t>Known Issues</w:t>
+              <w:t>List of Resource Files</w:t>
             </w:r>
             <w:r>
               <w:rPr>
@@ -1805,7 +1894,7 @@
                 <w:noProof/>
                 <w:webHidden/>
               </w:rPr>
-              <w:instrText xml:space="preserve"> PAGEREF _Toc213591849 \h </w:instrText>
+              <w:instrText xml:space="preserve"> PAGEREF _Toc240959324 \h </w:instrText>
             </w:r>
             <w:r>
               <w:rPr>
@@ -1825,7 +1914,7 @@
                 <w:noProof/>
                 <w:webHidden/>
               </w:rPr>
-              <w:t>28</w:t>
+              <w:t>29</w:t>
             </w:r>
             <w:r>
               <w:rPr>
@@ -1845,15 +1934,19 @@
             <w:rPr>
               <w:rFonts w:eastAsiaTheme="minorEastAsia"/>
               <w:noProof/>
+              <w:kern w:val="2"/>
+              <w:sz w:val="24"/>
+              <w:szCs w:val="24"/>
+              <w14:ligatures w14:val="standardContextual"/>
             </w:rPr>
           </w:pPr>
-          <w:hyperlink w:anchor="_Toc213591850" w:history="1">
+          <w:hyperlink w:anchor="_Toc240959325" w:history="1">
             <w:r>
               <w:rPr>
                 <w:rStyle w:val="Hyperlink"/>
                 <w:noProof/>
               </w:rPr>
-              <w:t>Credits</w:t>
+              <w:t>Extras: ZX Spectrum, …</w:t>
             </w:r>
             <w:r>
               <w:rPr>
@@ -1874,7 +1967,7 @@
                 <w:noProof/>
                 <w:webHidden/>
               </w:rPr>
-              <w:instrText xml:space="preserve"> PAGEREF _Toc213591850 \h </w:instrText>
+              <w:instrText xml:space="preserve"> PAGEREF _Toc240959325 \h </w:instrText>
             </w:r>
             <w:r>
               <w:rPr>
@@ -1894,7 +1987,153 @@
                 <w:noProof/>
                 <w:webHidden/>
               </w:rPr>
-              <w:t>29</w:t>
+              <w:t>30</w:t>
+            </w:r>
+            <w:r>
+              <w:rPr>
+                <w:noProof/>
+                <w:webHidden/>
+              </w:rPr>
+              <w:fldChar w:fldCharType="end"/>
+            </w:r>
+          </w:hyperlink>
+        </w:p>
+        <w:p>
+          <w:pPr>
+            <w:pStyle w:val="TOC2"/>
+            <w:tabs>
+              <w:tab w:val="right" w:leader="dot" w:pos="10790"/>
+            </w:tabs>
+            <w:rPr>
+              <w:rFonts w:eastAsiaTheme="minorEastAsia"/>
+              <w:noProof/>
+              <w:kern w:val="2"/>
+              <w:sz w:val="24"/>
+              <w:szCs w:val="24"/>
+              <w14:ligatures w14:val="standardContextual"/>
+            </w:rPr>
+          </w:pPr>
+          <w:hyperlink w:anchor="_Toc240959326" w:history="1">
+            <w:r>
+              <w:rPr>
+                <w:rStyle w:val="Hyperlink"/>
+                <w:noProof/>
+              </w:rPr>
+              <w:t>Known Issues</w:t>
+            </w:r>
+            <w:r>
+              <w:rPr>
+                <w:noProof/>
+                <w:webHidden/>
+              </w:rPr>
+              <w:tab/>
+            </w:r>
+            <w:r>
+              <w:rPr>
+                <w:noProof/>
+                <w:webHidden/>
+              </w:rPr>
+              <w:fldChar w:fldCharType="begin"/>
+            </w:r>
+            <w:r>
+              <w:rPr>
+                <w:noProof/>
+                <w:webHidden/>
+              </w:rPr>
+              <w:instrText xml:space="preserve"> PAGEREF _Toc240959326 \h </w:instrText>
+            </w:r>
+            <w:r>
+              <w:rPr>
+                <w:noProof/>
+                <w:webHidden/>
+              </w:rPr>
+            </w:r>
+            <w:r>
+              <w:rPr>
+                <w:noProof/>
+                <w:webHidden/>
+              </w:rPr>
+              <w:fldChar w:fldCharType="separate"/>
+            </w:r>
+            <w:r>
+              <w:rPr>
+                <w:noProof/>
+                <w:webHidden/>
+              </w:rPr>
+              <w:t>31</w:t>
+            </w:r>
+            <w:r>
+              <w:rPr>
+                <w:noProof/>
+                <w:webHidden/>
+              </w:rPr>
+              <w:fldChar w:fldCharType="end"/>
+            </w:r>
+          </w:hyperlink>
+        </w:p>
+        <w:p>
+          <w:pPr>
+            <w:pStyle w:val="TOC2"/>
+            <w:tabs>
+              <w:tab w:val="right" w:leader="dot" w:pos="10790"/>
+            </w:tabs>
+            <w:rPr>
+              <w:rFonts w:eastAsiaTheme="minorEastAsia"/>
+              <w:noProof/>
+              <w:kern w:val="2"/>
+              <w:sz w:val="24"/>
+              <w:szCs w:val="24"/>
+              <w14:ligatures w14:val="standardContextual"/>
+            </w:rPr>
+          </w:pPr>
+          <w:hyperlink w:anchor="_Toc240959327" w:history="1">
+            <w:r>
+              <w:rPr>
+                <w:rStyle w:val="Hyperlink"/>
+                <w:noProof/>
+              </w:rPr>
+              <w:t>Credits</w:t>
+            </w:r>
+            <w:r>
+              <w:rPr>
+                <w:noProof/>
+                <w:webHidden/>
+              </w:rPr>
+              <w:tab/>
+            </w:r>
+            <w:r>
+              <w:rPr>
+                <w:noProof/>
+                <w:webHidden/>
+              </w:rPr>
+              <w:fldChar w:fldCharType="begin"/>
+            </w:r>
+            <w:r>
+              <w:rPr>
+                <w:noProof/>
+                <w:webHidden/>
+              </w:rPr>
+              <w:instrText xml:space="preserve"> PAGEREF _Toc240959327 \h </w:instrText>
+            </w:r>
+            <w:r>
+              <w:rPr>
+                <w:noProof/>
+                <w:webHidden/>
+              </w:rPr>
+            </w:r>
+            <w:r>
+              <w:rPr>
+                <w:noProof/>
+                <w:webHidden/>
+              </w:rPr>
+              <w:fldChar w:fldCharType="separate"/>
+            </w:r>
+            <w:r>
+              <w:rPr>
+                <w:noProof/>
+                <w:webHidden/>
+              </w:rPr>
+              <w:t>31</w:t>
             </w:r>
             <w:r>
               <w:rPr>
@@ -1939,18 +2178,25 @@
     </w:p>
     <w:p>
       <w:pPr>
-        <w:pStyle w:val="Heading2"/>
         <w:rPr>
           <w:sz w:val="28"/>
           <w:szCs w:val="28"/>
         </w:rPr>
       </w:pPr>
-      <w:bookmarkStart w:id="0" w:name="_Toc213591829"/>
       <w:r>
         <w:rPr>
           <w:sz w:val="28"/>
           <w:szCs w:val="28"/>
         </w:rPr>
+        <w:br w:type="page"/>
+      </w:r>
+    </w:p>
+    <w:p>
+      <w:pPr>
+        <w:pStyle w:val="Heading1"/>
+      </w:pPr>
+      <w:bookmarkStart w:id="0" w:name="_Toc240959304"/>
+      <w:r>
         <w:t>Overview</w:t>
       </w:r>
       <w:bookmarkEnd w:id="0"/>
@@ -2052,7 +2298,7 @@
           <w:szCs w:val="28"/>
         </w:rPr>
       </w:pPr>
-      <w:bookmarkStart w:id="1" w:name="_Toc213591830"/>
+      <w:bookmarkStart w:id="1" w:name="_Toc240959305"/>
       <w:r>
         <w:rPr>
           <w:sz w:val="28"/>
@@ -2106,6 +2352,34 @@
           <w:szCs w:val="24"/>
         </w:rPr>
         <w:t>to a folder of your choice and run it.</w:t>
+      </w:r>
+      <w:r>
+        <w:rPr>
+          <w:sz w:val="24"/>
+          <w:szCs w:val="24"/>
+        </w:rPr>
+        <w:t xml:space="preserve"> </w:t>
+      </w:r>
+      <w:r>
+        <w:rPr>
+          <w:sz w:val="24"/>
+          <w:szCs w:val="24"/>
+        </w:rPr>
+        <w:t xml:space="preserve">Builds </w:t>
+      </w:r>
+      <w:r>
+        <w:rPr>
+          <w:sz w:val="24"/>
+          <w:szCs w:val="24"/>
+        </w:rPr>
+        <w:t xml:space="preserve">on GitHub </w:t>
+      </w:r>
+      <w:r>
+        <w:rPr>
+          <w:sz w:val="24"/>
+          <w:szCs w:val="24"/>
+        </w:rPr>
+        <w:t>are available for Windows, macOS and Linux.</w:t>
       </w:r>
     </w:p>
     <w:p>
@@ -2117,23 +2391,16 @@
           <w:szCs w:val="28"/>
         </w:rPr>
       </w:pPr>
-      <w:r>
+    </w:p>
+    <w:p>
+      <w:pPr>
+        <w:pStyle w:val="Heading2"/>
         <w:rPr>
           <w:sz w:val="28"/>
           <w:szCs w:val="28"/>
         </w:rPr>
-        <w:br w:type="page"/>
-      </w:r>
-    </w:p>
-    <w:p>
-      <w:pPr>
-        <w:pStyle w:val="Heading2"/>
-        <w:rPr>
-          <w:sz w:val="28"/>
-          <w:szCs w:val="28"/>
-        </w:rPr>
-      </w:pPr>
-      <w:bookmarkStart w:id="2" w:name="_Toc213591831"/>
+      </w:pPr>
+      <w:bookmarkStart w:id="2" w:name="_Toc240959306"/>
       <w:r>
         <w:rPr>
           <w:sz w:val="28"/>
@@ -2876,25 +3143,7 @@
               <w:rPr>
                 <w:rFonts w:ascii="Consolas" w:hAnsi="Consolas"/>
               </w:rPr>
-              <w:t>1</w:t>
-            </w:r>
-            <w:r>
-              <w:rPr>
-                <w:rFonts w:ascii="Consolas" w:hAnsi="Consolas"/>
-              </w:rPr>
-              <w:t>-</w:t>
-            </w:r>
-            <w:r>
-              <w:rPr>
-                <w:rFonts w:ascii="Consolas" w:hAnsi="Consolas"/>
-              </w:rPr>
-              <w:t>9</w:t>
-            </w:r>
-            <w:r>
-              <w:rPr>
-                <w:rFonts w:ascii="Consolas" w:hAnsi="Consolas"/>
-              </w:rPr>
-              <w:t>, a-k</w:t>
+              <w:t>1-9, a-k</w:t>
             </w:r>
           </w:p>
         </w:tc>
@@ -2912,13 +3161,7 @@
               <w:rPr>
                 <w:rFonts w:ascii="Consolas" w:hAnsi="Consolas"/>
               </w:rPr>
-              <w:t>Select one of the image</w:t>
-            </w:r>
-            <w:r>
-              <w:rPr>
-                <w:rFonts w:ascii="Consolas" w:hAnsi="Consolas"/>
-              </w:rPr>
-              <w:t xml:space="preserve"> layers</w:t>
+              <w:t>Select one of the image layers</w:t>
             </w:r>
           </w:p>
         </w:tc>
@@ -2938,26 +3181,14 @@
               <w:rPr>
                 <w:rFonts w:ascii="Consolas" w:hAnsi="Consolas"/>
               </w:rPr>
-              <w:t>CTRL+ 1</w:t>
-            </w:r>
-            <w:r>
-              <w:rPr>
-                <w:rFonts w:ascii="Consolas" w:hAnsi="Consolas"/>
-              </w:rPr>
-              <w:t>-</w:t>
+              <w:t>CTRL+ 1-</w:t>
             </w:r>
             <w:proofErr w:type="gramStart"/>
             <w:r>
               <w:rPr>
                 <w:rFonts w:ascii="Consolas" w:hAnsi="Consolas"/>
               </w:rPr>
-              <w:t>9</w:t>
-            </w:r>
-            <w:r>
-              <w:rPr>
-                <w:rFonts w:ascii="Consolas" w:hAnsi="Consolas"/>
-              </w:rPr>
-              <w:t>,a</w:t>
+              <w:t>9,a</w:t>
             </w:r>
             <w:proofErr w:type="gramEnd"/>
             <w:r>
@@ -3020,21 +3251,7 @@
               <w:rPr>
                 <w:rFonts w:ascii="Consolas" w:hAnsi="Consolas"/>
               </w:rPr>
-              <w:t xml:space="preserve">Cycle </w:t>
-            </w:r>
-            <w:proofErr w:type="gramStart"/>
-            <w:r>
-              <w:rPr>
-                <w:rFonts w:ascii="Consolas" w:hAnsi="Consolas"/>
-              </w:rPr>
-              <w:t>zoom</w:t>
-            </w:r>
-            <w:proofErr w:type="gramEnd"/>
-            <w:r>
-              <w:rPr>
-                <w:rFonts w:ascii="Consolas" w:hAnsi="Consolas"/>
-              </w:rPr>
-              <w:t xml:space="preserve"> modes: Fill, Fit, Identity (1:1), Scale</w:t>
+              <w:t>Cycle zoom modes: Fit, Fill, Identity (1:1)</w:t>
             </w:r>
           </w:p>
         </w:tc>
@@ -3110,19 +3327,7 @@
               <w:rPr>
                 <w:rFonts w:ascii="Consolas" w:hAnsi="Consolas"/>
               </w:rPr>
-              <w:t xml:space="preserve">Zoom (also use </w:t>
-            </w:r>
-            <w:r>
-              <w:rPr>
-                <w:rFonts w:ascii="Consolas" w:hAnsi="Consolas"/>
-              </w:rPr>
-              <w:t xml:space="preserve">the </w:t>
-            </w:r>
-            <w:r>
-              <w:rPr>
-                <w:rFonts w:ascii="Consolas" w:hAnsi="Consolas"/>
-              </w:rPr>
-              <w:t>mouse wheel to zoom)</w:t>
+              <w:t>Zoom (also use the mouse wheel to zoom)</w:t>
             </w:r>
           </w:p>
         </w:tc>
@@ -3274,19 +3479,7 @@
               <w:rPr>
                 <w:rFonts w:ascii="Consolas" w:hAnsi="Consolas"/>
               </w:rPr>
-              <w:t xml:space="preserve">Show or hide detected </w:t>
-            </w:r>
-            <w:r>
-              <w:rPr>
-                <w:rFonts w:ascii="Consolas" w:hAnsi="Consolas"/>
-              </w:rPr>
-              <w:t xml:space="preserve">and custom </w:t>
-            </w:r>
-            <w:r>
-              <w:rPr>
-                <w:rFonts w:ascii="Consolas" w:hAnsi="Consolas"/>
-              </w:rPr>
-              <w:t>latches</w:t>
+              <w:t>Show or hide detected and custom latches</w:t>
             </w:r>
           </w:p>
         </w:tc>
@@ -3306,7 +3499,7 @@
               <w:rPr>
                 <w:rFonts w:ascii="Consolas" w:hAnsi="Consolas"/>
               </w:rPr>
-              <w:t>ESC</w:t>
+              <w:t>P</w:t>
             </w:r>
           </w:p>
         </w:tc>
@@ -3324,7 +3517,7 @@
               <w:rPr>
                 <w:rFonts w:ascii="Consolas" w:hAnsi="Consolas"/>
               </w:rPr>
-              <w:t>Progressively clear Find net, Selected nets</w:t>
+              <w:t>Show or hide pull-up transistor symbols</w:t>
             </w:r>
           </w:p>
         </w:tc>
@@ -3344,7 +3537,7 @@
               <w:rPr>
                 <w:rFonts w:ascii="Consolas" w:hAnsi="Consolas"/>
               </w:rPr>
-              <w:t>N</w:t>
+              <w:t>ESC</w:t>
             </w:r>
           </w:p>
         </w:tc>
@@ -3362,7 +3555,7 @@
               <w:rPr>
                 <w:rFonts w:ascii="Consolas" w:hAnsi="Consolas"/>
               </w:rPr>
-              <w:t>Show of hide net names (visible when zoomed in)</w:t>
+              <w:t>Progressively clear Find net, Selected nets</w:t>
             </w:r>
           </w:p>
         </w:tc>
@@ -3382,7 +3575,7 @@
               <w:rPr>
                 <w:rFonts w:ascii="Consolas" w:hAnsi="Consolas"/>
               </w:rPr>
-              <w:t>SHIFT + X</w:t>
+              <w:t>N</w:t>
             </w:r>
           </w:p>
         </w:tc>
@@ -3400,7 +3593,7 @@
               <w:rPr>
                 <w:rFonts w:ascii="Consolas" w:hAnsi="Consolas"/>
               </w:rPr>
-              <w:t>When active nets are shown, toggle drawing them as full outlines vs. segmented polygons. The latter method helps visualize the nets crossing into a different layer. You will usually see a via or a buried contact connecting the two parts.</w:t>
+              <w:t>Show of hide net names (visible when zoomed in)</w:t>
             </w:r>
           </w:p>
         </w:tc>
@@ -3420,7 +3613,7 @@
               <w:rPr>
                 <w:rFonts w:ascii="Consolas" w:hAnsi="Consolas"/>
               </w:rPr>
-              <w:t>Z</w:t>
+              <w:t>SHIFT + X</w:t>
             </w:r>
           </w:p>
         </w:tc>
@@ -3438,7 +3631,7 @@
               <w:rPr>
                 <w:rFonts w:ascii="Consolas" w:hAnsi="Consolas"/>
               </w:rPr>
-              <w:t>When active nets are shown, toggle drawing them in reversed order. Depending on the drawing order, different nets that are crossing, or running in parallel on a different layer, may be hidden. Using this option, hidden nets can be shown above the others.</w:t>
+              <w:t>When active nets are shown, toggle drawing them as full outlines vs. segmented polygons. The latter method helps visualize the nets crossing into a different layer. You will usually see a via or a buried contact connecting the two parts. Full outlines are the default.</w:t>
             </w:r>
           </w:p>
         </w:tc>
@@ -3458,7 +3651,7 @@
               <w:rPr>
                 <w:rFonts w:ascii="Consolas" w:hAnsi="Consolas"/>
               </w:rPr>
-              <w:t>SHIFT + Z</w:t>
+              <w:t>Z</w:t>
             </w:r>
           </w:p>
         </w:tc>
@@ -3476,7 +3669,7 @@
               <w:rPr>
                 <w:rFonts w:ascii="Consolas" w:hAnsi="Consolas"/>
               </w:rPr>
-              <w:t>Adds to the option above (“Z”) to auto-toggle the drawing order every half a second.</w:t>
+              <w:t>When active nets are shown, toggle drawing them in reversed order. Depending on the drawing order, different nets that are crossing, or running in parallel on a different layer, may be hidden. Using this option, hidden nets can be shown above the others.</w:t>
             </w:r>
           </w:p>
         </w:tc>
@@ -3496,7 +3689,7 @@
               <w:rPr>
                 <w:rFonts w:ascii="Consolas" w:hAnsi="Consolas"/>
               </w:rPr>
-              <w:t>, (comma)</w:t>
+              <w:t>SHIFT + Z</w:t>
             </w:r>
           </w:p>
         </w:tc>
@@ -3514,26 +3707,7 @@
               <w:rPr>
                 <w:rFonts w:ascii="Consolas" w:hAnsi="Consolas"/>
               </w:rPr>
-              <w:t>(1.07)</w:t>
-            </w:r>
-            <w:r>
-              <w:rPr>
-                <w:rFonts w:ascii="Consolas" w:hAnsi="Consolas"/>
-              </w:rPr>
-              <w:t xml:space="preserve"> When nets are shown, cycle drawing them in several ways (see below)</w:t>
-            </w:r>
-          </w:p>
-          <w:p>
-            <w:pPr>
-              <w:rPr>
-                <w:rFonts w:ascii="Consolas" w:hAnsi="Consolas"/>
-              </w:rPr>
-            </w:pPr>
-            <w:r>
-              <w:rPr>
-                <w:rFonts w:ascii="Consolas" w:hAnsi="Consolas"/>
-              </w:rPr>
-              <w:t>Holding the CTRL key reverts to a previous mode.</w:t>
+              <w:t>Adds to the option above (“Z”) to auto-toggle the drawing order every half a second.</w:t>
             </w:r>
           </w:p>
         </w:tc>
@@ -3553,6 +3727,57 @@
               <w:rPr>
                 <w:rFonts w:ascii="Consolas" w:hAnsi="Consolas"/>
               </w:rPr>
+              <w:t>, (comma)</w:t>
+            </w:r>
+          </w:p>
+        </w:tc>
+        <w:tc>
+          <w:tcPr>
+            <w:tcW w:w="8460" w:type="dxa"/>
+          </w:tcPr>
+          <w:p>
+            <w:pPr>
+              <w:rPr>
+                <w:rFonts w:ascii="Consolas" w:hAnsi="Consolas"/>
+              </w:rPr>
+            </w:pPr>
+            <w:r>
+              <w:rPr>
+                <w:rFonts w:ascii="Consolas" w:hAnsi="Consolas"/>
+              </w:rPr>
+              <w:t>When nets are shown, cycle drawing them in several ways (see below)</w:t>
+            </w:r>
+          </w:p>
+          <w:p>
+            <w:pPr>
+              <w:rPr>
+                <w:rFonts w:ascii="Consolas" w:hAnsi="Consolas"/>
+              </w:rPr>
+            </w:pPr>
+            <w:r>
+              <w:rPr>
+                <w:rFonts w:ascii="Consolas" w:hAnsi="Consolas"/>
+              </w:rPr>
+              <w:t>Holding the CTRL key reverts to a previous mode.</w:t>
+            </w:r>
+          </w:p>
+        </w:tc>
+      </w:tr>
+      <w:tr>
+        <w:tc>
+          <w:tcPr>
+            <w:tcW w:w="1972" w:type="dxa"/>
+          </w:tcPr>
+          <w:p>
+            <w:pPr>
+              <w:rPr>
+                <w:rFonts w:ascii="Consolas" w:hAnsi="Consolas"/>
+              </w:rPr>
+            </w:pPr>
+            <w:r>
+              <w:rPr>
+                <w:rFonts w:ascii="Consolas" w:hAnsi="Consolas"/>
+              </w:rPr>
               <w:t>. (period)</w:t>
             </w:r>
           </w:p>
@@ -3571,7 +3796,7 @@
               <w:rPr>
                 <w:rFonts w:ascii="Consolas" w:hAnsi="Consolas"/>
               </w:rPr>
-              <w:t>Cycle through the transistor view modes</w:t>
+              <w:t>Cycle through the transistor view modes. Holding the CTRL key reverts to a previous mode.</w:t>
             </w:r>
           </w:p>
         </w:tc>
@@ -3658,17 +3883,8 @@
           <w:sz w:val="24"/>
           <w:szCs w:val="24"/>
         </w:rPr>
-        <w:t xml:space="preserve"> only </w:t>
-      </w:r>
-      <w:proofErr w:type="gramStart"/>
-      <w:r>
-        <w:rPr>
-          <w:sz w:val="24"/>
-          <w:szCs w:val="24"/>
-        </w:rPr>
-        <w:t>once</w:t>
-      </w:r>
-      <w:proofErr w:type="gramEnd"/>
+        <w:t xml:space="preserve"> only once</w:t>
+      </w:r>
     </w:p>
     <w:p>
       <w:pPr>
@@ -3687,17 +3903,8 @@
           <w:sz w:val="24"/>
           <w:szCs w:val="24"/>
         </w:rPr>
-        <w:t xml:space="preserve">“Sticky” shows all transistors that have changed the state one or more </w:t>
-      </w:r>
-      <w:proofErr w:type="gramStart"/>
-      <w:r>
-        <w:rPr>
-          <w:sz w:val="24"/>
-          <w:szCs w:val="24"/>
-        </w:rPr>
-        <w:t>times</w:t>
-      </w:r>
-      <w:proofErr w:type="gramEnd"/>
+        <w:t>“Sticky” shows all transistors that have changed the state one or more times</w:t>
+      </w:r>
     </w:p>
     <w:p>
       <w:pPr>
@@ -3725,7 +3932,6 @@
         </w:rPr>
         <w:t xml:space="preserve">every </w:t>
       </w:r>
-      <w:proofErr w:type="gramStart"/>
       <w:r>
         <w:rPr>
           <w:sz w:val="24"/>
@@ -3733,7 +3939,6 @@
         </w:rPr>
         <w:t>transistor</w:t>
       </w:r>
-      <w:proofErr w:type="gramEnd"/>
     </w:p>
     <w:p>
       <w:pPr>
@@ -3799,14 +4004,7 @@
           <w:sz w:val="24"/>
           <w:szCs w:val="24"/>
         </w:rPr>
-        <w:t>(1.07)</w:t>
-      </w:r>
-      <w:r>
-        <w:rPr>
-          <w:sz w:val="24"/>
-          <w:szCs w:val="24"/>
-        </w:rPr>
-        <w:t xml:space="preserve"> When nets are shown, pressing the comma key cycles drawing them in several modes. Note that all modes except the "Active" mode are "static", meaning they will not change the state if you step the </w:t>
+        <w:t xml:space="preserve">When nets are shown, pressing the comma key cycles drawing them in several modes. Note that all modes except the "Active" mode are "static", meaning they will not change the state if you step the </w:t>
       </w:r>
       <w:r>
         <w:rPr>
@@ -3840,17 +4038,8 @@
           <w:sz w:val="24"/>
           <w:szCs w:val="24"/>
         </w:rPr>
-        <w:t xml:space="preserve">“Active” shows nets that are currently active; this is the default </w:t>
-      </w:r>
-      <w:proofErr w:type="gramStart"/>
-      <w:r>
-        <w:rPr>
-          <w:sz w:val="24"/>
-          <w:szCs w:val="24"/>
-        </w:rPr>
-        <w:t>view</w:t>
-      </w:r>
-      <w:proofErr w:type="gramEnd"/>
+        <w:t>“Active” shows nets that are currently active; this is the default view</w:t>
+      </w:r>
     </w:p>
     <w:p>
       <w:pPr>
@@ -3869,17 +4058,8 @@
           <w:sz w:val="24"/>
           <w:szCs w:val="24"/>
         </w:rPr>
-        <w:t xml:space="preserve">“Pull-up (static)” shows nets that have pull-ups </w:t>
-      </w:r>
-      <w:proofErr w:type="gramStart"/>
-      <w:r>
-        <w:rPr>
-          <w:sz w:val="24"/>
-          <w:szCs w:val="24"/>
-        </w:rPr>
-        <w:t>attached</w:t>
-      </w:r>
-      <w:proofErr w:type="gramEnd"/>
+        <w:t>“Pull-up (static)” shows nets that have pull-ups attached</w:t>
+      </w:r>
     </w:p>
     <w:p>
       <w:pPr>
@@ -3898,17 +4078,8 @@
           <w:sz w:val="24"/>
           <w:szCs w:val="24"/>
         </w:rPr>
-        <w:t xml:space="preserve">“Gate-less (static)” shows nets that do not drive any transistor </w:t>
-      </w:r>
-      <w:proofErr w:type="gramStart"/>
-      <w:r>
-        <w:rPr>
-          <w:sz w:val="24"/>
-          <w:szCs w:val="24"/>
-        </w:rPr>
-        <w:t>gates</w:t>
-      </w:r>
-      <w:proofErr w:type="gramEnd"/>
+        <w:t>“Gate-less (static)” shows nets that do not drive any transistor gates</w:t>
+      </w:r>
     </w:p>
     <w:p>
       <w:pPr>
@@ -3934,17 +4105,8 @@
           <w:sz w:val="24"/>
           <w:szCs w:val="24"/>
         </w:rPr>
-        <w:t xml:space="preserve">s nets that do not drive any transistor gates and have no pull-ups </w:t>
-      </w:r>
-      <w:proofErr w:type="gramStart"/>
-      <w:r>
-        <w:rPr>
-          <w:sz w:val="24"/>
-          <w:szCs w:val="24"/>
-        </w:rPr>
-        <w:t>attached</w:t>
-      </w:r>
-      <w:proofErr w:type="gramEnd"/>
+        <w:t>s nets that do not drive any transistor gates and have no pull-ups attached</w:t>
+      </w:r>
     </w:p>
     <w:p>
       <w:pPr>
@@ -3968,14 +4130,13 @@
           <w:szCs w:val="24"/>
         </w:rPr>
       </w:pPr>
-    </w:p>
-    <w:p>
-      <w:pPr>
-        <w:rPr>
-          <w:sz w:val="24"/>
-          <w:szCs w:val="24"/>
-        </w:rPr>
-      </w:pPr>
+      <w:r>
+        <w:rPr>
+          <w:sz w:val="24"/>
+          <w:szCs w:val="24"/>
+        </w:rPr>
+        <w:t>Press the “P” key to overlay the pull-up transistors. The application finds them by looking for transistor-shaped regions that sit between VCC and a net that is pulled up. They are drawn as a symbol only when you are zoomed in far enough to tell them apart. The count is reported in the log window.</w:t>
+      </w:r>
       <w:r>
         <w:rPr>
           <w:sz w:val="24"/>
@@ -3991,13 +4152,6 @@
           <w:szCs w:val="24"/>
         </w:rPr>
       </w:pPr>
-      <w:r>
-        <w:rPr>
-          <w:sz w:val="24"/>
-          <w:szCs w:val="24"/>
-        </w:rPr>
-        <w:br w:type="page"/>
-      </w:r>
     </w:p>
     <w:p>
       <w:pPr>
@@ -4438,28 +4592,30 @@
                 <w:sz w:val="24"/>
                 <w:szCs w:val="24"/>
               </w:rPr>
-              <w:t>(1.07)</w:t>
-            </w:r>
+              <w:t xml:space="preserve">Find has an </w:t>
+            </w:r>
+            <w:proofErr w:type="gramStart"/>
             <w:r>
               <w:rPr>
                 <w:sz w:val="24"/>
                 <w:szCs w:val="24"/>
               </w:rPr>
-              <w:t xml:space="preserve"> Find has an </w:t>
+              <w:t>autocomplete</w:t>
             </w:r>
             <w:r>
               <w:rPr>
                 <w:sz w:val="24"/>
                 <w:szCs w:val="24"/>
               </w:rPr>
-              <w:t>autocomplete</w:t>
-            </w:r>
+              <w:t>:</w:t>
+            </w:r>
+            <w:proofErr w:type="gramEnd"/>
             <w:r>
               <w:rPr>
                 <w:sz w:val="24"/>
                 <w:szCs w:val="24"/>
               </w:rPr>
-              <w:t>: as you start typing, it will offer suggestions from the list of known nets. Use up/down keys to select.</w:t>
+              <w:t xml:space="preserve"> as you start typing, it will offer suggestions from the list of known nets. Use up/down keys to select.</w:t>
             </w:r>
           </w:p>
           <w:p>
@@ -5780,7 +5936,7 @@
           <w:szCs w:val="28"/>
         </w:rPr>
       </w:pPr>
-      <w:bookmarkStart w:id="3" w:name="_Toc213591832"/>
+      <w:bookmarkStart w:id="3" w:name="_Toc240959307"/>
       <w:r>
         <w:rPr>
           <w:sz w:val="28"/>
@@ -6306,23 +6462,7 @@
           <w:sz w:val="24"/>
           <w:szCs w:val="24"/>
         </w:rPr>
-        <w:t xml:space="preserve"> the primary selected net, blue are dependent nets and gray below is the “</w:t>
-      </w:r>
-      <w:proofErr w:type="spellStart"/>
-      <w:r>
-        <w:rPr>
-          <w:sz w:val="24"/>
-          <w:szCs w:val="24"/>
-        </w:rPr>
-        <w:t>clk</w:t>
-      </w:r>
-      <w:proofErr w:type="spellEnd"/>
-      <w:r>
-        <w:rPr>
-          <w:sz w:val="24"/>
-          <w:szCs w:val="24"/>
-        </w:rPr>
-        <w:t xml:space="preserve">” line. </w:t>
+        <w:t xml:space="preserve"> the primary selected net, blue are dependent nets and gray below is the “clk” line. </w:t>
       </w:r>
       <w:r>
         <w:rPr>
@@ -6529,7 +6669,7 @@
           <w:szCs w:val="28"/>
         </w:rPr>
       </w:pPr>
-      <w:bookmarkStart w:id="4" w:name="_Toc213591833"/>
+      <w:bookmarkStart w:id="4" w:name="_Toc240959308"/>
       <w:r>
         <w:rPr>
           <w:sz w:val="28"/>
@@ -6828,7 +6968,16 @@
           <w:szCs w:val="28"/>
         </w:rPr>
       </w:pPr>
-      <w:bookmarkStart w:id="5" w:name="_Toc213591834"/>
+    </w:p>
+    <w:p>
+      <w:pPr>
+        <w:pStyle w:val="Heading2"/>
+        <w:rPr>
+          <w:sz w:val="28"/>
+          <w:szCs w:val="28"/>
+        </w:rPr>
+      </w:pPr>
+      <w:bookmarkStart w:id="5" w:name="_Toc240959309"/>
       <w:r>
         <w:rPr>
           <w:sz w:val="28"/>
@@ -7219,6 +7368,122 @@
     </w:p>
     <w:p>
       <w:pPr>
+        <w:spacing w:after="0"/>
+        <w:rPr>
+          <w:sz w:val="24"/>
+          <w:szCs w:val="24"/>
+        </w:rPr>
+      </w:pPr>
+      <w:r>
+        <w:rPr>
+          <w:sz w:val="24"/>
+          <w:szCs w:val="24"/>
+        </w:rPr>
+        <w:t xml:space="preserve">Scripts can do the same. Use </w:t>
+      </w:r>
+      <w:proofErr w:type="spellStart"/>
+      <w:proofErr w:type="gramStart"/>
+      <w:r>
+        <w:rPr>
+          <w:sz w:val="24"/>
+          <w:szCs w:val="24"/>
+        </w:rPr>
+        <w:t>setNetName</w:t>
+      </w:r>
+      <w:proofErr w:type="spellEnd"/>
+      <w:r>
+        <w:rPr>
+          <w:sz w:val="24"/>
+          <w:szCs w:val="24"/>
+        </w:rPr>
+        <w:t>(</w:t>
+      </w:r>
+      <w:proofErr w:type="gramEnd"/>
+      <w:r>
+        <w:rPr>
+          <w:sz w:val="24"/>
+          <w:szCs w:val="24"/>
+        </w:rPr>
+        <w:t xml:space="preserve">) to name a net for the first time, </w:t>
+      </w:r>
+      <w:proofErr w:type="spellStart"/>
+      <w:proofErr w:type="gramStart"/>
+      <w:r>
+        <w:rPr>
+          <w:sz w:val="24"/>
+          <w:szCs w:val="24"/>
+        </w:rPr>
+        <w:t>renameNet</w:t>
+      </w:r>
+      <w:proofErr w:type="spellEnd"/>
+      <w:r>
+        <w:rPr>
+          <w:sz w:val="24"/>
+          <w:szCs w:val="24"/>
+        </w:rPr>
+        <w:t>(</w:t>
+      </w:r>
+      <w:proofErr w:type="gramEnd"/>
+      <w:r>
+        <w:rPr>
+          <w:sz w:val="24"/>
+          <w:szCs w:val="24"/>
+        </w:rPr>
+        <w:t xml:space="preserve">) to rename one, and </w:t>
+      </w:r>
+      <w:proofErr w:type="spellStart"/>
+      <w:proofErr w:type="gramStart"/>
+      <w:r>
+        <w:rPr>
+          <w:sz w:val="24"/>
+          <w:szCs w:val="24"/>
+        </w:rPr>
+        <w:t>deleteNetName</w:t>
+      </w:r>
+      <w:proofErr w:type="spellEnd"/>
+      <w:r>
+        <w:rPr>
+          <w:sz w:val="24"/>
+          <w:szCs w:val="24"/>
+        </w:rPr>
+        <w:t>(</w:t>
+      </w:r>
+      <w:proofErr w:type="gramEnd"/>
+      <w:r>
+        <w:rPr>
+          <w:sz w:val="24"/>
+          <w:szCs w:val="24"/>
+        </w:rPr>
+        <w:t xml:space="preserve">) to clear a name. </w:t>
+      </w:r>
+      <w:proofErr w:type="spellStart"/>
+      <w:proofErr w:type="gramStart"/>
+      <w:r>
+        <w:rPr>
+          <w:sz w:val="24"/>
+          <w:szCs w:val="24"/>
+        </w:rPr>
+        <w:t>saveNetnames</w:t>
+      </w:r>
+      <w:proofErr w:type="spellEnd"/>
+      <w:r>
+        <w:rPr>
+          <w:sz w:val="24"/>
+          <w:szCs w:val="24"/>
+        </w:rPr>
+        <w:t>(</w:t>
+      </w:r>
+      <w:proofErr w:type="gramEnd"/>
+      <w:r>
+        <w:rPr>
+          <w:sz w:val="24"/>
+          <w:szCs w:val="24"/>
+        </w:rPr>
+        <w:t>) writes the file without a full save.</w:t>
+      </w:r>
+    </w:p>
+    <w:p>
+      <w:pPr>
         <w:rPr>
           <w:rFonts w:asciiTheme="majorHAnsi" w:eastAsiaTheme="majorEastAsia" w:hAnsiTheme="majorHAnsi" w:cstheme="majorBidi"/>
           <w:color w:val="2F5496" w:themeColor="accent1" w:themeShade="BF"/>
@@ -7235,7 +7500,7 @@
           <w:szCs w:val="28"/>
         </w:rPr>
       </w:pPr>
-      <w:bookmarkStart w:id="6" w:name="_Toc213591835"/>
+      <w:bookmarkStart w:id="6" w:name="_Toc240959310"/>
       <w:r>
         <w:rPr>
           <w:sz w:val="28"/>
@@ -8308,6 +8573,31 @@
           <w:sz w:val="24"/>
           <w:szCs w:val="24"/>
         </w:rPr>
+        <w:t>The Image View accepts any of the customization JSON files this way, not just annotations. The application reads the top-level key of each file to tell them apart: “annotations”, “colors”, “watchlist” or “tips”. You can drop several files at once. Holding CTRL while dropping a colors file merges it into the current set instead of replacing it.</w:t>
+      </w:r>
+    </w:p>
+    <w:p>
+      <w:pPr>
+        <w:spacing w:after="0"/>
+        <w:rPr>
+          <w:sz w:val="24"/>
+          <w:szCs w:val="24"/>
+        </w:rPr>
+      </w:pPr>
+    </w:p>
+    <w:p>
+      <w:pPr>
+        <w:spacing w:after="0"/>
+        <w:rPr>
+          <w:sz w:val="24"/>
+          <w:szCs w:val="24"/>
+        </w:rPr>
+      </w:pPr>
+      <w:r>
+        <w:rPr>
+          <w:sz w:val="24"/>
+          <w:szCs w:val="24"/>
+        </w:rPr>
         <w:t>The a</w:t>
       </w:r>
       <w:r>
@@ -8558,7 +8848,7 @@
       <w:pPr>
         <w:pStyle w:val="Heading2"/>
       </w:pPr>
-      <w:bookmarkStart w:id="7" w:name="_Toc213591836"/>
+      <w:bookmarkStart w:id="7" w:name="_Toc240959311"/>
       <w:r>
         <w:t>Schematic View</w:t>
       </w:r>
@@ -8848,17 +9138,8 @@
           <w:sz w:val="24"/>
           <w:szCs w:val="24"/>
         </w:rPr>
-        <w:t xml:space="preserve">Detected and custom-defined </w:t>
-      </w:r>
-      <w:proofErr w:type="gramStart"/>
-      <w:r>
-        <w:rPr>
-          <w:sz w:val="24"/>
-          <w:szCs w:val="24"/>
-        </w:rPr>
-        <w:t>latches</w:t>
-      </w:r>
-      <w:proofErr w:type="gramEnd"/>
+        <w:t>Detected and custom-defined latches</w:t>
+      </w:r>
     </w:p>
     <w:p>
       <w:pPr>
@@ -8875,28 +9156,19 @@
         </w:rPr>
         <w:t>In addition, the traversal ends when a contributing net has already been processed to prevent possibly infinite loops. The leaf nodes display their tip text (if defined).</w:t>
       </w:r>
-    </w:p>
-    <w:p>
-      <w:pPr>
-        <w:spacing w:after="0"/>
-        <w:rPr>
-          <w:sz w:val="24"/>
-          <w:szCs w:val="24"/>
-        </w:rPr>
-      </w:pPr>
-      <w:r>
-        <w:rPr>
-          <w:sz w:val="24"/>
-          <w:szCs w:val="24"/>
-        </w:rPr>
-        <w:t>(1.07)</w:t>
-      </w:r>
-      <w:r>
-        <w:rPr>
-          <w:sz w:val="24"/>
-          <w:szCs w:val="24"/>
-        </w:rPr>
-        <w:t xml:space="preserve"> The list of terminating net names is stored in file "resource/schem.ini". You can modify it by editing this file, or you can use the Schematic View's Edit dialog to manage it.</w:t>
+      <w:r>
+        <w:rPr>
+          <w:sz w:val="24"/>
+          <w:szCs w:val="24"/>
+        </w:rPr>
+        <w:t xml:space="preserve"> </w:t>
+      </w:r>
+      <w:r>
+        <w:rPr>
+          <w:sz w:val="24"/>
+          <w:szCs w:val="24"/>
+        </w:rPr>
+        <w:t>The list of terminating net names is stored in file "resource/schem.ini". You can modify it by editing this file, or you can use the Schematic View's Edit dialog to manage it.</w:t>
       </w:r>
     </w:p>
     <w:p>
@@ -9077,14 +9349,14 @@
           <w:sz w:val="24"/>
           <w:szCs w:val="24"/>
         </w:rPr>
-        <w:t>dialog (1.07)</w:t>
-      </w:r>
-      <w:r>
-        <w:rPr>
-          <w:sz w:val="24"/>
-          <w:szCs w:val="24"/>
-        </w:rPr>
-        <w:t xml:space="preserve"> lets you fine-tune the schematic </w:t>
+        <w:t xml:space="preserve">dialog </w:t>
+      </w:r>
+      <w:r>
+        <w:rPr>
+          <w:sz w:val="24"/>
+          <w:szCs w:val="24"/>
+        </w:rPr>
+        <w:t xml:space="preserve">lets you fine-tune the schematic </w:t>
       </w:r>
       <w:r>
         <w:rPr>
@@ -9226,7 +9498,7 @@
           <w:szCs w:val="28"/>
         </w:rPr>
       </w:pPr>
-      <w:bookmarkStart w:id="8" w:name="_Toc213591837"/>
+      <w:bookmarkStart w:id="8" w:name="_Toc240959312"/>
       <w:r>
         <w:rPr>
           <w:sz w:val="28"/>
@@ -9672,20 +9944,6 @@
           <w:sz w:val="24"/>
           <w:szCs w:val="24"/>
         </w:rPr>
-        <w:t>(1.07)</w:t>
-      </w:r>
-      <w:r>
-        <w:rPr>
-          <w:sz w:val="24"/>
-          <w:szCs w:val="24"/>
-        </w:rPr>
-        <w:t xml:space="preserve"> </w:t>
-      </w:r>
-      <w:r>
-        <w:rPr>
-          <w:sz w:val="24"/>
-          <w:szCs w:val="24"/>
-        </w:rPr>
         <w:t>Sync button</w:t>
       </w:r>
       <w:r>
@@ -10709,15 +10967,7 @@
           <w:sz w:val="24"/>
           <w:szCs w:val="24"/>
         </w:rPr>
-        <w:t xml:space="preserve">the </w:t>
-      </w:r>
-      <w:proofErr w:type="gramStart"/>
-      <w:r>
-        <w:rPr>
-          <w:sz w:val="24"/>
-          <w:szCs w:val="24"/>
-        </w:rPr>
-        <w:t>w</w:t>
+        <w:t>the w</w:t>
       </w:r>
       <w:r>
         <w:rPr>
@@ -10726,7 +10976,6 @@
         </w:rPr>
         <w:t>atchlist</w:t>
       </w:r>
-      <w:proofErr w:type="gramEnd"/>
     </w:p>
     <w:p>
       <w:pPr>
@@ -10814,6 +11063,27 @@
     </w:p>
     <w:p>
       <w:pPr>
+        <w:pStyle w:val="ListParagraph"/>
+        <w:numPr>
+          <w:ilvl w:val="0"/>
+          <w:numId w:val="3"/>
+        </w:numPr>
+        <w:spacing w:after="0"/>
+        <w:rPr>
+          <w:sz w:val="24"/>
+          <w:szCs w:val="24"/>
+        </w:rPr>
+      </w:pPr>
+      <w:r>
+        <w:rPr>
+          <w:sz w:val="24"/>
+          <w:szCs w:val="24"/>
+        </w:rPr>
+        <w:t>Double-click a row in the name list to open the Edit dialog on that item directly.</w:t>
+      </w:r>
+    </w:p>
+    <w:p>
+      <w:pPr>
         <w:spacing w:after="0"/>
         <w:rPr>
           <w:sz w:val="24"/>
@@ -10950,14 +11220,7 @@
           <w:sz w:val="24"/>
           <w:szCs w:val="24"/>
         </w:rPr>
-        <w:t>(1.07)</w:t>
-      </w:r>
-      <w:r>
-        <w:rPr>
-          <w:sz w:val="24"/>
-          <w:szCs w:val="24"/>
-        </w:rPr>
-        <w:t xml:space="preserve"> You can save current set of waveform items and Load or Merge them (from the "File" menu).</w:t>
+        <w:t>You can save current set of waveform items and Load or Merge them (from the "File" menu).</w:t>
       </w:r>
     </w:p>
     <w:p>
@@ -11169,30 +11432,7 @@
           <w:sz w:val="24"/>
           <w:szCs w:val="24"/>
         </w:rPr>
-        <w:t>(1.07)</w:t>
-      </w:r>
-      <w:r>
-        <w:rPr>
-          <w:sz w:val="24"/>
-          <w:szCs w:val="24"/>
-        </w:rPr>
-        <w:t xml:space="preserve"> The signal line is "filled" when the net is at logical "0" or "</w:t>
-      </w:r>
-      <w:proofErr w:type="gramStart"/>
-      <w:r>
-        <w:rPr>
-          <w:sz w:val="24"/>
-          <w:szCs w:val="24"/>
-        </w:rPr>
-        <w:t>1</w:t>
-      </w:r>
-      <w:proofErr w:type="gramEnd"/>
-      <w:r>
-        <w:rPr>
-          <w:sz w:val="24"/>
-          <w:szCs w:val="24"/>
-        </w:rPr>
-        <w:t>"</w:t>
+        <w:t>The signal line is "filled" when the net is at logical "0" or "1"</w:t>
       </w:r>
     </w:p>
     <w:p>
@@ -11213,17 +11453,8 @@
           <w:sz w:val="24"/>
           <w:szCs w:val="24"/>
         </w:rPr>
-        <w:t xml:space="preserve">An arrow is drawn on a </w:t>
-      </w:r>
-      <w:proofErr w:type="gramStart"/>
-      <w:r>
-        <w:rPr>
-          <w:sz w:val="24"/>
-          <w:szCs w:val="24"/>
-        </w:rPr>
-        <w:t>transition</w:t>
-      </w:r>
-      <w:proofErr w:type="gramEnd"/>
+        <w:t>An arrow is drawn on a transition</w:t>
+      </w:r>
     </w:p>
     <w:p>
       <w:pPr>
@@ -11681,7 +11912,7 @@
       <w:pPr>
         <w:pStyle w:val="Heading2"/>
       </w:pPr>
-      <w:bookmarkStart w:id="9" w:name="_Toc213591838"/>
+      <w:bookmarkStart w:id="9" w:name="_Toc240959313"/>
       <w:r>
         <w:t>Sim Monitor</w:t>
       </w:r>
@@ -11787,6 +12018,7 @@
         <w:t>()” and “</w:t>
       </w:r>
       <w:proofErr w:type="spellStart"/>
+      <w:proofErr w:type="gramStart"/>
       <w:r>
         <w:rPr>
           <w:sz w:val="24"/>
@@ -11809,6 +12041,7 @@
         <w:t>.breakWhen</w:t>
       </w:r>
       <w:proofErr w:type="spellEnd"/>
+      <w:proofErr w:type="gramEnd"/>
       <w:r>
         <w:rPr>
           <w:sz w:val="24"/>
@@ -12054,7 +12287,7 @@
           <w:szCs w:val="28"/>
         </w:rPr>
       </w:pPr>
-      <w:bookmarkStart w:id="10" w:name="_Toc213591839"/>
+      <w:bookmarkStart w:id="10" w:name="_Toc240959314"/>
       <w:r>
         <w:rPr>
           <w:sz w:val="28"/>
@@ -12463,7 +12696,7 @@
           <w:szCs w:val="28"/>
         </w:rPr>
       </w:pPr>
-      <w:bookmarkStart w:id="11" w:name="_Toc213591840"/>
+      <w:bookmarkStart w:id="11" w:name="_Toc240959315"/>
       <w:r>
         <w:rPr>
           <w:sz w:val="28"/>
@@ -12613,20 +12846,6 @@
           <w:sz w:val="24"/>
           <w:szCs w:val="24"/>
         </w:rPr>
-        <w:t>(1.07)</w:t>
-      </w:r>
-      <w:r>
-        <w:rPr>
-          <w:sz w:val="24"/>
-          <w:szCs w:val="24"/>
-        </w:rPr>
-        <w:t xml:space="preserve"> </w:t>
-      </w:r>
-      <w:r>
-        <w:rPr>
-          <w:sz w:val="24"/>
-          <w:szCs w:val="24"/>
-        </w:rPr>
         <w:t>While the application will restore last color setup (from the file "resource/</w:t>
       </w:r>
       <w:proofErr w:type="spellStart"/>
@@ -12650,7 +12869,23 @@
           <w:sz w:val="24"/>
           <w:szCs w:val="24"/>
         </w:rPr>
-        <w:t xml:space="preserve">, you can save and load your own set, or merge the current set with another one. </w:t>
+        <w:t xml:space="preserve">, you can save and load your own </w:t>
+      </w:r>
+      <w:proofErr w:type="gramStart"/>
+      <w:r>
+        <w:rPr>
+          <w:sz w:val="24"/>
+          <w:szCs w:val="24"/>
+        </w:rPr>
+        <w:t>set, or</w:t>
+      </w:r>
+      <w:proofErr w:type="gramEnd"/>
+      <w:r>
+        <w:rPr>
+          <w:sz w:val="24"/>
+          <w:szCs w:val="24"/>
+        </w:rPr>
+        <w:t xml:space="preserve"> merge the current set with another one. </w:t>
       </w:r>
       <w:r>
         <w:rPr>
@@ -12847,12 +13082,21 @@
         </w:rPr>
         <w:t xml:space="preserve">box </w:t>
       </w:r>
-      <w:r>
-        <w:rPr>
-          <w:sz w:val="24"/>
-          <w:szCs w:val="24"/>
-        </w:rPr>
-        <w:t>has to match exactly</w:t>
+      <w:proofErr w:type="gramStart"/>
+      <w:r>
+        <w:rPr>
+          <w:sz w:val="24"/>
+          <w:szCs w:val="24"/>
+        </w:rPr>
+        <w:t>has to</w:t>
+      </w:r>
+      <w:proofErr w:type="gramEnd"/>
+      <w:r>
+        <w:rPr>
+          <w:sz w:val="24"/>
+          <w:szCs w:val="24"/>
+        </w:rPr>
+        <w:t xml:space="preserve"> match exactly</w:t>
       </w:r>
       <w:r>
         <w:rPr>
@@ -12875,7 +13119,6 @@
         </w:rPr>
         <w:t xml:space="preserve">be </w:t>
       </w:r>
-      <w:proofErr w:type="gramStart"/>
       <w:r>
         <w:rPr>
           <w:sz w:val="24"/>
@@ -12883,7 +13126,6 @@
         </w:rPr>
         <w:t>applied</w:t>
       </w:r>
-      <w:proofErr w:type="gramEnd"/>
     </w:p>
     <w:p>
       <w:pPr>
@@ -13046,75 +13288,83 @@
           <w:sz w:val="24"/>
           <w:szCs w:val="24"/>
         </w:rPr>
-        <w:t xml:space="preserve">to which to apply the </w:t>
-      </w:r>
-      <w:proofErr w:type="gramStart"/>
-      <w:r>
-        <w:rPr>
-          <w:sz w:val="24"/>
-          <w:szCs w:val="24"/>
-        </w:rPr>
-        <w:t>color</w:t>
-      </w:r>
-      <w:proofErr w:type="gramEnd"/>
-    </w:p>
-    <w:p>
-      <w:pPr>
-        <w:spacing w:after="0"/>
-        <w:rPr>
-          <w:sz w:val="24"/>
-          <w:szCs w:val="24"/>
-        </w:rPr>
-      </w:pPr>
-    </w:p>
-    <w:p>
-      <w:pPr>
-        <w:spacing w:after="0"/>
-        <w:rPr>
-          <w:sz w:val="24"/>
-          <w:szCs w:val="24"/>
-        </w:rPr>
-      </w:pPr>
-      <w:r>
-        <w:rPr>
-          <w:noProof/>
-        </w:rPr>
-        <w:drawing>
-          <wp:inline distT="0" distB="0" distL="0" distR="0" wp14:anchorId="63F71180" wp14:editId="0A2D3F0A">
-            <wp:extent cx="2223820" cy="1346821"/>
-            <wp:effectExtent l="0" t="0" r="5080" b="6350"/>
-            <wp:docPr id="193455269" name="Picture 9"/>
-            <wp:cNvGraphicFramePr>
-              <a:graphicFrameLocks xmlns:a="http://schemas.openxmlformats.org/drawingml/2006/main" noChangeAspect="1"/>
-            </wp:cNvGraphicFramePr>
-            <a:graphic xmlns:a="http://schemas.openxmlformats.org/drawingml/2006/main">
-              <a:graphicData uri="http://schemas.openxmlformats.org/drawingml/2006/picture">
-                <pic:pic xmlns:pic="http://schemas.openxmlformats.org/drawingml/2006/picture">
-                  <pic:nvPicPr>
-                    <pic:cNvPr id="193455269" name=""/>
-                    <pic:cNvPicPr/>
-                  </pic:nvPicPr>
-                  <pic:blipFill>
-                    <a:blip r:embed="rId29"/>
-                    <a:stretch>
-                      <a:fillRect/>
-                    </a:stretch>
-                  </pic:blipFill>
-                  <pic:spPr>
-                    <a:xfrm>
-                      <a:off x="0" y="0"/>
-                      <a:ext cx="2234260" cy="1353144"/>
-                    </a:xfrm>
-                    <a:prstGeom prst="rect">
-                      <a:avLst/>
-                    </a:prstGeom>
-                  </pic:spPr>
-                </pic:pic>
-              </a:graphicData>
-            </a:graphic>
-          </wp:inline>
-        </w:drawing>
-      </w:r>
+        <w:t>to which to apply the color</w:t>
+      </w:r>
+    </w:p>
+    <w:p>
+      <w:pPr>
+        <w:spacing w:after="0"/>
+        <w:rPr>
+          <w:sz w:val="24"/>
+          <w:szCs w:val="24"/>
+        </w:rPr>
+      </w:pPr>
+    </w:p>
+    <w:p>
+      <w:pPr>
+        <w:spacing w:after="0"/>
+        <w:rPr>
+          <w:sz w:val="24"/>
+          <w:szCs w:val="24"/>
+        </w:rPr>
+      </w:pPr>
+      <w:r>
+        <w:rPr>
+          <w:sz w:val="24"/>
+          <w:szCs w:val="24"/>
+        </w:rPr>
+        <w:t xml:space="preserve">The “Enabled” checkbox can be broadcast to more than one row. Clicking it on a row that is part of a multi-row selection sets every selected row. </w:t>
+      </w:r>
+      <w:proofErr w:type="spellStart"/>
+      <w:r>
+        <w:rPr>
+          <w:sz w:val="24"/>
+          <w:szCs w:val="24"/>
+        </w:rPr>
+        <w:t>CTRL+click</w:t>
+      </w:r>
+      <w:proofErr w:type="spellEnd"/>
+      <w:r>
+        <w:rPr>
+          <w:sz w:val="24"/>
+          <w:szCs w:val="24"/>
+        </w:rPr>
+        <w:t xml:space="preserve"> sets every row that shares the clicked row’s color. </w:t>
+      </w:r>
+      <w:proofErr w:type="spellStart"/>
+      <w:r>
+        <w:rPr>
+          <w:sz w:val="24"/>
+          <w:szCs w:val="24"/>
+        </w:rPr>
+        <w:t>SHIFT+CTRL+click</w:t>
+      </w:r>
+      <w:proofErr w:type="spellEnd"/>
+      <w:r>
+        <w:rPr>
+          <w:sz w:val="24"/>
+          <w:szCs w:val="24"/>
+        </w:rPr>
+        <w:t xml:space="preserve"> leaves the clicked row as it was and applies the inverse to every row of a different color, which solos that color.</w:t>
+      </w:r>
+    </w:p>
+    <w:p>
+      <w:pPr>
+        <w:spacing w:after="0"/>
+        <w:rPr>
+          <w:sz w:val="24"/>
+          <w:szCs w:val="24"/>
+        </w:rPr>
+      </w:pPr>
+    </w:p>
+    <w:p>
+      <w:pPr>
+        <w:spacing w:after="0"/>
+        <w:rPr>
+          <w:sz w:val="24"/>
+          <w:szCs w:val="24"/>
+        </w:rPr>
+      </w:pPr>
     </w:p>
     <w:p>
       <w:pPr>
@@ -13124,7 +13374,7 @@
           <w:szCs w:val="28"/>
         </w:rPr>
       </w:pPr>
-      <w:bookmarkStart w:id="12" w:name="_Toc213591841"/>
+      <w:bookmarkStart w:id="12" w:name="_Toc240959316"/>
       <w:r>
         <w:rPr>
           <w:sz w:val="28"/>
@@ -13393,7 +13643,7 @@
                     <pic:cNvPicPr/>
                   </pic:nvPicPr>
                   <pic:blipFill>
-                    <a:blip r:embed="rId30"/>
+                    <a:blip r:embed="rId29"/>
                     <a:stretch>
                       <a:fillRect/>
                     </a:stretch>
@@ -13699,6 +13949,31 @@
     </w:p>
     <w:p>
       <w:pPr>
+        <w:spacing w:after="0"/>
+        <w:rPr>
+          <w:sz w:val="24"/>
+          <w:szCs w:val="24"/>
+        </w:rPr>
+      </w:pPr>
+      <w:r>
+        <w:rPr>
+          <w:sz w:val="24"/>
+          <w:szCs w:val="24"/>
+        </w:rPr>
+        <w:t>A filter box sits above the net lists. Type a few characters to narrow the list to the names that contain them; the first match is selected, so arrow keys and Enter work without reaching for the mouse. The Edit Nets, Edit Buses and Edit Waveform dialogs have the same box.</w:t>
+      </w:r>
+    </w:p>
+    <w:p>
+      <w:pPr>
+        <w:spacing w:after="0"/>
+        <w:rPr>
+          <w:sz w:val="24"/>
+          <w:szCs w:val="24"/>
+        </w:rPr>
+      </w:pPr>
+    </w:p>
+    <w:p>
+      <w:pPr>
         <w:rPr>
           <w:rFonts w:asciiTheme="majorHAnsi" w:eastAsiaTheme="majorEastAsia" w:hAnsiTheme="majorHAnsi" w:cstheme="majorBidi"/>
           <w:color w:val="2F5496" w:themeColor="accent1" w:themeShade="BF"/>
@@ -13722,7 +13997,7 @@
           <w:szCs w:val="28"/>
         </w:rPr>
       </w:pPr>
-      <w:bookmarkStart w:id="13" w:name="_Toc213591842"/>
+      <w:bookmarkStart w:id="13" w:name="_Toc240959317"/>
       <w:r>
         <w:rPr>
           <w:sz w:val="28"/>
@@ -13794,7 +14069,7 @@
                     <pic:cNvPicPr/>
                   </pic:nvPicPr>
                   <pic:blipFill>
-                    <a:blip r:embed="rId31"/>
+                    <a:blip r:embed="rId30"/>
                     <a:stretch>
                       <a:fillRect/>
                     </a:stretch>
@@ -14677,7 +14952,7 @@
           <w:szCs w:val="28"/>
         </w:rPr>
       </w:pPr>
-      <w:bookmarkStart w:id="14" w:name="_Toc213591843"/>
+      <w:bookmarkStart w:id="14" w:name="_Toc240959318"/>
       <w:r>
         <w:rPr>
           <w:sz w:val="28"/>
@@ -14844,7 +15119,7 @@
         </w:rPr>
         <w:t xml:space="preserve">The address to which the files are loaded is specified in a HEX file (see </w:t>
       </w:r>
-      <w:hyperlink r:id="rId32" w:history="1">
+      <w:hyperlink r:id="rId31" w:history="1">
         <w:r>
           <w:rPr>
             <w:rStyle w:val="Hyperlink"/>
@@ -17513,7 +17788,23 @@
           <w:sz w:val="24"/>
           <w:szCs w:val="24"/>
         </w:rPr>
-        <w:t xml:space="preserve">n)” and “out (n),a”. </w:t>
+        <w:t>n)” and “out (n</w:t>
+      </w:r>
+      <w:proofErr w:type="gramStart"/>
+      <w:r>
+        <w:rPr>
+          <w:sz w:val="24"/>
+          <w:szCs w:val="24"/>
+        </w:rPr>
+        <w:t>),a</w:t>
+      </w:r>
+      <w:proofErr w:type="gramEnd"/>
+      <w:r>
+        <w:rPr>
+          <w:sz w:val="24"/>
+          <w:szCs w:val="24"/>
+        </w:rPr>
+        <w:t xml:space="preserve">”. </w:t>
       </w:r>
       <w:r>
         <w:rPr>
@@ -17751,7 +18042,7 @@
           <w:szCs w:val="28"/>
         </w:rPr>
       </w:pPr>
-      <w:bookmarkStart w:id="15" w:name="_Toc213591844"/>
+      <w:bookmarkStart w:id="15" w:name="_Toc240959319"/>
       <w:r>
         <w:rPr>
           <w:sz w:val="28"/>
@@ -18082,6 +18373,97 @@
       <w:pPr>
         <w:spacing w:after="0"/>
         <w:rPr>
+          <w:sz w:val="24"/>
+          <w:szCs w:val="24"/>
+        </w:rPr>
+      </w:pPr>
+      <w:r>
+        <w:rPr>
+          <w:sz w:val="24"/>
+          <w:szCs w:val="24"/>
+        </w:rPr>
+        <w:t xml:space="preserve">Scripts run with the resource folder as their working directory. Paths inside a script therefore carry the subfolder prefix, as in </w:t>
+      </w:r>
+      <w:proofErr w:type="spellStart"/>
+      <w:r>
+        <w:rPr>
+          <w:sz w:val="24"/>
+          <w:szCs w:val="24"/>
+        </w:rPr>
+        <w:t>loadHex</w:t>
+      </w:r>
+      <w:proofErr w:type="spellEnd"/>
+      <w:r>
+        <w:rPr>
+          <w:sz w:val="24"/>
+          <w:szCs w:val="24"/>
+        </w:rPr>
+        <w:t>("tests/</w:t>
+      </w:r>
+      <w:proofErr w:type="spellStart"/>
+      <w:r>
+        <w:rPr>
+          <w:sz w:val="24"/>
+          <w:szCs w:val="24"/>
+        </w:rPr>
+        <w:t>hello_world.hex</w:t>
+      </w:r>
+      <w:proofErr w:type="spellEnd"/>
+      <w:r>
+        <w:rPr>
+          <w:sz w:val="24"/>
+          <w:szCs w:val="24"/>
+        </w:rPr>
+        <w:t xml:space="preserve">") or </w:t>
+      </w:r>
+      <w:proofErr w:type="spellStart"/>
+      <w:proofErr w:type="gramStart"/>
+      <w:r>
+        <w:rPr>
+          <w:sz w:val="24"/>
+          <w:szCs w:val="24"/>
+        </w:rPr>
+        <w:t>mon.loadBin</w:t>
+      </w:r>
+      <w:proofErr w:type="spellEnd"/>
+      <w:proofErr w:type="gramEnd"/>
+      <w:r>
+        <w:rPr>
+          <w:sz w:val="24"/>
+          <w:szCs w:val="24"/>
+        </w:rPr>
+        <w:t>("</w:t>
+      </w:r>
+      <w:proofErr w:type="spellStart"/>
+      <w:r>
+        <w:rPr>
+          <w:sz w:val="24"/>
+          <w:szCs w:val="24"/>
+        </w:rPr>
+        <w:t>zx</w:t>
+      </w:r>
+      <w:proofErr w:type="spellEnd"/>
+      <w:r>
+        <w:rPr>
+          <w:sz w:val="24"/>
+          <w:szCs w:val="24"/>
+        </w:rPr>
+        <w:t>/48.rom", 0).</w:t>
+      </w:r>
+    </w:p>
+    <w:p>
+      <w:pPr>
+        <w:spacing w:after="0"/>
+        <w:rPr>
+          <w:sz w:val="24"/>
+          <w:szCs w:val="24"/>
+        </w:rPr>
+      </w:pPr>
+    </w:p>
+    <w:p>
+      <w:pPr>
+        <w:spacing w:after="0"/>
+        <w:rPr>
           <w:rFonts w:cstheme="minorHAnsi"/>
           <w:sz w:val="24"/>
           <w:szCs w:val="24"/>
@@ -18103,16 +18485,6 @@
         </w:rPr>
         <w:t>list of commands:</w:t>
       </w:r>
-    </w:p>
-    <w:p>
-      <w:pPr>
-        <w:spacing w:after="0"/>
-        <w:rPr>
-          <w:rFonts w:cstheme="minorHAnsi"/>
-          <w:sz w:val="24"/>
-          <w:szCs w:val="24"/>
-        </w:rPr>
-      </w:pPr>
     </w:p>
     <w:tbl>
       <w:tblPr>
@@ -18139,19 +18511,7 @@
               <w:rPr>
                 <w:rFonts w:ascii="Consolas" w:hAnsi="Consolas" w:cstheme="minorHAnsi"/>
               </w:rPr>
-              <w:t>load(“file</w:t>
-            </w:r>
-            <w:r>
-              <w:rPr>
-                <w:rFonts w:ascii="Consolas" w:hAnsi="Consolas" w:cstheme="minorHAnsi"/>
-              </w:rPr>
-              <w:t>.js</w:t>
-            </w:r>
-            <w:r>
-              <w:rPr>
-                <w:rFonts w:ascii="Consolas" w:hAnsi="Consolas" w:cstheme="minorHAnsi"/>
-              </w:rPr>
-              <w:t>”)</w:t>
+              <w:t>load(“file.js”)</w:t>
             </w:r>
           </w:p>
         </w:tc>
@@ -18169,19 +18529,7 @@
               <w:rPr>
                 <w:rFonts w:ascii="Consolas" w:hAnsi="Consolas" w:cstheme="minorHAnsi"/>
               </w:rPr>
-              <w:t>Loads and executes a JavaScript file (</w:t>
-            </w:r>
-            <w:r>
-              <w:rPr>
-                <w:rFonts w:ascii="Consolas" w:hAnsi="Consolas" w:cstheme="minorHAnsi"/>
-              </w:rPr>
-              <w:t xml:space="preserve">or </w:t>
-            </w:r>
-            <w:r>
-              <w:rPr>
-                <w:rFonts w:ascii="Consolas" w:hAnsi="Consolas" w:cstheme="minorHAnsi"/>
-              </w:rPr>
-              <w:t>“script.js” if no name is provided)</w:t>
+              <w:t>Loads and executes a JavaScript file (or “script.js” if no name is provided)</w:t>
             </w:r>
           </w:p>
         </w:tc>
@@ -18208,13 +18556,7 @@
               <w:rPr>
                 <w:rFonts w:ascii="Consolas" w:hAnsi="Consolas" w:cstheme="minorHAnsi"/>
               </w:rPr>
-              <w:t>h</w:t>
-            </w:r>
-            <w:r>
-              <w:rPr>
-                <w:rFonts w:ascii="Consolas" w:hAnsi="Consolas" w:cstheme="minorHAnsi"/>
-              </w:rPr>
-              <w:t>cycles</w:t>
+              <w:t>hcycles</w:t>
             </w:r>
             <w:proofErr w:type="spellEnd"/>
             <w:r>
@@ -18239,49 +18581,7 @@
               <w:rPr>
                 <w:rFonts w:ascii="Consolas" w:hAnsi="Consolas" w:cstheme="minorHAnsi"/>
               </w:rPr>
-              <w:t xml:space="preserve">Runs the simulation for </w:t>
-            </w:r>
-            <w:r>
-              <w:rPr>
-                <w:rFonts w:ascii="Consolas" w:hAnsi="Consolas" w:cstheme="minorHAnsi"/>
-              </w:rPr>
-              <w:t>a</w:t>
-            </w:r>
-            <w:r>
-              <w:rPr>
-                <w:rFonts w:ascii="Consolas" w:hAnsi="Consolas" w:cstheme="minorHAnsi"/>
-              </w:rPr>
-              <w:t xml:space="preserve"> given number of </w:t>
-            </w:r>
-            <w:r>
-              <w:rPr>
-                <w:rFonts w:ascii="Consolas" w:hAnsi="Consolas" w:cstheme="minorHAnsi"/>
-              </w:rPr>
-              <w:t>half-cycles of the clock</w:t>
-            </w:r>
-            <w:r>
-              <w:rPr>
-                <w:rFonts w:ascii="Consolas" w:hAnsi="Consolas" w:cstheme="minorHAnsi"/>
-              </w:rPr>
-              <w:t>;</w:t>
-            </w:r>
-            <w:r>
-              <w:rPr>
-                <w:rFonts w:ascii="Consolas" w:hAnsi="Consolas" w:cstheme="minorHAnsi"/>
-              </w:rPr>
-              <w:t xml:space="preserve"> use 0 to run </w:t>
-            </w:r>
-            <w:r>
-              <w:rPr>
-                <w:rFonts w:ascii="Consolas" w:hAnsi="Consolas" w:cstheme="minorHAnsi"/>
-              </w:rPr>
-              <w:t xml:space="preserve">(forever) </w:t>
-            </w:r>
-            <w:r>
-              <w:rPr>
-                <w:rFonts w:ascii="Consolas" w:hAnsi="Consolas" w:cstheme="minorHAnsi"/>
-              </w:rPr>
-              <w:t>until explicitly stopped</w:t>
+              <w:t>Runs the simulation for a given number of half-cycles of the clock; use 0 to run (forever) until explicitly stopped</w:t>
             </w:r>
           </w:p>
         </w:tc>
@@ -18419,16 +18719,8 @@
               <w:rPr>
                 <w:rFonts w:ascii="Consolas" w:hAnsi="Consolas" w:cstheme="minorHAnsi"/>
               </w:rPr>
-              <w:t xml:space="preserve">Shows a transistor </w:t>
-            </w:r>
-            <w:proofErr w:type="gramStart"/>
-            <w:r>
-              <w:rPr>
-                <w:rFonts w:ascii="Consolas" w:hAnsi="Consolas" w:cstheme="minorHAnsi"/>
-              </w:rPr>
-              <w:t>state</w:t>
-            </w:r>
-            <w:proofErr w:type="gramEnd"/>
+              <w:t>Shows a transistor state</w:t>
+            </w:r>
           </w:p>
           <w:p>
             <w:pPr>
@@ -18440,19 +18732,7 @@
               <w:rPr>
                 <w:rFonts w:ascii="Consolas" w:hAnsi="Consolas" w:cstheme="minorHAnsi"/>
               </w:rPr>
-              <w:t>Ex</w:t>
-            </w:r>
-            <w:r>
-              <w:rPr>
-                <w:rFonts w:ascii="Consolas" w:hAnsi="Consolas" w:cstheme="minorHAnsi"/>
-              </w:rPr>
-              <w:t>ample:</w:t>
-            </w:r>
-            <w:r>
-              <w:rPr>
-                <w:rFonts w:ascii="Consolas" w:hAnsi="Consolas" w:cstheme="minorHAnsi"/>
-              </w:rPr>
-              <w:t xml:space="preserve"> </w:t>
+              <w:t xml:space="preserve">Example: </w:t>
             </w:r>
             <w:proofErr w:type="gramStart"/>
             <w:r>
@@ -18512,21 +18792,7 @@
               <w:rPr>
                 <w:rFonts w:ascii="Consolas" w:hAnsi="Consolas" w:cstheme="minorHAnsi"/>
               </w:rPr>
-              <w:t>Shows a net state by net number or net “</w:t>
-            </w:r>
-            <w:proofErr w:type="gramStart"/>
-            <w:r>
-              <w:rPr>
-                <w:rFonts w:ascii="Consolas" w:hAnsi="Consolas" w:cstheme="minorHAnsi"/>
-              </w:rPr>
-              <w:t>name</w:t>
-            </w:r>
-            <w:proofErr w:type="gramEnd"/>
-            <w:r>
-              <w:rPr>
-                <w:rFonts w:ascii="Consolas" w:hAnsi="Consolas" w:cstheme="minorHAnsi"/>
-              </w:rPr>
-              <w:t>”</w:t>
+              <w:t>Shows a net state by net number or net “name”</w:t>
             </w:r>
           </w:p>
           <w:p>
@@ -18539,19 +18805,7 @@
               <w:rPr>
                 <w:rFonts w:ascii="Consolas" w:hAnsi="Consolas" w:cstheme="minorHAnsi"/>
               </w:rPr>
-              <w:t>Ex</w:t>
-            </w:r>
-            <w:r>
-              <w:rPr>
-                <w:rFonts w:ascii="Consolas" w:hAnsi="Consolas" w:cstheme="minorHAnsi"/>
-              </w:rPr>
-              <w:t>ample:</w:t>
-            </w:r>
-            <w:r>
-              <w:rPr>
-                <w:rFonts w:ascii="Consolas" w:hAnsi="Consolas" w:cstheme="minorHAnsi"/>
-              </w:rPr>
-              <w:t xml:space="preserve"> n(“t5”) or </w:t>
+              <w:t xml:space="preserve">Example: n(“t5”) or </w:t>
             </w:r>
             <w:proofErr w:type="gramStart"/>
             <w:r>
@@ -18606,17 +18860,8 @@
                 <w:rFonts w:ascii="Consolas" w:hAnsi="Consolas" w:cstheme="minorHAnsi"/>
                 <w:color w:val="000000"/>
               </w:rPr>
-              <w:t xml:space="preserve">Computes and shows the logic equation that drives a given </w:t>
-            </w:r>
-            <w:proofErr w:type="gramStart"/>
-            <w:r>
-              <w:rPr>
-                <w:rFonts w:ascii="Consolas" w:hAnsi="Consolas" w:cstheme="minorHAnsi"/>
-                <w:color w:val="000000"/>
-              </w:rPr>
-              <w:t>net</w:t>
-            </w:r>
-            <w:proofErr w:type="gramEnd"/>
+              <w:t>Computes and shows the logic equation that drives a given net</w:t>
+            </w:r>
           </w:p>
           <w:p>
             <w:pPr>
@@ -18658,11 +18903,19 @@
                 <w:rFonts w:ascii="Consolas" w:hAnsi="Consolas" w:cstheme="minorHAnsi"/>
               </w:rPr>
             </w:pPr>
-            <w:r>
-              <w:rPr>
-                <w:rFonts w:ascii="Consolas" w:hAnsi="Consolas" w:cstheme="minorHAnsi"/>
-              </w:rPr>
-              <w:t>print(“string”)</w:t>
+            <w:proofErr w:type="spellStart"/>
+            <w:r>
+              <w:rPr>
+                <w:rFonts w:ascii="Consolas" w:hAnsi="Consolas" w:cstheme="minorHAnsi"/>
+              </w:rPr>
+              <w:t>eqTree</w:t>
+            </w:r>
+            <w:proofErr w:type="spellEnd"/>
+            <w:r>
+              <w:rPr>
+                <w:rFonts w:ascii="Consolas" w:hAnsi="Consolas" w:cstheme="minorHAnsi"/>
+              </w:rPr>
+              <w:t>(net)</w:t>
             </w:r>
           </w:p>
         </w:tc>
@@ -18680,7 +18933,7 @@
               <w:rPr>
                 <w:rFonts w:ascii="Consolas" w:hAnsi="Consolas" w:cstheme="minorHAnsi"/>
               </w:rPr>
-              <w:t>Prints a string message</w:t>
+              <w:t>Returns the same equation as a tree of objects, with no elisions</w:t>
             </w:r>
           </w:p>
         </w:tc>
@@ -18696,19 +18949,19 @@
                 <w:rFonts w:ascii="Consolas" w:hAnsi="Consolas" w:cstheme="minorHAnsi"/>
               </w:rPr>
             </w:pPr>
-            <w:proofErr w:type="gramStart"/>
-            <w:r>
-              <w:rPr>
-                <w:rFonts w:ascii="Consolas" w:hAnsi="Consolas" w:cstheme="minorHAnsi"/>
-              </w:rPr>
-              <w:t>relatch(</w:t>
-            </w:r>
-            <w:proofErr w:type="gramEnd"/>
-            <w:r>
-              <w:rPr>
-                <w:rFonts w:ascii="Consolas" w:hAnsi="Consolas" w:cstheme="minorHAnsi"/>
-              </w:rPr>
-              <w:t>)</w:t>
+            <w:proofErr w:type="spellStart"/>
+            <w:r>
+              <w:rPr>
+                <w:rFonts w:ascii="Consolas" w:hAnsi="Consolas" w:cstheme="minorHAnsi"/>
+              </w:rPr>
+              <w:t>netDrivers</w:t>
+            </w:r>
+            <w:proofErr w:type="spellEnd"/>
+            <w:r>
+              <w:rPr>
+                <w:rFonts w:ascii="Consolas" w:hAnsi="Consolas" w:cstheme="minorHAnsi"/>
+              </w:rPr>
+              <w:t>(net)</w:t>
             </w:r>
           </w:p>
         </w:tc>
@@ -18726,7 +18979,7 @@
               <w:rPr>
                 <w:rFonts w:ascii="Consolas" w:hAnsi="Consolas" w:cstheme="minorHAnsi"/>
               </w:rPr>
-              <w:t>Reloads all custom latches from “latches.ini” file</w:t>
+              <w:t>Returns the transistors that drive a net, one hop only</w:t>
             </w:r>
           </w:p>
         </w:tc>
@@ -18742,25 +18995,11 @@
                 <w:rFonts w:ascii="Consolas" w:hAnsi="Consolas" w:cstheme="minorHAnsi"/>
               </w:rPr>
             </w:pPr>
-            <w:proofErr w:type="gramStart"/>
-            <w:r>
-              <w:rPr>
-                <w:rFonts w:ascii="Consolas" w:hAnsi="Consolas" w:cstheme="minorHAnsi"/>
-              </w:rPr>
-              <w:t>save</w:t>
-            </w:r>
-            <w:r>
-              <w:rPr>
-                <w:rFonts w:ascii="Consolas" w:hAnsi="Consolas" w:cstheme="minorHAnsi"/>
-              </w:rPr>
-              <w:t>(</w:t>
-            </w:r>
-            <w:proofErr w:type="gramEnd"/>
-            <w:r>
-              <w:rPr>
-                <w:rFonts w:ascii="Consolas" w:hAnsi="Consolas" w:cstheme="minorHAnsi"/>
-              </w:rPr>
-              <w:t>)</w:t>
+            <w:r>
+              <w:rPr>
+                <w:rFonts w:ascii="Consolas" w:hAnsi="Consolas" w:cstheme="minorHAnsi"/>
+              </w:rPr>
+              <w:t>print(“string”)</w:t>
             </w:r>
           </w:p>
         </w:tc>
@@ -18778,37 +19017,7 @@
               <w:rPr>
                 <w:rFonts w:ascii="Consolas" w:hAnsi="Consolas" w:cstheme="minorHAnsi"/>
               </w:rPr>
-              <w:t>Saves all changes to a</w:t>
-            </w:r>
-            <w:r>
-              <w:rPr>
-                <w:rFonts w:ascii="Consolas" w:hAnsi="Consolas" w:cstheme="minorHAnsi"/>
-              </w:rPr>
-              <w:t>ll</w:t>
-            </w:r>
-            <w:r>
-              <w:rPr>
-                <w:rFonts w:ascii="Consolas" w:hAnsi="Consolas" w:cstheme="minorHAnsi"/>
-              </w:rPr>
-              <w:t xml:space="preserve"> custom </w:t>
-            </w:r>
-            <w:r>
-              <w:rPr>
-                <w:rFonts w:ascii="Consolas" w:hAnsi="Consolas" w:cstheme="minorHAnsi"/>
-              </w:rPr>
-              <w:t>and</w:t>
-            </w:r>
-            <w:r>
-              <w:rPr>
-                <w:rFonts w:ascii="Consolas" w:hAnsi="Consolas" w:cstheme="minorHAnsi"/>
-              </w:rPr>
-              <w:t xml:space="preserve"> config file</w:t>
-            </w:r>
-            <w:r>
-              <w:rPr>
-                <w:rFonts w:ascii="Consolas" w:hAnsi="Consolas" w:cstheme="minorHAnsi"/>
-              </w:rPr>
-              <w:t>s</w:t>
+              <w:t>Prints a string message</w:t>
             </w:r>
           </w:p>
         </w:tc>
@@ -18824,11 +19033,19 @@
                 <w:rFonts w:ascii="Consolas" w:hAnsi="Consolas" w:cstheme="minorHAnsi"/>
               </w:rPr>
             </w:pPr>
-            <w:r>
-              <w:rPr>
-                <w:rFonts w:ascii="Consolas" w:hAnsi="Consolas" w:cstheme="minorHAnsi"/>
-              </w:rPr>
-              <w:t>ex(number)</w:t>
+            <w:proofErr w:type="gramStart"/>
+            <w:r>
+              <w:rPr>
+                <w:rFonts w:ascii="Consolas" w:hAnsi="Consolas" w:cstheme="minorHAnsi"/>
+              </w:rPr>
+              <w:t>relatch(</w:t>
+            </w:r>
+            <w:proofErr w:type="gramEnd"/>
+            <w:r>
+              <w:rPr>
+                <w:rFonts w:ascii="Consolas" w:hAnsi="Consolas" w:cstheme="minorHAnsi"/>
+              </w:rPr>
+              <w:t>)</w:t>
             </w:r>
           </w:p>
         </w:tc>
@@ -18846,7 +19063,7 @@
               <w:rPr>
                 <w:rFonts w:ascii="Consolas" w:hAnsi="Consolas" w:cstheme="minorHAnsi"/>
               </w:rPr>
-              <w:t>Runs internal experimental code</w:t>
+              <w:t>Reloads all custom latches from “user/latches.ini” file</w:t>
             </w:r>
           </w:p>
         </w:tc>
@@ -18862,7 +19079,92 @@
                 <w:rFonts w:ascii="Consolas" w:hAnsi="Consolas" w:cstheme="minorHAnsi"/>
               </w:rPr>
             </w:pPr>
+            <w:proofErr w:type="gramStart"/>
+            <w:r>
+              <w:rPr>
+                <w:rFonts w:ascii="Consolas" w:hAnsi="Consolas" w:cstheme="minorHAnsi"/>
+              </w:rPr>
+              <w:t>save(</w:t>
+            </w:r>
+            <w:proofErr w:type="gramEnd"/>
+            <w:r>
+              <w:rPr>
+                <w:rFonts w:ascii="Consolas" w:hAnsi="Consolas" w:cstheme="minorHAnsi"/>
+              </w:rPr>
+              <w:t>)</w:t>
+            </w:r>
+          </w:p>
+        </w:tc>
+        <w:tc>
+          <w:tcPr>
+            <w:tcW w:w="7735" w:type="dxa"/>
+          </w:tcPr>
+          <w:p>
+            <w:pPr>
+              <w:rPr>
+                <w:rFonts w:ascii="Consolas" w:hAnsi="Consolas" w:cstheme="minorHAnsi"/>
+              </w:rPr>
+            </w:pPr>
+            <w:r>
+              <w:rPr>
+                <w:rFonts w:ascii="Consolas" w:hAnsi="Consolas" w:cstheme="minorHAnsi"/>
+              </w:rPr>
+              <w:t>Saves all changes to all custom and config files</w:t>
+            </w:r>
+          </w:p>
+        </w:tc>
+      </w:tr>
+      <w:tr>
+        <w:tc>
+          <w:tcPr>
+            <w:tcW w:w="3055" w:type="dxa"/>
+          </w:tcPr>
+          <w:p>
+            <w:pPr>
+              <w:rPr>
+                <w:rFonts w:ascii="Consolas" w:hAnsi="Consolas" w:cstheme="minorHAnsi"/>
+              </w:rPr>
+            </w:pPr>
+            <w:r>
+              <w:rPr>
+                <w:rFonts w:ascii="Consolas" w:hAnsi="Consolas" w:cstheme="minorHAnsi"/>
+              </w:rPr>
+              <w:t>ex(number)</w:t>
+            </w:r>
+          </w:p>
+        </w:tc>
+        <w:tc>
+          <w:tcPr>
+            <w:tcW w:w="7735" w:type="dxa"/>
+          </w:tcPr>
+          <w:p>
+            <w:pPr>
+              <w:rPr>
+                <w:rFonts w:ascii="Consolas" w:hAnsi="Consolas" w:cstheme="minorHAnsi"/>
+              </w:rPr>
+            </w:pPr>
+            <w:r>
+              <w:rPr>
+                <w:rFonts w:ascii="Consolas" w:hAnsi="Consolas" w:cstheme="minorHAnsi"/>
+              </w:rPr>
+              <w:t>Runs internal experimental code</w:t>
+            </w:r>
+          </w:p>
+        </w:tc>
+      </w:tr>
+      <w:tr>
+        <w:tc>
+          <w:tcPr>
+            <w:tcW w:w="3055" w:type="dxa"/>
+          </w:tcPr>
+          <w:p>
+            <w:pPr>
+              <w:rPr>
+                <w:rFonts w:ascii="Consolas" w:hAnsi="Consolas" w:cstheme="minorHAnsi"/>
+              </w:rPr>
+            </w:pPr>
             <w:proofErr w:type="spellStart"/>
+            <w:proofErr w:type="gramStart"/>
             <w:r>
               <w:rPr>
                 <w:rFonts w:ascii="Consolas" w:hAnsi="Consolas" w:cstheme="minorHAnsi"/>
@@ -18874,7 +19176,28 @@
               <w:rPr>
                 <w:rFonts w:ascii="Consolas" w:hAnsi="Consolas" w:cstheme="minorHAnsi"/>
               </w:rPr>
-              <w:t>(...)</w:t>
+              <w:t>(</w:t>
+            </w:r>
+            <w:proofErr w:type="gramEnd"/>
+            <w:r>
+              <w:rPr>
+                <w:rFonts w:ascii="Consolas" w:hAnsi="Consolas" w:cstheme="minorHAnsi"/>
+              </w:rPr>
+              <w:t xml:space="preserve">path, </w:t>
+            </w:r>
+            <w:proofErr w:type="spellStart"/>
+            <w:r>
+              <w:rPr>
+                <w:rFonts w:ascii="Consolas" w:hAnsi="Consolas" w:cstheme="minorHAnsi"/>
+              </w:rPr>
+              <w:t>args</w:t>
+            </w:r>
+            <w:proofErr w:type="spellEnd"/>
+            <w:r>
+              <w:rPr>
+                <w:rFonts w:ascii="Consolas" w:hAnsi="Consolas" w:cstheme="minorHAnsi"/>
+              </w:rPr>
+              <w:t>, sync)</w:t>
             </w:r>
           </w:p>
         </w:tc>
@@ -18892,22 +19215,72 @@
               <w:rPr>
                 <w:rFonts w:ascii="Consolas" w:hAnsi="Consolas" w:cstheme="minorHAnsi"/>
               </w:rPr>
-              <w:t>(1.07)</w:t>
-            </w:r>
-            <w:r>
-              <w:rPr>
-                <w:rFonts w:ascii="Consolas" w:hAnsi="Consolas" w:cstheme="minorHAnsi"/>
-              </w:rPr>
-              <w:t xml:space="preserve"> Executes external </w:t>
-            </w:r>
+              <w:t>Executes an external application. “</w:t>
+            </w:r>
+            <w:proofErr w:type="spellStart"/>
+            <w:r>
+              <w:rPr>
+                <w:rFonts w:ascii="Consolas" w:hAnsi="Consolas" w:cstheme="minorHAnsi"/>
+              </w:rPr>
+              <w:t>args</w:t>
+            </w:r>
+            <w:proofErr w:type="spellEnd"/>
+            <w:r>
+              <w:rPr>
+                <w:rFonts w:ascii="Consolas" w:hAnsi="Consolas" w:cstheme="minorHAnsi"/>
+              </w:rPr>
+              <w:t xml:space="preserve">” is an array of arguments; “sync” defaults to true. Returns an object with success, </w:t>
+            </w:r>
+            <w:proofErr w:type="spellStart"/>
+            <w:r>
+              <w:rPr>
+                <w:rFonts w:ascii="Consolas" w:hAnsi="Consolas" w:cstheme="minorHAnsi"/>
+              </w:rPr>
+              <w:t>exitCode</w:t>
+            </w:r>
+            <w:proofErr w:type="spellEnd"/>
+            <w:r>
+              <w:rPr>
+                <w:rFonts w:ascii="Consolas" w:hAnsi="Consolas" w:cstheme="minorHAnsi"/>
+              </w:rPr>
+              <w:t xml:space="preserve">, </w:t>
+            </w:r>
+            <w:proofErr w:type="spellStart"/>
+            <w:r>
+              <w:rPr>
+                <w:rFonts w:ascii="Consolas" w:hAnsi="Consolas" w:cstheme="minorHAnsi"/>
+              </w:rPr>
+              <w:t>stdout</w:t>
+            </w:r>
+            <w:proofErr w:type="spellEnd"/>
+            <w:r>
+              <w:rPr>
+                <w:rFonts w:ascii="Consolas" w:hAnsi="Consolas" w:cstheme="minorHAnsi"/>
+              </w:rPr>
+              <w:t xml:space="preserve"> and stderr. Example: </w:t>
+            </w:r>
+            <w:proofErr w:type="spellStart"/>
             <w:proofErr w:type="gramStart"/>
             <w:r>
               <w:rPr>
                 <w:rFonts w:ascii="Consolas" w:hAnsi="Consolas" w:cstheme="minorHAnsi"/>
               </w:rPr>
-              <w:t>application</w:t>
+              <w:t>execApp</w:t>
+            </w:r>
+            <w:proofErr w:type="spellEnd"/>
+            <w:r>
+              <w:rPr>
+                <w:rFonts w:ascii="Consolas" w:hAnsi="Consolas" w:cstheme="minorHAnsi"/>
+              </w:rPr>
+              <w:t>(</w:t>
             </w:r>
             <w:proofErr w:type="gramEnd"/>
+            <w:r>
+              <w:rPr>
+                <w:rFonts w:ascii="Consolas" w:hAnsi="Consolas" w:cstheme="minorHAnsi"/>
+              </w:rPr>
+              <w:t>"notepad.exe", [])</w:t>
+            </w:r>
           </w:p>
           <w:p>
             <w:pPr>
@@ -18934,6 +19307,520 @@
                 <w:rFonts w:ascii="Consolas" w:hAnsi="Consolas" w:cstheme="minorHAnsi"/>
               </w:rPr>
               <w:t>("notepad.exe","")</w:t>
+            </w:r>
+          </w:p>
+        </w:tc>
+      </w:tr>
+      <w:tr>
+        <w:tc>
+          <w:tcPr>
+            <w:tcW w:w="3055" w:type="dxa"/>
+          </w:tcPr>
+          <w:p>
+            <w:pPr>
+              <w:rPr>
+                <w:rFonts w:ascii="Consolas" w:hAnsi="Consolas" w:cstheme="minorHAnsi"/>
+              </w:rPr>
+            </w:pPr>
+            <w:proofErr w:type="spellStart"/>
+            <w:r>
+              <w:rPr>
+                <w:rFonts w:ascii="Consolas" w:hAnsi="Consolas" w:cstheme="minorHAnsi"/>
+              </w:rPr>
+              <w:t>readBit</w:t>
+            </w:r>
+            <w:proofErr w:type="spellEnd"/>
+            <w:r>
+              <w:rPr>
+                <w:rFonts w:ascii="Consolas" w:hAnsi="Consolas" w:cstheme="minorHAnsi"/>
+              </w:rPr>
+              <w:t>(“name”)</w:t>
+            </w:r>
+          </w:p>
+        </w:tc>
+        <w:tc>
+          <w:tcPr>
+            <w:tcW w:w="7735" w:type="dxa"/>
+          </w:tcPr>
+          <w:p>
+            <w:pPr>
+              <w:rPr>
+                <w:rFonts w:ascii="Consolas" w:hAnsi="Consolas" w:cstheme="minorHAnsi"/>
+              </w:rPr>
+            </w:pPr>
+            <w:r>
+              <w:rPr>
+                <w:rFonts w:ascii="Consolas" w:hAnsi="Consolas" w:cstheme="minorHAnsi"/>
+              </w:rPr>
+              <w:t>Reads a named net; returns 0, 1, or 2 for floating</w:t>
+            </w:r>
+          </w:p>
+        </w:tc>
+      </w:tr>
+      <w:tr>
+        <w:tc>
+          <w:tcPr>
+            <w:tcW w:w="3055" w:type="dxa"/>
+          </w:tcPr>
+          <w:p>
+            <w:pPr>
+              <w:rPr>
+                <w:rFonts w:ascii="Consolas" w:hAnsi="Consolas" w:cstheme="minorHAnsi"/>
+              </w:rPr>
+            </w:pPr>
+            <w:proofErr w:type="spellStart"/>
+            <w:r>
+              <w:rPr>
+                <w:rFonts w:ascii="Consolas" w:hAnsi="Consolas" w:cstheme="minorHAnsi"/>
+              </w:rPr>
+              <w:t>readByte</w:t>
+            </w:r>
+            <w:proofErr w:type="spellEnd"/>
+            <w:r>
+              <w:rPr>
+                <w:rFonts w:ascii="Consolas" w:hAnsi="Consolas" w:cstheme="minorHAnsi"/>
+              </w:rPr>
+              <w:t>(“base”)</w:t>
+            </w:r>
+          </w:p>
+        </w:tc>
+        <w:tc>
+          <w:tcPr>
+            <w:tcW w:w="7735" w:type="dxa"/>
+          </w:tcPr>
+          <w:p>
+            <w:pPr>
+              <w:rPr>
+                <w:rFonts w:ascii="Consolas" w:hAnsi="Consolas" w:cstheme="minorHAnsi"/>
+              </w:rPr>
+            </w:pPr>
+            <w:r>
+              <w:rPr>
+                <w:rFonts w:ascii="Consolas" w:hAnsi="Consolas" w:cstheme="minorHAnsi"/>
+              </w:rPr>
+              <w:t xml:space="preserve">Reads nets &lt;base&gt;0 to &lt;base&gt;7 as an 8-bit value Example: </w:t>
+            </w:r>
+            <w:proofErr w:type="spellStart"/>
+            <w:r>
+              <w:rPr>
+                <w:rFonts w:ascii="Consolas" w:hAnsi="Consolas" w:cstheme="minorHAnsi"/>
+              </w:rPr>
+              <w:t>readByte</w:t>
+            </w:r>
+            <w:proofErr w:type="spellEnd"/>
+            <w:r>
+              <w:rPr>
+                <w:rFonts w:ascii="Consolas" w:hAnsi="Consolas" w:cstheme="minorHAnsi"/>
+              </w:rPr>
+              <w:t>("ab")</w:t>
+            </w:r>
+          </w:p>
+        </w:tc>
+      </w:tr>
+      <w:tr>
+        <w:tc>
+          <w:tcPr>
+            <w:tcW w:w="3055" w:type="dxa"/>
+          </w:tcPr>
+          <w:p>
+            <w:pPr>
+              <w:rPr>
+                <w:rFonts w:ascii="Consolas" w:hAnsi="Consolas" w:cstheme="minorHAnsi"/>
+              </w:rPr>
+            </w:pPr>
+            <w:proofErr w:type="spellStart"/>
+            <w:r>
+              <w:rPr>
+                <w:rFonts w:ascii="Consolas" w:hAnsi="Consolas" w:cstheme="minorHAnsi"/>
+              </w:rPr>
+              <w:t>readBits</w:t>
+            </w:r>
+            <w:proofErr w:type="spellEnd"/>
+            <w:r>
+              <w:rPr>
+                <w:rFonts w:ascii="Consolas" w:hAnsi="Consolas" w:cstheme="minorHAnsi"/>
+              </w:rPr>
+              <w:t>([names])</w:t>
+            </w:r>
+          </w:p>
+        </w:tc>
+        <w:tc>
+          <w:tcPr>
+            <w:tcW w:w="7735" w:type="dxa"/>
+          </w:tcPr>
+          <w:p>
+            <w:pPr>
+              <w:rPr>
+                <w:rFonts w:ascii="Consolas" w:hAnsi="Consolas" w:cstheme="minorHAnsi"/>
+              </w:rPr>
+            </w:pPr>
+            <w:r>
+              <w:rPr>
+                <w:rFonts w:ascii="Consolas" w:hAnsi="Consolas" w:cstheme="minorHAnsi"/>
+              </w:rPr>
+              <w:t>Reads a list of named nets; returns their values as CSV</w:t>
+            </w:r>
+          </w:p>
+        </w:tc>
+      </w:tr>
+      <w:tr>
+        <w:tc>
+          <w:tcPr>
+            <w:tcW w:w="3055" w:type="dxa"/>
+          </w:tcPr>
+          <w:p>
+            <w:pPr>
+              <w:rPr>
+                <w:rFonts w:ascii="Consolas" w:hAnsi="Consolas" w:cstheme="minorHAnsi"/>
+              </w:rPr>
+            </w:pPr>
+            <w:proofErr w:type="spellStart"/>
+            <w:proofErr w:type="gramStart"/>
+            <w:r>
+              <w:rPr>
+                <w:rFonts w:ascii="Consolas" w:hAnsi="Consolas" w:cstheme="minorHAnsi"/>
+              </w:rPr>
+              <w:t>getMTState</w:t>
+            </w:r>
+            <w:proofErr w:type="spellEnd"/>
+            <w:r>
+              <w:rPr>
+                <w:rFonts w:ascii="Consolas" w:hAnsi="Consolas" w:cstheme="minorHAnsi"/>
+              </w:rPr>
+              <w:t>(</w:t>
+            </w:r>
+            <w:proofErr w:type="gramEnd"/>
+            <w:r>
+              <w:rPr>
+                <w:rFonts w:ascii="Consolas" w:hAnsi="Consolas" w:cstheme="minorHAnsi"/>
+              </w:rPr>
+              <w:t>)</w:t>
+            </w:r>
+          </w:p>
+        </w:tc>
+        <w:tc>
+          <w:tcPr>
+            <w:tcW w:w="7735" w:type="dxa"/>
+          </w:tcPr>
+          <w:p>
+            <w:pPr>
+              <w:rPr>
+                <w:rFonts w:ascii="Consolas" w:hAnsi="Consolas" w:cstheme="minorHAnsi"/>
+              </w:rPr>
+            </w:pPr>
+            <w:r>
+              <w:rPr>
+                <w:rFonts w:ascii="Consolas" w:hAnsi="Consolas" w:cstheme="minorHAnsi"/>
+              </w:rPr>
+              <w:t>Returns the current machine and T state Example: "M1T2"</w:t>
+            </w:r>
+          </w:p>
+        </w:tc>
+      </w:tr>
+      <w:tr>
+        <w:tc>
+          <w:tcPr>
+            <w:tcW w:w="3055" w:type="dxa"/>
+          </w:tcPr>
+          <w:p>
+            <w:pPr>
+              <w:rPr>
+                <w:rFonts w:ascii="Consolas" w:hAnsi="Consolas" w:cstheme="minorHAnsi"/>
+              </w:rPr>
+            </w:pPr>
+            <w:proofErr w:type="spellStart"/>
+            <w:proofErr w:type="gramStart"/>
+            <w:r>
+              <w:rPr>
+                <w:rFonts w:ascii="Consolas" w:hAnsi="Consolas" w:cstheme="minorHAnsi"/>
+              </w:rPr>
+              <w:t>saveText</w:t>
+            </w:r>
+            <w:proofErr w:type="spellEnd"/>
+            <w:r>
+              <w:rPr>
+                <w:rFonts w:ascii="Consolas" w:hAnsi="Consolas" w:cstheme="minorHAnsi"/>
+              </w:rPr>
+              <w:t>(</w:t>
+            </w:r>
+            <w:proofErr w:type="gramEnd"/>
+            <w:r>
+              <w:rPr>
+                <w:rFonts w:ascii="Consolas" w:hAnsi="Consolas" w:cstheme="minorHAnsi"/>
+              </w:rPr>
+              <w:t>“file”, text)</w:t>
+            </w:r>
+          </w:p>
+        </w:tc>
+        <w:tc>
+          <w:tcPr>
+            <w:tcW w:w="7735" w:type="dxa"/>
+          </w:tcPr>
+          <w:p>
+            <w:pPr>
+              <w:rPr>
+                <w:rFonts w:ascii="Consolas" w:hAnsi="Consolas" w:cstheme="minorHAnsi"/>
+              </w:rPr>
+            </w:pPr>
+            <w:r>
+              <w:rPr>
+                <w:rFonts w:ascii="Consolas" w:hAnsi="Consolas" w:cstheme="minorHAnsi"/>
+              </w:rPr>
+              <w:t>Writes a string to a text file</w:t>
+            </w:r>
+          </w:p>
+        </w:tc>
+      </w:tr>
+      <w:tr>
+        <w:tc>
+          <w:tcPr>
+            <w:tcW w:w="3055" w:type="dxa"/>
+          </w:tcPr>
+          <w:p>
+            <w:pPr>
+              <w:rPr>
+                <w:rFonts w:ascii="Consolas" w:hAnsi="Consolas" w:cstheme="minorHAnsi"/>
+              </w:rPr>
+            </w:pPr>
+            <w:proofErr w:type="spellStart"/>
+            <w:proofErr w:type="gramStart"/>
+            <w:r>
+              <w:rPr>
+                <w:rFonts w:ascii="Consolas" w:hAnsi="Consolas" w:cstheme="minorHAnsi"/>
+              </w:rPr>
+              <w:t>setNetName</w:t>
+            </w:r>
+            <w:proofErr w:type="spellEnd"/>
+            <w:r>
+              <w:rPr>
+                <w:rFonts w:ascii="Consolas" w:hAnsi="Consolas" w:cstheme="minorHAnsi"/>
+              </w:rPr>
+              <w:t>(</w:t>
+            </w:r>
+            <w:proofErr w:type="gramEnd"/>
+            <w:r>
+              <w:rPr>
+                <w:rFonts w:ascii="Consolas" w:hAnsi="Consolas" w:cstheme="minorHAnsi"/>
+              </w:rPr>
+              <w:t>“name”, net)</w:t>
+            </w:r>
+          </w:p>
+        </w:tc>
+        <w:tc>
+          <w:tcPr>
+            <w:tcW w:w="7735" w:type="dxa"/>
+          </w:tcPr>
+          <w:p>
+            <w:pPr>
+              <w:rPr>
+                <w:rFonts w:ascii="Consolas" w:hAnsi="Consolas" w:cstheme="minorHAnsi"/>
+              </w:rPr>
+            </w:pPr>
+            <w:r>
+              <w:rPr>
+                <w:rFonts w:ascii="Consolas" w:hAnsi="Consolas" w:cstheme="minorHAnsi"/>
+              </w:rPr>
+              <w:t>Names a net that has no name yet</w:t>
+            </w:r>
+          </w:p>
+        </w:tc>
+      </w:tr>
+      <w:tr>
+        <w:tc>
+          <w:tcPr>
+            <w:tcW w:w="3055" w:type="dxa"/>
+          </w:tcPr>
+          <w:p>
+            <w:pPr>
+              <w:rPr>
+                <w:rFonts w:ascii="Consolas" w:hAnsi="Consolas" w:cstheme="minorHAnsi"/>
+              </w:rPr>
+            </w:pPr>
+            <w:proofErr w:type="spellStart"/>
+            <w:proofErr w:type="gramStart"/>
+            <w:r>
+              <w:rPr>
+                <w:rFonts w:ascii="Consolas" w:hAnsi="Consolas" w:cstheme="minorHAnsi"/>
+              </w:rPr>
+              <w:t>renameNet</w:t>
+            </w:r>
+            <w:proofErr w:type="spellEnd"/>
+            <w:r>
+              <w:rPr>
+                <w:rFonts w:ascii="Consolas" w:hAnsi="Consolas" w:cstheme="minorHAnsi"/>
+              </w:rPr>
+              <w:t>(</w:t>
+            </w:r>
+            <w:proofErr w:type="gramEnd"/>
+            <w:r>
+              <w:rPr>
+                <w:rFonts w:ascii="Consolas" w:hAnsi="Consolas" w:cstheme="minorHAnsi"/>
+              </w:rPr>
+              <w:t>“name”, net)</w:t>
+            </w:r>
+          </w:p>
+        </w:tc>
+        <w:tc>
+          <w:tcPr>
+            <w:tcW w:w="7735" w:type="dxa"/>
+          </w:tcPr>
+          <w:p>
+            <w:pPr>
+              <w:rPr>
+                <w:rFonts w:ascii="Consolas" w:hAnsi="Consolas" w:cstheme="minorHAnsi"/>
+              </w:rPr>
+            </w:pPr>
+            <w:r>
+              <w:rPr>
+                <w:rFonts w:ascii="Consolas" w:hAnsi="Consolas" w:cstheme="minorHAnsi"/>
+              </w:rPr>
+              <w:t>Renames a net that is already named</w:t>
+            </w:r>
+          </w:p>
+        </w:tc>
+      </w:tr>
+      <w:tr>
+        <w:tc>
+          <w:tcPr>
+            <w:tcW w:w="3055" w:type="dxa"/>
+          </w:tcPr>
+          <w:p>
+            <w:pPr>
+              <w:rPr>
+                <w:rFonts w:ascii="Consolas" w:hAnsi="Consolas" w:cstheme="minorHAnsi"/>
+              </w:rPr>
+            </w:pPr>
+            <w:proofErr w:type="spellStart"/>
+            <w:r>
+              <w:rPr>
+                <w:rFonts w:ascii="Consolas" w:hAnsi="Consolas" w:cstheme="minorHAnsi"/>
+              </w:rPr>
+              <w:t>deleteNetName</w:t>
+            </w:r>
+            <w:proofErr w:type="spellEnd"/>
+            <w:r>
+              <w:rPr>
+                <w:rFonts w:ascii="Consolas" w:hAnsi="Consolas" w:cstheme="minorHAnsi"/>
+              </w:rPr>
+              <w:t>(net)</w:t>
+            </w:r>
+          </w:p>
+        </w:tc>
+        <w:tc>
+          <w:tcPr>
+            <w:tcW w:w="7735" w:type="dxa"/>
+          </w:tcPr>
+          <w:p>
+            <w:pPr>
+              <w:rPr>
+                <w:rFonts w:ascii="Consolas" w:hAnsi="Consolas" w:cstheme="minorHAnsi"/>
+              </w:rPr>
+            </w:pPr>
+            <w:r>
+              <w:rPr>
+                <w:rFonts w:ascii="Consolas" w:hAnsi="Consolas" w:cstheme="minorHAnsi"/>
+              </w:rPr>
+              <w:t>Clears the name of a named net</w:t>
+            </w:r>
+          </w:p>
+        </w:tc>
+      </w:tr>
+      <w:tr>
+        <w:tc>
+          <w:tcPr>
+            <w:tcW w:w="3055" w:type="dxa"/>
+          </w:tcPr>
+          <w:p>
+            <w:pPr>
+              <w:rPr>
+                <w:rFonts w:ascii="Consolas" w:hAnsi="Consolas" w:cstheme="minorHAnsi"/>
+              </w:rPr>
+            </w:pPr>
+            <w:proofErr w:type="spellStart"/>
+            <w:proofErr w:type="gramStart"/>
+            <w:r>
+              <w:rPr>
+                <w:rFonts w:ascii="Consolas" w:hAnsi="Consolas" w:cstheme="minorHAnsi"/>
+              </w:rPr>
+              <w:t>saveNetnames</w:t>
+            </w:r>
+            <w:proofErr w:type="spellEnd"/>
+            <w:r>
+              <w:rPr>
+                <w:rFonts w:ascii="Consolas" w:hAnsi="Consolas" w:cstheme="minorHAnsi"/>
+              </w:rPr>
+              <w:t>(</w:t>
+            </w:r>
+            <w:proofErr w:type="gramEnd"/>
+            <w:r>
+              <w:rPr>
+                <w:rFonts w:ascii="Consolas" w:hAnsi="Consolas" w:cstheme="minorHAnsi"/>
+              </w:rPr>
+              <w:t>)</w:t>
+            </w:r>
+          </w:p>
+        </w:tc>
+        <w:tc>
+          <w:tcPr>
+            <w:tcW w:w="7735" w:type="dxa"/>
+          </w:tcPr>
+          <w:p>
+            <w:pPr>
+              <w:rPr>
+                <w:rFonts w:ascii="Consolas" w:hAnsi="Consolas" w:cstheme="minorHAnsi"/>
+              </w:rPr>
+            </w:pPr>
+            <w:r>
+              <w:rPr>
+                <w:rFonts w:ascii="Consolas" w:hAnsi="Consolas" w:cstheme="minorHAnsi"/>
+              </w:rPr>
+              <w:t>Writes netnames.js without a full shutdown save</w:t>
+            </w:r>
+          </w:p>
+        </w:tc>
+      </w:tr>
+      <w:tr>
+        <w:tc>
+          <w:tcPr>
+            <w:tcW w:w="3055" w:type="dxa"/>
+          </w:tcPr>
+          <w:p>
+            <w:pPr>
+              <w:rPr>
+                <w:rFonts w:ascii="Consolas" w:hAnsi="Consolas" w:cstheme="minorHAnsi"/>
+              </w:rPr>
+            </w:pPr>
+            <w:proofErr w:type="gramStart"/>
+            <w:r>
+              <w:rPr>
+                <w:rFonts w:ascii="Consolas" w:hAnsi="Consolas" w:cstheme="minorHAnsi"/>
+              </w:rPr>
+              <w:t>help(</w:t>
+            </w:r>
+            <w:proofErr w:type="gramEnd"/>
+            <w:r>
+              <w:rPr>
+                <w:rFonts w:ascii="Consolas" w:hAnsi="Consolas" w:cstheme="minorHAnsi"/>
+              </w:rPr>
+              <w:t>)</w:t>
+            </w:r>
+          </w:p>
+        </w:tc>
+        <w:tc>
+          <w:tcPr>
+            <w:tcW w:w="7735" w:type="dxa"/>
+          </w:tcPr>
+          <w:p>
+            <w:pPr>
+              <w:rPr>
+                <w:rFonts w:ascii="Consolas" w:hAnsi="Consolas" w:cstheme="minorHAnsi"/>
+              </w:rPr>
+            </w:pPr>
+            <w:r>
+              <w:rPr>
+                <w:rFonts w:ascii="Consolas" w:hAnsi="Consolas" w:cstheme="minorHAnsi"/>
+              </w:rPr>
+              <w:t>Lists all commands in the log window</w:t>
             </w:r>
           </w:p>
         </w:tc>
@@ -19164,20 +20051,6 @@
                 <w:rFonts w:ascii="Consolas" w:hAnsi="Consolas" w:cstheme="minorHAnsi"/>
                 <w:color w:val="000000"/>
               </w:rPr>
-              <w:t>(1.07)</w:t>
-            </w:r>
-            <w:r>
-              <w:rPr>
-                <w:rFonts w:ascii="Consolas" w:hAnsi="Consolas" w:cstheme="minorHAnsi"/>
-                <w:color w:val="000000"/>
-              </w:rPr>
-              <w:t xml:space="preserve"> </w:t>
-            </w:r>
-            <w:r>
-              <w:rPr>
-                <w:rFonts w:ascii="Consolas" w:hAnsi="Consolas" w:cstheme="minorHAnsi"/>
-                <w:color w:val="000000"/>
-              </w:rPr>
               <w:t xml:space="preserve">Merges a HEX file into simulated memory. Use empty name for the last loaded file. Memory will </w:t>
             </w:r>
             <w:r>
@@ -19645,6 +20518,7 @@
               <w:t>(</w:t>
             </w:r>
             <w:proofErr w:type="spellStart"/>
+            <w:proofErr w:type="gramStart"/>
             <w:r>
               <w:rPr>
                 <w:rFonts w:ascii="Consolas" w:hAnsi="Consolas" w:cstheme="minorHAnsi"/>
@@ -19653,6 +20527,7 @@
               <w:t>addr,value</w:t>
             </w:r>
             <w:proofErr w:type="spellEnd"/>
+            <w:proofErr w:type="gramEnd"/>
             <w:r>
               <w:rPr>
                 <w:rFonts w:ascii="Consolas" w:hAnsi="Consolas" w:cstheme="minorHAnsi"/>
@@ -19794,6 +20669,7 @@
               <w:t>(</w:t>
             </w:r>
             <w:proofErr w:type="spellStart"/>
+            <w:proofErr w:type="gramStart"/>
             <w:r>
               <w:rPr>
                 <w:rFonts w:ascii="Consolas" w:hAnsi="Consolas" w:cstheme="minorHAnsi"/>
@@ -19802,6 +20678,7 @@
               <w:t>addr,value</w:t>
             </w:r>
             <w:proofErr w:type="spellEnd"/>
+            <w:proofErr w:type="gramEnd"/>
             <w:r>
               <w:rPr>
                 <w:rFonts w:ascii="Consolas" w:hAnsi="Consolas" w:cstheme="minorHAnsi"/>
@@ -20021,6 +20898,7 @@
               <w:t>(</w:t>
             </w:r>
             <w:proofErr w:type="spellStart"/>
+            <w:proofErr w:type="gramStart"/>
             <w:r>
               <w:rPr>
                 <w:rFonts w:ascii="Consolas" w:hAnsi="Consolas" w:cstheme="minorHAnsi"/>
@@ -20029,6 +20907,7 @@
               <w:t>net,value</w:t>
             </w:r>
             <w:proofErr w:type="spellEnd"/>
+            <w:proofErr w:type="gramEnd"/>
             <w:r>
               <w:rPr>
                 <w:rFonts w:ascii="Consolas" w:hAnsi="Consolas" w:cstheme="minorHAnsi"/>
@@ -20261,6 +21140,7 @@
               </w:rPr>
               <w:t>name</w:t>
             </w:r>
+            <w:proofErr w:type="gramStart"/>
             <w:r>
               <w:rPr>
                 <w:rFonts w:ascii="Consolas" w:hAnsi="Consolas" w:cstheme="minorHAnsi"/>
@@ -20281,7 +21161,15 @@
                 <w:rFonts w:ascii="Consolas" w:hAnsi="Consolas" w:cstheme="minorHAnsi"/>
                 <w:color w:val="000000"/>
               </w:rPr>
-              <w:t>hcycle,</w:t>
+              <w:t>hcycle</w:t>
+            </w:r>
+            <w:proofErr w:type="gramEnd"/>
+            <w:r>
+              <w:rPr>
+                <w:rFonts w:ascii="Consolas" w:hAnsi="Consolas" w:cstheme="minorHAnsi"/>
+                <w:color w:val="000000"/>
+              </w:rPr>
+              <w:t>,</w:t>
             </w:r>
             <w:r>
               <w:rPr>
@@ -20472,7 +21360,15 @@
                 <w:rFonts w:ascii="Consolas" w:hAnsi="Consolas" w:cstheme="minorHAnsi"/>
                 <w:color w:val="000000"/>
               </w:rPr>
-              <w:t>(“name”,</w:t>
+              <w:t>(“name</w:t>
+            </w:r>
+            <w:proofErr w:type="gramStart"/>
+            <w:r>
+              <w:rPr>
+                <w:rFonts w:ascii="Consolas" w:hAnsi="Consolas" w:cstheme="minorHAnsi"/>
+                <w:color w:val="000000"/>
+              </w:rPr>
+              <w:t>”,</w:t>
             </w:r>
             <w:proofErr w:type="spellStart"/>
             <w:r>
@@ -20480,7 +21376,15 @@
                 <w:rFonts w:ascii="Consolas" w:hAnsi="Consolas" w:cstheme="minorHAnsi"/>
                 <w:color w:val="000000"/>
               </w:rPr>
-              <w:t>addr,hold</w:t>
+              <w:t>addr</w:t>
+            </w:r>
+            <w:proofErr w:type="gramEnd"/>
+            <w:r>
+              <w:rPr>
+                <w:rFonts w:ascii="Consolas" w:hAnsi="Consolas" w:cstheme="minorHAnsi"/>
+                <w:color w:val="000000"/>
+              </w:rPr>
+              <w:t>,hold</w:t>
             </w:r>
             <w:proofErr w:type="spellEnd"/>
             <w:r>
@@ -20793,21 +21697,7 @@
         <w:rPr>
           <w:rFonts w:asciiTheme="minorHAnsi" w:hAnsiTheme="minorHAnsi" w:cstheme="minorHAnsi"/>
         </w:rPr>
-        <w:t>", "wait", "</w:t>
-      </w:r>
-      <w:proofErr w:type="gramStart"/>
-      <w:r>
-        <w:rPr>
-          <w:rFonts w:asciiTheme="minorHAnsi" w:hAnsiTheme="minorHAnsi" w:cstheme="minorHAnsi"/>
-        </w:rPr>
-        <w:t>reset</w:t>
-      </w:r>
-      <w:proofErr w:type="gramEnd"/>
-      <w:r>
-        <w:rPr>
-          <w:rFonts w:asciiTheme="minorHAnsi" w:hAnsiTheme="minorHAnsi" w:cstheme="minorHAnsi"/>
-        </w:rPr>
-        <w:t>"</w:t>
+        <w:t>", "wait", "reset"</w:t>
       </w:r>
     </w:p>
     <w:p>
@@ -21413,18 +22303,8 @@
                 <w:sz w:val="22"/>
                 <w:szCs w:val="22"/>
               </w:rPr>
-              <w:t xml:space="preserve">Finds and shows the named </w:t>
-            </w:r>
-            <w:proofErr w:type="gramStart"/>
-            <w:r>
-              <w:rPr>
-                <w:rFonts w:ascii="Consolas" w:hAnsi="Consolas" w:cstheme="minorHAnsi"/>
-                <w:sz w:val="22"/>
-                <w:szCs w:val="22"/>
-              </w:rPr>
-              <w:t>feature</w:t>
-            </w:r>
-            <w:proofErr w:type="gramEnd"/>
+              <w:t>Finds and shows the named feature</w:t>
+            </w:r>
           </w:p>
           <w:p>
             <w:pPr>
@@ -21514,14 +22394,32 @@
               <w:t>(</w:t>
             </w:r>
             <w:proofErr w:type="spellStart"/>
+            <w:proofErr w:type="gramStart"/>
             <w:r>
               <w:rPr>
                 <w:rFonts w:ascii="Consolas" w:hAnsi="Consolas" w:cstheme="minorHAnsi"/>
                 <w:color w:val="000000"/>
               </w:rPr>
-              <w:t>x,y,w,h</w:t>
+              <w:t>x,y</w:t>
+            </w:r>
+            <w:proofErr w:type="gramEnd"/>
+            <w:r>
+              <w:rPr>
+                <w:rFonts w:ascii="Consolas" w:hAnsi="Consolas" w:cstheme="minorHAnsi"/>
+                <w:color w:val="000000"/>
+              </w:rPr>
+              <w:t>,</w:t>
+            </w:r>
+            <w:proofErr w:type="gramStart"/>
+            <w:r>
+              <w:rPr>
+                <w:rFonts w:ascii="Consolas" w:hAnsi="Consolas" w:cstheme="minorHAnsi"/>
+                <w:color w:val="000000"/>
+              </w:rPr>
+              <w:t>w,h</w:t>
             </w:r>
             <w:proofErr w:type="spellEnd"/>
+            <w:proofErr w:type="gramEnd"/>
             <w:r>
               <w:rPr>
                 <w:rFonts w:ascii="Consolas" w:hAnsi="Consolas" w:cstheme="minorHAnsi"/>
@@ -21700,6 +22598,7 @@
               <w:t>(“</w:t>
             </w:r>
             <w:proofErr w:type="spellStart"/>
+            <w:proofErr w:type="gramStart"/>
             <w:r>
               <w:rPr>
                 <w:rFonts w:ascii="Consolas" w:hAnsi="Consolas" w:cstheme="minorHAnsi"/>
@@ -21708,6 +22607,7 @@
               <w:t>filename.json</w:t>
             </w:r>
             <w:proofErr w:type="spellEnd"/>
+            <w:proofErr w:type="gramEnd"/>
             <w:r>
               <w:rPr>
                 <w:rFonts w:ascii="Consolas" w:hAnsi="Consolas" w:cstheme="minorHAnsi"/>
@@ -22065,6 +22965,7 @@
         <w:t>)” instead of “</w:t>
       </w:r>
       <w:proofErr w:type="spellStart"/>
+      <w:proofErr w:type="gramStart"/>
       <w:r>
         <w:rPr>
           <w:rFonts w:cstheme="minorHAnsi"/>
@@ -22074,6 +22975,7 @@
         <w:t>img.state</w:t>
       </w:r>
       <w:proofErr w:type="spellEnd"/>
+      <w:proofErr w:type="gramEnd"/>
       <w:r>
         <w:rPr>
           <w:rFonts w:cstheme="minorHAnsi"/>
@@ -22264,15 +23166,6 @@
         </w:rPr>
         <w:t xml:space="preserve"> run.</w:t>
       </w:r>
-    </w:p>
-    <w:p>
-      <w:pPr>
-        <w:spacing w:after="0"/>
-        <w:rPr>
-          <w:sz w:val="24"/>
-          <w:szCs w:val="24"/>
-        </w:rPr>
-      </w:pPr>
     </w:p>
     <w:p>
       <w:pPr>
@@ -22291,110 +23184,226 @@
           <w:szCs w:val="28"/>
         </w:rPr>
       </w:pPr>
-      <w:bookmarkStart w:id="16" w:name="_Toc213591845"/>
+      <w:bookmarkStart w:id="16" w:name="_Toc240959320"/>
       <w:r>
         <w:rPr>
           <w:sz w:val="28"/>
           <w:szCs w:val="28"/>
         </w:rPr>
+        <w:t>Settings</w:t>
+      </w:r>
+      <w:bookmarkEnd w:id="16"/>
+    </w:p>
+    <w:p>
+      <w:pPr>
+        <w:rPr>
+          <w:noProof/>
+          <w:sz w:val="24"/>
+          <w:szCs w:val="24"/>
+        </w:rPr>
+      </w:pPr>
+    </w:p>
+    <w:p>
+      <w:pPr>
+        <w:rPr>
+          <w:noProof/>
+          <w:sz w:val="24"/>
+          <w:szCs w:val="24"/>
+        </w:rPr>
+      </w:pPr>
+      <w:r>
+        <w:rPr>
+          <w:noProof/>
+          <w:sz w:val="24"/>
+          <w:szCs w:val="24"/>
+        </w:rPr>
+        <w:t>Edit &gt; Settings… holds the options that do not belong to a dialog of their own.</w:t>
+      </w:r>
+    </w:p>
+    <w:p>
+      <w:pPr>
+        <w:pStyle w:val="ListParagraph"/>
+        <w:numPr>
+          <w:ilvl w:val="0"/>
+          <w:numId w:val="15"/>
+        </w:numPr>
+        <w:rPr>
+          <w:sz w:val="24"/>
+          <w:szCs w:val="24"/>
+        </w:rPr>
+      </w:pPr>
+      <w:r>
+        <w:rPr>
+          <w:sz w:val="24"/>
+          <w:szCs w:val="24"/>
+        </w:rPr>
+        <w:t>Waveform history: how many half-cycles of data each watched net keeps. The range is 100 to 10000 and the default is 1000. A change applies on the next chip reset.</w:t>
+      </w:r>
+    </w:p>
+    <w:p>
+      <w:pPr>
+        <w:pStyle w:val="ListParagraph"/>
+        <w:numPr>
+          <w:ilvl w:val="0"/>
+          <w:numId w:val="15"/>
+        </w:numPr>
+        <w:rPr>
+          <w:sz w:val="24"/>
+          <w:szCs w:val="24"/>
+        </w:rPr>
+      </w:pPr>
+      <w:r>
+        <w:rPr>
+          <w:sz w:val="24"/>
+          <w:szCs w:val="24"/>
+        </w:rPr>
+        <w:t xml:space="preserve">Command socket server: enable </w:t>
+      </w:r>
+      <w:proofErr w:type="gramStart"/>
+      <w:r>
+        <w:rPr>
+          <w:sz w:val="24"/>
+          <w:szCs w:val="24"/>
+        </w:rPr>
+        <w:t>it, and</w:t>
+      </w:r>
+      <w:proofErr w:type="gramEnd"/>
+      <w:r>
+        <w:rPr>
+          <w:sz w:val="24"/>
+          <w:szCs w:val="24"/>
+        </w:rPr>
+        <w:t xml:space="preserve"> set the port it listens on. The default is 12345.</w:t>
+      </w:r>
+    </w:p>
+    <w:p>
+      <w:pPr>
+        <w:pStyle w:val="ListParagraph"/>
+        <w:numPr>
+          <w:ilvl w:val="0"/>
+          <w:numId w:val="15"/>
+        </w:numPr>
+        <w:rPr>
+          <w:sz w:val="24"/>
+          <w:szCs w:val="24"/>
+        </w:rPr>
+      </w:pPr>
+      <w:r>
+        <w:rPr>
+          <w:sz w:val="24"/>
+          <w:szCs w:val="24"/>
+        </w:rPr>
+        <w:t xml:space="preserve">MCP server: enable </w:t>
+      </w:r>
+      <w:proofErr w:type="gramStart"/>
+      <w:r>
+        <w:rPr>
+          <w:sz w:val="24"/>
+          <w:szCs w:val="24"/>
+        </w:rPr>
+        <w:t>it, and</w:t>
+      </w:r>
+      <w:proofErr w:type="gramEnd"/>
+      <w:r>
+        <w:rPr>
+          <w:sz w:val="24"/>
+          <w:szCs w:val="24"/>
+        </w:rPr>
+        <w:t xml:space="preserve"> set the port it listens on. The default is 8765.</w:t>
+      </w:r>
+    </w:p>
+    <w:p>
+      <w:pPr>
+        <w:rPr>
+          <w:noProof/>
+          <w:sz w:val="24"/>
+          <w:szCs w:val="24"/>
+        </w:rPr>
+      </w:pPr>
+      <w:r>
+        <w:rPr>
+          <w:noProof/>
+          <w:sz w:val="24"/>
+          <w:szCs w:val="24"/>
+        </w:rPr>
+        <w:t>Both servers are off by default and both bind to localhost only. You cannot change a port while its server is running: clear “Enable”, set the port, then set “Enable” again.</w:t>
+      </w:r>
+    </w:p>
+    <w:p>
+      <w:pPr>
+        <w:spacing w:after="0"/>
+        <w:rPr>
+          <w:sz w:val="24"/>
+          <w:szCs w:val="24"/>
+        </w:rPr>
+      </w:pPr>
+    </w:p>
+    <w:p>
+      <w:pPr>
+        <w:pStyle w:val="Heading2"/>
+        <w:rPr>
+          <w:sz w:val="28"/>
+          <w:szCs w:val="28"/>
+        </w:rPr>
+      </w:pPr>
+      <w:bookmarkStart w:id="17" w:name="_Toc240959321"/>
+      <w:r>
+        <w:rPr>
+          <w:sz w:val="28"/>
+          <w:szCs w:val="28"/>
+        </w:rPr>
         <w:t>Network Socket Server</w:t>
       </w:r>
-      <w:bookmarkEnd w:id="16"/>
-    </w:p>
-    <w:p>
-      <w:pPr>
-        <w:spacing w:after="0"/>
-        <w:rPr>
-          <w:sz w:val="24"/>
-          <w:szCs w:val="24"/>
-        </w:rPr>
-      </w:pPr>
-    </w:p>
-    <w:p>
-      <w:pPr>
-        <w:spacing w:after="0"/>
-        <w:rPr>
-          <w:sz w:val="24"/>
-          <w:szCs w:val="24"/>
-        </w:rPr>
-      </w:pPr>
-      <w:r>
-        <w:rPr>
-          <w:sz w:val="24"/>
-          <w:szCs w:val="24"/>
-        </w:rPr>
-        <w:t>(1.07)</w:t>
-      </w:r>
-      <w:r>
-        <w:rPr>
-          <w:sz w:val="24"/>
-          <w:szCs w:val="24"/>
-        </w:rPr>
-        <w:t xml:space="preserve"> For safety, this feature is disabled in the default build. If you want to use it, change the define "SOCKET_SERVER" (in </w:t>
-      </w:r>
-      <w:proofErr w:type="spellStart"/>
-      <w:r>
-        <w:rPr>
-          <w:sz w:val="24"/>
-          <w:szCs w:val="24"/>
-        </w:rPr>
-        <w:t>AppTypes.h</w:t>
-      </w:r>
-      <w:proofErr w:type="spellEnd"/>
-      <w:r>
-        <w:rPr>
-          <w:sz w:val="24"/>
-          <w:szCs w:val="24"/>
-        </w:rPr>
-        <w:t>) to 1 and rebuild the application.</w:t>
-      </w:r>
-    </w:p>
-    <w:p>
-      <w:pPr>
-        <w:spacing w:after="0"/>
-        <w:rPr>
-          <w:sz w:val="24"/>
-          <w:szCs w:val="24"/>
-        </w:rPr>
-      </w:pPr>
-    </w:p>
-    <w:p>
-      <w:pPr>
-        <w:spacing w:after="0"/>
-        <w:rPr>
-          <w:sz w:val="24"/>
-          <w:szCs w:val="24"/>
-        </w:rPr>
-      </w:pPr>
-      <w:r>
-        <w:rPr>
-          <w:sz w:val="24"/>
-          <w:szCs w:val="24"/>
-        </w:rPr>
-        <w:t>The application opens a socket server at the port 12345</w:t>
-      </w:r>
-      <w:r>
-        <w:rPr>
-          <w:sz w:val="24"/>
-          <w:szCs w:val="24"/>
-        </w:rPr>
-        <w:t xml:space="preserve"> (the port number is </w:t>
-      </w:r>
-      <w:proofErr w:type="gramStart"/>
-      <w:r>
-        <w:rPr>
-          <w:sz w:val="24"/>
-          <w:szCs w:val="24"/>
-        </w:rPr>
-        <w:t>hard-coded</w:t>
-      </w:r>
-      <w:proofErr w:type="gramEnd"/>
-      <w:r>
-        <w:rPr>
-          <w:sz w:val="24"/>
-          <w:szCs w:val="24"/>
-        </w:rPr>
-        <w:t xml:space="preserve"> at the moment in file ClassController.cpp). A client can connect and issue commands remotely. An example Python script, "sock.py" implements a basic command client.</w:t>
+      <w:bookmarkEnd w:id="17"/>
+    </w:p>
+    <w:p>
+      <w:pPr>
+        <w:spacing w:after="0"/>
+        <w:rPr>
+          <w:sz w:val="24"/>
+          <w:szCs w:val="24"/>
+        </w:rPr>
+      </w:pPr>
+    </w:p>
+    <w:p>
+      <w:pPr>
+        <w:spacing w:after="0"/>
+        <w:rPr>
+          <w:sz w:val="24"/>
+          <w:szCs w:val="24"/>
+        </w:rPr>
+      </w:pPr>
+      <w:r>
+        <w:rPr>
+          <w:sz w:val="24"/>
+          <w:szCs w:val="24"/>
+        </w:rPr>
+        <w:t>For safety, this server is off by default. Turn it on in Edit &gt; Settings…, where you also set its port. The server binds to localhost only.</w:t>
+      </w:r>
+    </w:p>
+    <w:p>
+      <w:pPr>
+        <w:spacing w:after="0"/>
+        <w:rPr>
+          <w:sz w:val="24"/>
+          <w:szCs w:val="24"/>
+        </w:rPr>
+      </w:pPr>
+    </w:p>
+    <w:p>
+      <w:pPr>
+        <w:spacing w:after="0"/>
+        <w:rPr>
+          <w:sz w:val="24"/>
+          <w:szCs w:val="24"/>
+        </w:rPr>
+      </w:pPr>
+      <w:r>
+        <w:rPr>
+          <w:sz w:val="24"/>
+          <w:szCs w:val="24"/>
+        </w:rPr>
+        <w:t>The default port is 12345. A client can connect and issue commands remotely. Each command is one line of JavaScript, the same text you would type into the Command Window. An example Python client, “scripts/sock.py”, is included.</w:t>
       </w:r>
     </w:p>
     <w:p>
@@ -22416,578 +23425,121 @@
           <w:szCs w:val="28"/>
         </w:rPr>
       </w:pPr>
-      <w:bookmarkStart w:id="17" w:name="_Toc213591846"/>
+      <w:bookmarkStart w:id="18" w:name="_Toc240959322"/>
       <w:r>
         <w:rPr>
           <w:sz w:val="28"/>
           <w:szCs w:val="28"/>
         </w:rPr>
-        <w:t xml:space="preserve">Unsorted </w:t>
-      </w:r>
-      <w:r>
-        <w:rPr>
+        <w:t>MCP Server</w:t>
+      </w:r>
+      <w:bookmarkEnd w:id="18"/>
+    </w:p>
+    <w:p>
+      <w:pPr>
+        <w:rPr>
+          <w:b/>
+          <w:bCs/>
+          <w:noProof/>
+          <w:sz w:val="24"/>
+          <w:szCs w:val="24"/>
+        </w:rPr>
+      </w:pPr>
+    </w:p>
+    <w:p>
+      <w:pPr>
+        <w:rPr>
+          <w:noProof/>
+          <w:sz w:val="24"/>
+          <w:szCs w:val="24"/>
+        </w:rPr>
+      </w:pPr>
+      <w:r>
+        <w:rPr>
+          <w:noProof/>
+          <w:sz w:val="24"/>
+          <w:szCs w:val="24"/>
+        </w:rPr>
+        <w:t>The application has a built-in MCP (Model Context Protocol) server. It lets an LLM client drive the simulator directly: load a program, run cycles, read nets, registers and memory, sample the waveform history, walk logic equation trees, and trace what a net drives.</w:t>
+      </w:r>
+    </w:p>
+    <w:p>
+      <w:pPr>
+        <w:rPr>
+          <w:noProof/>
+          <w:sz w:val="24"/>
+          <w:szCs w:val="24"/>
+        </w:rPr>
+      </w:pPr>
+      <w:r>
+        <w:rPr>
+          <w:noProof/>
+          <w:sz w:val="24"/>
+          <w:szCs w:val="24"/>
+        </w:rPr>
+        <w:t>Turn it on in Edit &gt; Settings…. The endpoint is http://127.0.0.1:8765/mcp and it listens on localhost only. Point your client at that URL as an HTTP-type MCP server; the “.mcp.json” file in the repository does exactly that. A GET on /mcp/healthz reports the revision the server speaks.</w:t>
+      </w:r>
+    </w:p>
+    <w:p>
+      <w:pPr>
+        <w:rPr>
+          <w:noProof/>
+          <w:sz w:val="24"/>
+          <w:szCs w:val="24"/>
+        </w:rPr>
+      </w:pPr>
+      <w:r>
+        <w:rPr>
+          <w:noProof/>
+          <w:sz w:val="24"/>
+          <w:szCs w:val="24"/>
+        </w:rPr>
+        <w:t>The server speaks MCP revision 2026-07-28, and only that revision. It is stateless: there is no initialize handshake, every request carries its own protocol version, and a client discovers the server with “server/discover”. Cross-origin requests are refused and a JSON content type is required.</w:t>
+      </w:r>
+    </w:p>
+    <w:p>
+      <w:pPr>
+        <w:rPr>
+          <w:noProof/>
+          <w:sz w:val="24"/>
+          <w:szCs w:val="24"/>
+        </w:rPr>
+      </w:pPr>
+      <w:r>
+        <w:rPr>
+          <w:noProof/>
+          <w:sz w:val="24"/>
+          <w:szCs w:val="24"/>
+        </w:rPr>
+        <w:t>The server also publishes resources for the static chip data: the named-net table (z80://nets), the chip pins (z80://pins), and per-net templates for details, drivers, fanout and logic equation. Four prompts cover the investigations this project repeats: trace-net, characterise-pla-row, capture-opcode-timing and find-latch.</w:t>
+      </w:r>
+    </w:p>
+    <w:p>
+      <w:pPr>
+        <w:rPr>
+          <w:noProof/>
+          <w:sz w:val="24"/>
+          <w:szCs w:val="24"/>
+        </w:rPr>
+      </w:pPr>
+      <w:r>
+        <w:rPr>
+          <w:noProof/>
+          <w:sz w:val="24"/>
+          <w:szCs w:val="24"/>
+        </w:rPr>
+        <w:t>Every tool carries a behaviour hint, so a client can tell the read-only tools apart from the ones that move the simulation or reach outside it. One tool to treat with care is z80_eval_js: it runs arbitrary JavaScript inside the application and can reach well beyond the simulator. Prefer a dedicated tool whenever one exists.</w:t>
+      </w:r>
+    </w:p>
+    <w:p>
+      <w:pPr>
+        <w:spacing w:after="0"/>
+        <w:rPr>
+          <w:rFonts w:asciiTheme="majorHAnsi" w:eastAsiaTheme="majorEastAsia" w:hAnsiTheme="majorHAnsi" w:cstheme="majorBidi"/>
+          <w:color w:val="2F5496" w:themeColor="accent1" w:themeShade="BF"/>
           <w:sz w:val="28"/>
           <w:szCs w:val="28"/>
         </w:rPr>
-        <w:t>Notes and Tidbits</w:t>
-      </w:r>
-      <w:bookmarkEnd w:id="17"/>
-    </w:p>
-    <w:p>
-      <w:pPr>
-        <w:spacing w:after="0"/>
-        <w:rPr>
-          <w:sz w:val="24"/>
-          <w:szCs w:val="24"/>
-        </w:rPr>
-      </w:pPr>
-    </w:p>
-    <w:p>
-      <w:pPr>
-        <w:spacing w:after="0"/>
-        <w:rPr>
-          <w:sz w:val="24"/>
-          <w:szCs w:val="24"/>
-        </w:rPr>
-      </w:pPr>
-      <w:r>
-        <w:rPr>
-          <w:sz w:val="24"/>
-          <w:szCs w:val="24"/>
-        </w:rPr>
-        <w:t>The a</w:t>
-      </w:r>
-      <w:r>
-        <w:rPr>
-          <w:sz w:val="24"/>
-          <w:szCs w:val="24"/>
-        </w:rPr>
-        <w:t xml:space="preserve">pplication </w:t>
-      </w:r>
-      <w:r>
-        <w:rPr>
-          <w:sz w:val="24"/>
-          <w:szCs w:val="24"/>
-        </w:rPr>
-        <w:t xml:space="preserve">stores its </w:t>
-      </w:r>
-      <w:r>
-        <w:rPr>
-          <w:sz w:val="24"/>
-          <w:szCs w:val="24"/>
-        </w:rPr>
-        <w:t>settings (windows positions, sizes</w:t>
-      </w:r>
-      <w:r>
-        <w:rPr>
-          <w:sz w:val="24"/>
-          <w:szCs w:val="24"/>
-        </w:rPr>
-        <w:t xml:space="preserve">, </w:t>
-      </w:r>
-      <w:r>
-        <w:rPr>
-          <w:sz w:val="24"/>
-          <w:szCs w:val="24"/>
-        </w:rPr>
-        <w:t>…</w:t>
-      </w:r>
-      <w:r>
-        <w:rPr>
-          <w:sz w:val="24"/>
-          <w:szCs w:val="24"/>
-        </w:rPr>
-        <w:t>) in the Windows registry at this path:</w:t>
-      </w:r>
-    </w:p>
-    <w:p>
-      <w:pPr>
-        <w:spacing w:after="0"/>
-        <w:rPr>
-          <w:rFonts w:ascii="Courier New" w:hAnsi="Courier New" w:cs="Courier New"/>
-          <w:sz w:val="24"/>
-          <w:szCs w:val="24"/>
-        </w:rPr>
-      </w:pPr>
-      <w:r>
-        <w:rPr>
-          <w:rFonts w:ascii="Courier New" w:hAnsi="Courier New" w:cs="Courier New"/>
-          <w:sz w:val="24"/>
-          <w:szCs w:val="24"/>
-          <w:shd w:val="clear" w:color="auto" w:fill="FFFFFF"/>
-        </w:rPr>
-        <w:t>HKEY_CURRENT_USER\Software\Baltazar Studios, LLC\Z80Explorer</w:t>
-      </w:r>
-    </w:p>
-    <w:p>
-      <w:pPr>
-        <w:spacing w:after="0"/>
-        <w:rPr>
-          <w:sz w:val="24"/>
-          <w:szCs w:val="24"/>
-        </w:rPr>
-      </w:pPr>
-      <w:r>
-        <w:rPr>
-          <w:sz w:val="24"/>
-          <w:szCs w:val="24"/>
-        </w:rPr>
-        <w:t xml:space="preserve">On Linux, </w:t>
-      </w:r>
-      <w:r>
-        <w:rPr>
-          <w:sz w:val="24"/>
-          <w:szCs w:val="24"/>
-        </w:rPr>
-        <w:t xml:space="preserve">it </w:t>
-      </w:r>
-      <w:r>
-        <w:rPr>
-          <w:sz w:val="24"/>
-          <w:szCs w:val="24"/>
-        </w:rPr>
-        <w:t>store</w:t>
-      </w:r>
-      <w:r>
-        <w:rPr>
-          <w:sz w:val="24"/>
-          <w:szCs w:val="24"/>
-        </w:rPr>
-        <w:t>s them</w:t>
-      </w:r>
-      <w:r>
-        <w:rPr>
-          <w:sz w:val="24"/>
-          <w:szCs w:val="24"/>
-        </w:rPr>
-        <w:t xml:space="preserve"> in </w:t>
-      </w:r>
-      <w:r>
-        <w:rPr>
-          <w:sz w:val="24"/>
-          <w:szCs w:val="24"/>
-        </w:rPr>
-        <w:t xml:space="preserve">a </w:t>
-      </w:r>
-      <w:r>
-        <w:rPr>
-          <w:sz w:val="24"/>
-          <w:szCs w:val="24"/>
-        </w:rPr>
-        <w:t>folder under your user’s home:</w:t>
-      </w:r>
-    </w:p>
-    <w:p>
-      <w:pPr>
-        <w:spacing w:after="0"/>
-        <w:rPr>
-          <w:rFonts w:ascii="Courier New" w:hAnsi="Courier New" w:cs="Courier New"/>
-          <w:sz w:val="24"/>
-          <w:szCs w:val="24"/>
-        </w:rPr>
-      </w:pPr>
-      <w:r>
-        <w:rPr>
-          <w:rFonts w:ascii="Courier New" w:hAnsi="Courier New" w:cs="Courier New"/>
-          <w:sz w:val="24"/>
-          <w:szCs w:val="24"/>
-        </w:rPr>
-        <w:t>~/.config/Baltazar Studios, LLC</w:t>
-      </w:r>
-    </w:p>
-    <w:p>
-      <w:pPr>
-        <w:spacing w:after="0"/>
-        <w:rPr>
-          <w:sz w:val="24"/>
-          <w:szCs w:val="24"/>
-        </w:rPr>
-      </w:pPr>
-    </w:p>
-    <w:p>
-      <w:pPr>
-        <w:spacing w:after="0"/>
-        <w:rPr>
-          <w:sz w:val="24"/>
-          <w:szCs w:val="24"/>
-        </w:rPr>
-      </w:pPr>
-      <w:r>
-        <w:rPr>
-          <w:sz w:val="24"/>
-          <w:szCs w:val="24"/>
-        </w:rPr>
-        <w:t>In this order, hitting the ESC key clears</w:t>
-      </w:r>
-      <w:r>
-        <w:rPr>
-          <w:sz w:val="24"/>
-          <w:szCs w:val="24"/>
-        </w:rPr>
-        <w:t xml:space="preserve"> highlighted nets, “driven” nets</w:t>
-      </w:r>
-      <w:r>
-        <w:rPr>
-          <w:sz w:val="24"/>
-          <w:szCs w:val="24"/>
-        </w:rPr>
-        <w:t>,</w:t>
-      </w:r>
-      <w:r>
-        <w:rPr>
-          <w:sz w:val="24"/>
-          <w:szCs w:val="24"/>
-        </w:rPr>
-        <w:t xml:space="preserve"> and </w:t>
-      </w:r>
-      <w:r>
-        <w:rPr>
-          <w:sz w:val="24"/>
-          <w:szCs w:val="24"/>
-        </w:rPr>
-        <w:t xml:space="preserve">the </w:t>
-      </w:r>
-      <w:r>
-        <w:rPr>
-          <w:sz w:val="24"/>
-          <w:szCs w:val="24"/>
-        </w:rPr>
-        <w:t>selected net.</w:t>
-      </w:r>
-    </w:p>
-    <w:p>
-      <w:pPr>
-        <w:spacing w:after="0"/>
-        <w:rPr>
-          <w:sz w:val="24"/>
-          <w:szCs w:val="24"/>
-        </w:rPr>
-      </w:pPr>
-    </w:p>
-    <w:p>
-      <w:pPr>
-        <w:spacing w:after="0"/>
-        <w:rPr>
-          <w:sz w:val="24"/>
-          <w:szCs w:val="24"/>
-        </w:rPr>
-      </w:pPr>
-      <w:r>
-        <w:rPr>
-          <w:sz w:val="24"/>
-          <w:szCs w:val="24"/>
-        </w:rPr>
-        <w:t>The application supports t</w:t>
-      </w:r>
-      <w:r>
-        <w:rPr>
-          <w:sz w:val="24"/>
-          <w:szCs w:val="24"/>
-        </w:rPr>
-        <w:t>ouch and multi-touch devices</w:t>
-      </w:r>
-      <w:r>
-        <w:rPr>
-          <w:sz w:val="24"/>
-          <w:szCs w:val="24"/>
-        </w:rPr>
-        <w:t xml:space="preserve">. You can </w:t>
-      </w:r>
-      <w:r>
-        <w:rPr>
-          <w:sz w:val="24"/>
-          <w:szCs w:val="24"/>
-        </w:rPr>
-        <w:t>scroll (drag) and</w:t>
-      </w:r>
-      <w:r>
-        <w:rPr>
-          <w:sz w:val="24"/>
-          <w:szCs w:val="24"/>
-        </w:rPr>
-        <w:t xml:space="preserve"> pinch-to-zoom</w:t>
-      </w:r>
-      <w:r>
-        <w:rPr>
-          <w:sz w:val="24"/>
-          <w:szCs w:val="24"/>
-        </w:rPr>
-        <w:t xml:space="preserve"> </w:t>
-      </w:r>
-      <w:r>
-        <w:rPr>
-          <w:sz w:val="24"/>
-          <w:szCs w:val="24"/>
-        </w:rPr>
-        <w:t>on images and graphics views.</w:t>
-      </w:r>
-    </w:p>
-    <w:p>
-      <w:pPr>
-        <w:spacing w:after="0"/>
-        <w:rPr>
-          <w:sz w:val="24"/>
-          <w:szCs w:val="24"/>
-        </w:rPr>
-      </w:pPr>
-    </w:p>
-    <w:p>
-      <w:pPr>
-        <w:spacing w:after="0"/>
-        <w:rPr>
-          <w:sz w:val="24"/>
-          <w:szCs w:val="24"/>
-        </w:rPr>
-      </w:pPr>
-      <w:r>
-        <w:rPr>
-          <w:sz w:val="24"/>
-          <w:szCs w:val="24"/>
-        </w:rPr>
-        <w:t>The a</w:t>
-      </w:r>
-      <w:r>
-        <w:rPr>
-          <w:sz w:val="24"/>
-          <w:szCs w:val="24"/>
-        </w:rPr>
-        <w:t xml:space="preserve">pplication tries to detect latches in the netlist by a simple heuristic of finding two adjacent nets gating each other. While that alone detects </w:t>
-      </w:r>
-      <w:r>
-        <w:rPr>
-          <w:sz w:val="24"/>
-          <w:szCs w:val="24"/>
-        </w:rPr>
-        <w:t>many</w:t>
-      </w:r>
-      <w:r>
-        <w:rPr>
-          <w:sz w:val="24"/>
-          <w:szCs w:val="24"/>
-        </w:rPr>
-        <w:t xml:space="preserve"> latches, many are </w:t>
-      </w:r>
-      <w:r>
-        <w:rPr>
-          <w:sz w:val="24"/>
-          <w:szCs w:val="24"/>
-        </w:rPr>
-        <w:t xml:space="preserve">still </w:t>
-      </w:r>
-      <w:r>
-        <w:rPr>
-          <w:sz w:val="24"/>
-          <w:szCs w:val="24"/>
-        </w:rPr>
-        <w:t>un</w:t>
-      </w:r>
-      <w:r>
-        <w:rPr>
-          <w:sz w:val="24"/>
-          <w:szCs w:val="24"/>
-        </w:rPr>
-        <w:t xml:space="preserve">detected. Hence, the resource file “latches.ini” provides a way to define additional latches as you discover them. </w:t>
-      </w:r>
-      <w:r>
-        <w:rPr>
-          <w:sz w:val="24"/>
-          <w:szCs w:val="24"/>
-        </w:rPr>
-        <w:t>It specifies</w:t>
-      </w:r>
-      <w:r>
-        <w:rPr>
-          <w:sz w:val="24"/>
-          <w:szCs w:val="24"/>
-        </w:rPr>
-        <w:t xml:space="preserve"> </w:t>
-      </w:r>
-      <w:r>
-        <w:rPr>
-          <w:sz w:val="24"/>
-          <w:szCs w:val="24"/>
-        </w:rPr>
-        <w:t xml:space="preserve">a list of </w:t>
-      </w:r>
-      <w:r>
-        <w:rPr>
-          <w:sz w:val="24"/>
-          <w:szCs w:val="24"/>
-        </w:rPr>
-        <w:t xml:space="preserve">two transistor numbers </w:t>
-      </w:r>
-      <w:r>
-        <w:rPr>
-          <w:sz w:val="24"/>
-          <w:szCs w:val="24"/>
-        </w:rPr>
-        <w:t>for</w:t>
-      </w:r>
-      <w:r>
-        <w:rPr>
-          <w:sz w:val="24"/>
-          <w:szCs w:val="24"/>
-        </w:rPr>
-        <w:t xml:space="preserve"> </w:t>
-      </w:r>
-      <w:r>
-        <w:rPr>
-          <w:sz w:val="24"/>
-          <w:szCs w:val="24"/>
-        </w:rPr>
-        <w:t xml:space="preserve">each additional </w:t>
-      </w:r>
-      <w:r>
-        <w:rPr>
-          <w:sz w:val="24"/>
-          <w:szCs w:val="24"/>
-        </w:rPr>
-        <w:t>latch. See the file itself for an example of how to specify a latch. You can edit it while the application is running. After changing it</w:t>
-      </w:r>
-      <w:r>
-        <w:rPr>
-          <w:sz w:val="24"/>
-          <w:szCs w:val="24"/>
-        </w:rPr>
-        <w:t xml:space="preserve"> externally</w:t>
-      </w:r>
-      <w:r>
-        <w:rPr>
-          <w:sz w:val="24"/>
-          <w:szCs w:val="24"/>
-        </w:rPr>
-        <w:t xml:space="preserve">, </w:t>
-      </w:r>
-      <w:r>
-        <w:rPr>
-          <w:sz w:val="24"/>
-          <w:szCs w:val="24"/>
-        </w:rPr>
-        <w:t xml:space="preserve">you must </w:t>
-      </w:r>
-      <w:r>
-        <w:rPr>
-          <w:sz w:val="24"/>
-          <w:szCs w:val="24"/>
-        </w:rPr>
-        <w:t>reload it by typing “</w:t>
-      </w:r>
-      <w:proofErr w:type="gramStart"/>
-      <w:r>
-        <w:rPr>
-          <w:sz w:val="24"/>
-          <w:szCs w:val="24"/>
-        </w:rPr>
-        <w:t>relatch(</w:t>
-      </w:r>
-      <w:proofErr w:type="gramEnd"/>
-      <w:r>
-        <w:rPr>
-          <w:sz w:val="24"/>
-          <w:szCs w:val="24"/>
-        </w:rPr>
-        <w:t>)” in the script command window.</w:t>
-      </w:r>
-    </w:p>
-    <w:p>
-      <w:pPr>
-        <w:spacing w:after="0"/>
-        <w:rPr>
-          <w:sz w:val="24"/>
-          <w:szCs w:val="24"/>
-        </w:rPr>
-      </w:pPr>
-    </w:p>
-    <w:p>
-      <w:pPr>
-        <w:spacing w:after="0"/>
-        <w:rPr>
-          <w:sz w:val="24"/>
-          <w:szCs w:val="24"/>
-        </w:rPr>
-      </w:pPr>
-      <w:r>
-        <w:rPr>
-          <w:sz w:val="24"/>
-          <w:szCs w:val="24"/>
-        </w:rPr>
-        <w:t xml:space="preserve">Everything </w:t>
-      </w:r>
-      <w:r>
-        <w:rPr>
-          <w:sz w:val="24"/>
-          <w:szCs w:val="24"/>
-        </w:rPr>
-        <w:t xml:space="preserve">in the simulation </w:t>
-      </w:r>
-      <w:r>
-        <w:rPr>
-          <w:sz w:val="24"/>
-          <w:szCs w:val="24"/>
-        </w:rPr>
-        <w:t xml:space="preserve">is measured in half-cycles: the </w:t>
-      </w:r>
-      <w:r>
-        <w:rPr>
-          <w:sz w:val="24"/>
-          <w:szCs w:val="24"/>
-        </w:rPr>
-        <w:t>high and low clock</w:t>
-      </w:r>
-      <w:r>
-        <w:rPr>
-          <w:sz w:val="24"/>
-          <w:szCs w:val="24"/>
-        </w:rPr>
-        <w:t xml:space="preserve"> are two distinct states. The documentation, however, interchangeably uses the term</w:t>
-      </w:r>
-      <w:r>
-        <w:rPr>
-          <w:sz w:val="24"/>
-          <w:szCs w:val="24"/>
-        </w:rPr>
-        <w:t>s</w:t>
-      </w:r>
-      <w:r>
-        <w:rPr>
-          <w:sz w:val="24"/>
-          <w:szCs w:val="24"/>
-        </w:rPr>
-        <w:t xml:space="preserve"> “half-cycle”, “</w:t>
-      </w:r>
-      <w:proofErr w:type="spellStart"/>
-      <w:r>
-        <w:rPr>
-          <w:sz w:val="24"/>
-          <w:szCs w:val="24"/>
-        </w:rPr>
-        <w:t>hcycle</w:t>
-      </w:r>
-      <w:proofErr w:type="spellEnd"/>
-      <w:r>
-        <w:rPr>
-          <w:sz w:val="24"/>
-          <w:szCs w:val="24"/>
-        </w:rPr>
-        <w:t xml:space="preserve">” and even “cycle” for brevity. </w:t>
-      </w:r>
-    </w:p>
-    <w:p>
-      <w:pPr>
-        <w:spacing w:after="0"/>
-        <w:rPr>
-          <w:sz w:val="24"/>
-          <w:szCs w:val="24"/>
-        </w:rPr>
-      </w:pPr>
-    </w:p>
-    <w:p>
-      <w:pPr>
-        <w:spacing w:after="0"/>
-        <w:rPr>
-          <w:sz w:val="24"/>
-          <w:szCs w:val="24"/>
-        </w:rPr>
       </w:pPr>
     </w:p>
     <w:p>
@@ -22998,60 +23550,654 @@
           <w:szCs w:val="28"/>
         </w:rPr>
       </w:pPr>
-      <w:bookmarkStart w:id="18" w:name="_Toc213591847"/>
+      <w:bookmarkStart w:id="19" w:name="_Toc240959323"/>
       <w:r>
         <w:rPr>
           <w:sz w:val="28"/>
           <w:szCs w:val="28"/>
         </w:rPr>
+        <w:t xml:space="preserve">Unsorted </w:t>
+      </w:r>
+      <w:r>
+        <w:rPr>
+          <w:sz w:val="28"/>
+          <w:szCs w:val="28"/>
+        </w:rPr>
+        <w:t>Notes and Tidbits</w:t>
+      </w:r>
+      <w:bookmarkEnd w:id="19"/>
+    </w:p>
+    <w:p>
+      <w:pPr>
+        <w:spacing w:after="0"/>
+        <w:rPr>
+          <w:sz w:val="24"/>
+          <w:szCs w:val="24"/>
+        </w:rPr>
+      </w:pPr>
+    </w:p>
+    <w:p>
+      <w:pPr>
+        <w:spacing w:after="0"/>
+        <w:rPr>
+          <w:sz w:val="24"/>
+          <w:szCs w:val="24"/>
+        </w:rPr>
+      </w:pPr>
+      <w:r>
+        <w:rPr>
+          <w:sz w:val="24"/>
+          <w:szCs w:val="24"/>
+        </w:rPr>
+        <w:t>The a</w:t>
+      </w:r>
+      <w:r>
+        <w:rPr>
+          <w:sz w:val="24"/>
+          <w:szCs w:val="24"/>
+        </w:rPr>
+        <w:t xml:space="preserve">pplication </w:t>
+      </w:r>
+      <w:r>
+        <w:rPr>
+          <w:sz w:val="24"/>
+          <w:szCs w:val="24"/>
+        </w:rPr>
+        <w:t xml:space="preserve">stores its </w:t>
+      </w:r>
+      <w:r>
+        <w:rPr>
+          <w:sz w:val="24"/>
+          <w:szCs w:val="24"/>
+        </w:rPr>
+        <w:t>settings (windows positions, sizes</w:t>
+      </w:r>
+      <w:r>
+        <w:rPr>
+          <w:sz w:val="24"/>
+          <w:szCs w:val="24"/>
+        </w:rPr>
+        <w:t xml:space="preserve">, </w:t>
+      </w:r>
+      <w:r>
+        <w:rPr>
+          <w:sz w:val="24"/>
+          <w:szCs w:val="24"/>
+        </w:rPr>
+        <w:t>…</w:t>
+      </w:r>
+      <w:r>
+        <w:rPr>
+          <w:sz w:val="24"/>
+          <w:szCs w:val="24"/>
+        </w:rPr>
+        <w:t>) in the Windows registry at this path:</w:t>
+      </w:r>
+    </w:p>
+    <w:p>
+      <w:pPr>
+        <w:spacing w:after="0"/>
+        <w:rPr>
+          <w:rFonts w:ascii="Courier New" w:hAnsi="Courier New" w:cs="Courier New"/>
+          <w:sz w:val="24"/>
+          <w:szCs w:val="24"/>
+        </w:rPr>
+      </w:pPr>
+      <w:r>
+        <w:rPr>
+          <w:rFonts w:ascii="Courier New" w:hAnsi="Courier New" w:cs="Courier New"/>
+          <w:sz w:val="24"/>
+          <w:szCs w:val="24"/>
+          <w:shd w:val="clear" w:color="auto" w:fill="FFFFFF"/>
+        </w:rPr>
+        <w:t>HKEY_CURRENT_USER\Software\Baltazar Studios, LLC\Z80Explorer</w:t>
+      </w:r>
+    </w:p>
+    <w:p>
+      <w:pPr>
+        <w:spacing w:after="0"/>
+        <w:rPr>
+          <w:sz w:val="24"/>
+          <w:szCs w:val="24"/>
+        </w:rPr>
+      </w:pPr>
+      <w:r>
+        <w:rPr>
+          <w:sz w:val="24"/>
+          <w:szCs w:val="24"/>
+        </w:rPr>
+        <w:t xml:space="preserve">On Linux, </w:t>
+      </w:r>
+      <w:r>
+        <w:rPr>
+          <w:sz w:val="24"/>
+          <w:szCs w:val="24"/>
+        </w:rPr>
+        <w:t xml:space="preserve">it </w:t>
+      </w:r>
+      <w:r>
+        <w:rPr>
+          <w:sz w:val="24"/>
+          <w:szCs w:val="24"/>
+        </w:rPr>
+        <w:t>store</w:t>
+      </w:r>
+      <w:r>
+        <w:rPr>
+          <w:sz w:val="24"/>
+          <w:szCs w:val="24"/>
+        </w:rPr>
+        <w:t>s them</w:t>
+      </w:r>
+      <w:r>
+        <w:rPr>
+          <w:sz w:val="24"/>
+          <w:szCs w:val="24"/>
+        </w:rPr>
+        <w:t xml:space="preserve"> in </w:t>
+      </w:r>
+      <w:r>
+        <w:rPr>
+          <w:sz w:val="24"/>
+          <w:szCs w:val="24"/>
+        </w:rPr>
+        <w:t xml:space="preserve">a </w:t>
+      </w:r>
+      <w:r>
+        <w:rPr>
+          <w:sz w:val="24"/>
+          <w:szCs w:val="24"/>
+        </w:rPr>
+        <w:t>folder under your user’s home:</w:t>
+      </w:r>
+    </w:p>
+    <w:p>
+      <w:pPr>
+        <w:spacing w:after="0"/>
+        <w:rPr>
+          <w:rFonts w:ascii="Courier New" w:hAnsi="Courier New" w:cs="Courier New"/>
+          <w:sz w:val="24"/>
+          <w:szCs w:val="24"/>
+        </w:rPr>
+      </w:pPr>
+      <w:r>
+        <w:rPr>
+          <w:rFonts w:ascii="Courier New" w:hAnsi="Courier New" w:cs="Courier New"/>
+          <w:sz w:val="24"/>
+          <w:szCs w:val="24"/>
+        </w:rPr>
+        <w:t>~/.config/Baltazar Studios, LLC</w:t>
+      </w:r>
+    </w:p>
+    <w:p>
+      <w:pPr>
+        <w:spacing w:after="0"/>
+        <w:rPr>
+          <w:sz w:val="24"/>
+          <w:szCs w:val="24"/>
+        </w:rPr>
+      </w:pPr>
+    </w:p>
+    <w:p>
+      <w:pPr>
+        <w:spacing w:after="0"/>
+        <w:rPr>
+          <w:sz w:val="24"/>
+          <w:szCs w:val="24"/>
+        </w:rPr>
+      </w:pPr>
+      <w:r>
+        <w:rPr>
+          <w:sz w:val="24"/>
+          <w:szCs w:val="24"/>
+        </w:rPr>
+        <w:t>In this order, hitting the ESC key clears</w:t>
+      </w:r>
+      <w:r>
+        <w:rPr>
+          <w:sz w:val="24"/>
+          <w:szCs w:val="24"/>
+        </w:rPr>
+        <w:t xml:space="preserve"> highlighted nets, “driven” nets</w:t>
+      </w:r>
+      <w:r>
+        <w:rPr>
+          <w:sz w:val="24"/>
+          <w:szCs w:val="24"/>
+        </w:rPr>
+        <w:t>,</w:t>
+      </w:r>
+      <w:r>
+        <w:rPr>
+          <w:sz w:val="24"/>
+          <w:szCs w:val="24"/>
+        </w:rPr>
+        <w:t xml:space="preserve"> and </w:t>
+      </w:r>
+      <w:r>
+        <w:rPr>
+          <w:sz w:val="24"/>
+          <w:szCs w:val="24"/>
+        </w:rPr>
+        <w:t xml:space="preserve">the </w:t>
+      </w:r>
+      <w:r>
+        <w:rPr>
+          <w:sz w:val="24"/>
+          <w:szCs w:val="24"/>
+        </w:rPr>
+        <w:t>selected net.</w:t>
+      </w:r>
+    </w:p>
+    <w:p>
+      <w:pPr>
+        <w:spacing w:after="0"/>
+        <w:rPr>
+          <w:sz w:val="24"/>
+          <w:szCs w:val="24"/>
+        </w:rPr>
+      </w:pPr>
+    </w:p>
+    <w:p>
+      <w:pPr>
+        <w:spacing w:after="0"/>
+        <w:rPr>
+          <w:sz w:val="24"/>
+          <w:szCs w:val="24"/>
+        </w:rPr>
+      </w:pPr>
+      <w:r>
+        <w:rPr>
+          <w:sz w:val="24"/>
+          <w:szCs w:val="24"/>
+        </w:rPr>
+        <w:t>The application supports t</w:t>
+      </w:r>
+      <w:r>
+        <w:rPr>
+          <w:sz w:val="24"/>
+          <w:szCs w:val="24"/>
+        </w:rPr>
+        <w:t>ouch and multi-touch devices</w:t>
+      </w:r>
+      <w:r>
+        <w:rPr>
+          <w:sz w:val="24"/>
+          <w:szCs w:val="24"/>
+        </w:rPr>
+        <w:t xml:space="preserve">. You can </w:t>
+      </w:r>
+      <w:r>
+        <w:rPr>
+          <w:sz w:val="24"/>
+          <w:szCs w:val="24"/>
+        </w:rPr>
+        <w:t>scroll (drag) and</w:t>
+      </w:r>
+      <w:r>
+        <w:rPr>
+          <w:sz w:val="24"/>
+          <w:szCs w:val="24"/>
+        </w:rPr>
+        <w:t xml:space="preserve"> pinch-to-zoom</w:t>
+      </w:r>
+      <w:r>
+        <w:rPr>
+          <w:sz w:val="24"/>
+          <w:szCs w:val="24"/>
+        </w:rPr>
+        <w:t xml:space="preserve"> </w:t>
+      </w:r>
+      <w:r>
+        <w:rPr>
+          <w:sz w:val="24"/>
+          <w:szCs w:val="24"/>
+        </w:rPr>
+        <w:t>on images and graphics views.</w:t>
+      </w:r>
+    </w:p>
+    <w:p>
+      <w:pPr>
+        <w:spacing w:after="0"/>
+        <w:rPr>
+          <w:sz w:val="24"/>
+          <w:szCs w:val="24"/>
+        </w:rPr>
+      </w:pPr>
+    </w:p>
+    <w:p>
+      <w:pPr>
+        <w:spacing w:after="0"/>
+        <w:rPr>
+          <w:sz w:val="24"/>
+          <w:szCs w:val="24"/>
+        </w:rPr>
+      </w:pPr>
+      <w:r>
+        <w:rPr>
+          <w:sz w:val="24"/>
+          <w:szCs w:val="24"/>
+        </w:rPr>
+        <w:t>The a</w:t>
+      </w:r>
+      <w:r>
+        <w:rPr>
+          <w:sz w:val="24"/>
+          <w:szCs w:val="24"/>
+        </w:rPr>
+        <w:t xml:space="preserve">pplication tries to detect latches in the netlist by a simple heuristic of finding two adjacent nets gating each other. While that alone detects </w:t>
+      </w:r>
+      <w:r>
+        <w:rPr>
+          <w:sz w:val="24"/>
+          <w:szCs w:val="24"/>
+        </w:rPr>
+        <w:t>many</w:t>
+      </w:r>
+      <w:r>
+        <w:rPr>
+          <w:sz w:val="24"/>
+          <w:szCs w:val="24"/>
+        </w:rPr>
+        <w:t xml:space="preserve"> latches, many are </w:t>
+      </w:r>
+      <w:r>
+        <w:rPr>
+          <w:sz w:val="24"/>
+          <w:szCs w:val="24"/>
+        </w:rPr>
+        <w:t xml:space="preserve">still </w:t>
+      </w:r>
+      <w:r>
+        <w:rPr>
+          <w:sz w:val="24"/>
+          <w:szCs w:val="24"/>
+        </w:rPr>
+        <w:t>un</w:t>
+      </w:r>
+      <w:r>
+        <w:rPr>
+          <w:sz w:val="24"/>
+          <w:szCs w:val="24"/>
+        </w:rPr>
+        <w:t xml:space="preserve">detected. Hence, the resource file “latches.ini” provides a way to define additional latches as you discover them. </w:t>
+      </w:r>
+      <w:r>
+        <w:rPr>
+          <w:sz w:val="24"/>
+          <w:szCs w:val="24"/>
+        </w:rPr>
+        <w:t>It specifies</w:t>
+      </w:r>
+      <w:r>
+        <w:rPr>
+          <w:sz w:val="24"/>
+          <w:szCs w:val="24"/>
+        </w:rPr>
+        <w:t xml:space="preserve"> </w:t>
+      </w:r>
+      <w:r>
+        <w:rPr>
+          <w:sz w:val="24"/>
+          <w:szCs w:val="24"/>
+        </w:rPr>
+        <w:t xml:space="preserve">a list of </w:t>
+      </w:r>
+      <w:r>
+        <w:rPr>
+          <w:sz w:val="24"/>
+          <w:szCs w:val="24"/>
+        </w:rPr>
+        <w:t xml:space="preserve">two transistor numbers </w:t>
+      </w:r>
+      <w:r>
+        <w:rPr>
+          <w:sz w:val="24"/>
+          <w:szCs w:val="24"/>
+        </w:rPr>
+        <w:t>for</w:t>
+      </w:r>
+      <w:r>
+        <w:rPr>
+          <w:sz w:val="24"/>
+          <w:szCs w:val="24"/>
+        </w:rPr>
+        <w:t xml:space="preserve"> </w:t>
+      </w:r>
+      <w:r>
+        <w:rPr>
+          <w:sz w:val="24"/>
+          <w:szCs w:val="24"/>
+        </w:rPr>
+        <w:t xml:space="preserve">each additional </w:t>
+      </w:r>
+      <w:r>
+        <w:rPr>
+          <w:sz w:val="24"/>
+          <w:szCs w:val="24"/>
+        </w:rPr>
+        <w:t>latch. See the file itself for an example of how to specify a latch. You can edit it while the application is running. After changing it</w:t>
+      </w:r>
+      <w:r>
+        <w:rPr>
+          <w:sz w:val="24"/>
+          <w:szCs w:val="24"/>
+        </w:rPr>
+        <w:t xml:space="preserve"> externally</w:t>
+      </w:r>
+      <w:r>
+        <w:rPr>
+          <w:sz w:val="24"/>
+          <w:szCs w:val="24"/>
+        </w:rPr>
+        <w:t xml:space="preserve">, </w:t>
+      </w:r>
+      <w:r>
+        <w:rPr>
+          <w:sz w:val="24"/>
+          <w:szCs w:val="24"/>
+        </w:rPr>
+        <w:t xml:space="preserve">you must </w:t>
+      </w:r>
+      <w:r>
+        <w:rPr>
+          <w:sz w:val="24"/>
+          <w:szCs w:val="24"/>
+        </w:rPr>
+        <w:t>reload it by typing “</w:t>
+      </w:r>
+      <w:proofErr w:type="gramStart"/>
+      <w:r>
+        <w:rPr>
+          <w:sz w:val="24"/>
+          <w:szCs w:val="24"/>
+        </w:rPr>
+        <w:t>relatch(</w:t>
+      </w:r>
+      <w:proofErr w:type="gramEnd"/>
+      <w:r>
+        <w:rPr>
+          <w:sz w:val="24"/>
+          <w:szCs w:val="24"/>
+        </w:rPr>
+        <w:t>)” in the script command window.</w:t>
+      </w:r>
+    </w:p>
+    <w:p>
+      <w:pPr>
+        <w:spacing w:after="0"/>
+        <w:rPr>
+          <w:sz w:val="24"/>
+          <w:szCs w:val="24"/>
+        </w:rPr>
+      </w:pPr>
+    </w:p>
+    <w:p>
+      <w:pPr>
+        <w:spacing w:after="0"/>
+        <w:rPr>
+          <w:sz w:val="24"/>
+          <w:szCs w:val="24"/>
+        </w:rPr>
+      </w:pPr>
+      <w:r>
+        <w:rPr>
+          <w:sz w:val="24"/>
+          <w:szCs w:val="24"/>
+        </w:rPr>
+        <w:t xml:space="preserve">Everything </w:t>
+      </w:r>
+      <w:r>
+        <w:rPr>
+          <w:sz w:val="24"/>
+          <w:szCs w:val="24"/>
+        </w:rPr>
+        <w:t xml:space="preserve">in the simulation </w:t>
+      </w:r>
+      <w:r>
+        <w:rPr>
+          <w:sz w:val="24"/>
+          <w:szCs w:val="24"/>
+        </w:rPr>
+        <w:t xml:space="preserve">is measured in half-cycles: the </w:t>
+      </w:r>
+      <w:r>
+        <w:rPr>
+          <w:sz w:val="24"/>
+          <w:szCs w:val="24"/>
+        </w:rPr>
+        <w:t>high and low clock</w:t>
+      </w:r>
+      <w:r>
+        <w:rPr>
+          <w:sz w:val="24"/>
+          <w:szCs w:val="24"/>
+        </w:rPr>
+        <w:t xml:space="preserve"> are two distinct states. The documentation, however, interchangeably uses the term</w:t>
+      </w:r>
+      <w:r>
+        <w:rPr>
+          <w:sz w:val="24"/>
+          <w:szCs w:val="24"/>
+        </w:rPr>
+        <w:t>s</w:t>
+      </w:r>
+      <w:r>
+        <w:rPr>
+          <w:sz w:val="24"/>
+          <w:szCs w:val="24"/>
+        </w:rPr>
+        <w:t xml:space="preserve"> “half-cycle”, “</w:t>
+      </w:r>
+      <w:proofErr w:type="spellStart"/>
+      <w:r>
+        <w:rPr>
+          <w:sz w:val="24"/>
+          <w:szCs w:val="24"/>
+        </w:rPr>
+        <w:t>hcycle</w:t>
+      </w:r>
+      <w:proofErr w:type="spellEnd"/>
+      <w:r>
+        <w:rPr>
+          <w:sz w:val="24"/>
+          <w:szCs w:val="24"/>
+        </w:rPr>
+        <w:t xml:space="preserve">” and even “cycle” for brevity. </w:t>
+      </w:r>
+    </w:p>
+    <w:p>
+      <w:pPr>
+        <w:spacing w:after="0"/>
+        <w:rPr>
+          <w:sz w:val="24"/>
+          <w:szCs w:val="24"/>
+        </w:rPr>
+      </w:pPr>
+    </w:p>
+    <w:p>
+      <w:pPr>
+        <w:spacing w:after="0"/>
+        <w:rPr>
+          <w:sz w:val="24"/>
+          <w:szCs w:val="24"/>
+        </w:rPr>
+      </w:pPr>
+    </w:p>
+    <w:p>
+      <w:pPr>
+        <w:rPr>
+          <w:rFonts w:asciiTheme="majorHAnsi" w:eastAsiaTheme="majorEastAsia" w:hAnsiTheme="majorHAnsi" w:cstheme="majorBidi"/>
+          <w:color w:val="2F5496" w:themeColor="accent1" w:themeShade="BF"/>
+          <w:sz w:val="28"/>
+          <w:szCs w:val="28"/>
+        </w:rPr>
+      </w:pPr>
+      <w:r>
+        <w:rPr>
+          <w:sz w:val="28"/>
+          <w:szCs w:val="28"/>
+        </w:rPr>
+        <w:br w:type="page"/>
+      </w:r>
+    </w:p>
+    <w:p>
+      <w:pPr>
+        <w:pStyle w:val="Heading2"/>
+        <w:rPr>
+          <w:sz w:val="28"/>
+          <w:szCs w:val="28"/>
+        </w:rPr>
+      </w:pPr>
+      <w:bookmarkStart w:id="20" w:name="_Toc240959324"/>
+      <w:r>
+        <w:rPr>
+          <w:sz w:val="28"/>
+          <w:szCs w:val="28"/>
+        </w:rPr>
         <w:t>List of Resource Files</w:t>
       </w:r>
-      <w:bookmarkEnd w:id="18"/>
-    </w:p>
-    <w:p>
-      <w:pPr>
-        <w:spacing w:after="0"/>
-        <w:rPr>
-          <w:sz w:val="24"/>
-          <w:szCs w:val="24"/>
-        </w:rPr>
-      </w:pPr>
-    </w:p>
-    <w:p>
-      <w:pPr>
-        <w:spacing w:after="0"/>
-        <w:rPr>
-          <w:sz w:val="24"/>
-          <w:szCs w:val="24"/>
-        </w:rPr>
-      </w:pPr>
-      <w:r>
-        <w:rPr>
-          <w:sz w:val="24"/>
-          <w:szCs w:val="24"/>
-        </w:rPr>
-        <w:t>Many resource files</w:t>
-      </w:r>
-      <w:r>
-        <w:rPr>
-          <w:sz w:val="24"/>
-          <w:szCs w:val="24"/>
-        </w:rPr>
-        <w:t xml:space="preserve"> have</w:t>
-      </w:r>
-      <w:r>
-        <w:rPr>
-          <w:sz w:val="24"/>
-          <w:szCs w:val="24"/>
-        </w:rPr>
-        <w:t xml:space="preserve"> a convenient JSON format (a text file format)</w:t>
-      </w:r>
-      <w:r>
-        <w:rPr>
-          <w:sz w:val="24"/>
-          <w:szCs w:val="24"/>
-        </w:rPr>
-        <w:t>. The application will load and save some of these files on exit, so if you need to edit them on your own, do it while the application is not running.</w:t>
+      <w:bookmarkEnd w:id="20"/>
+    </w:p>
+    <w:p>
+      <w:pPr>
+        <w:spacing w:after="0"/>
+        <w:rPr>
+          <w:sz w:val="24"/>
+          <w:szCs w:val="24"/>
+        </w:rPr>
+      </w:pPr>
+    </w:p>
+    <w:p>
+      <w:pPr>
+        <w:spacing w:after="0"/>
+        <w:rPr>
+          <w:sz w:val="24"/>
+          <w:szCs w:val="24"/>
+        </w:rPr>
+      </w:pPr>
+      <w:r>
+        <w:rPr>
+          <w:sz w:val="24"/>
+          <w:szCs w:val="24"/>
+        </w:rPr>
+        <w:t>The resource folder is split by purpose: “chip” holds the static netlist and die images, “user” the files you customize, “scripts” the JavaScript the application loads at startup, “</w:t>
+      </w:r>
+      <w:proofErr w:type="spellStart"/>
+      <w:r>
+        <w:rPr>
+          <w:sz w:val="24"/>
+          <w:szCs w:val="24"/>
+        </w:rPr>
+        <w:t>zx</w:t>
+      </w:r>
+      <w:proofErr w:type="spellEnd"/>
+      <w:r>
+        <w:rPr>
+          <w:sz w:val="24"/>
+          <w:szCs w:val="24"/>
+        </w:rPr>
+        <w:t>” the ZX Spectrum runtime, and “tests” the diagnostic Z80 programs. Many of these files have a convenient JSON format (a text file format). The application will load and save some of them on exit, so if you need to edit them on your own, do it while the application is not running.</w:t>
       </w:r>
     </w:p>
     <w:p>
@@ -23070,13 +24216,13 @@
         <w:tblLook w:val="04A0" w:firstRow="1" w:lastRow="0" w:firstColumn="1" w:lastColumn="0" w:noHBand="0" w:noVBand="1"/>
       </w:tblPr>
       <w:tblGrid>
-        <w:gridCol w:w="2855"/>
-        <w:gridCol w:w="7935"/>
+        <w:gridCol w:w="3361"/>
+        <w:gridCol w:w="7429"/>
       </w:tblGrid>
       <w:tr>
         <w:tc>
           <w:tcPr>
-            <w:tcW w:w="2872" w:type="dxa"/>
+            <w:tcW w:w="3361" w:type="dxa"/>
             <w:shd w:val="clear" w:color="auto" w:fill="D9D9D9" w:themeFill="background1" w:themeFillShade="D9"/>
           </w:tcPr>
           <w:p>
@@ -23095,7 +24241,7 @@
         </w:tc>
         <w:tc>
           <w:tcPr>
-            <w:tcW w:w="9000" w:type="dxa"/>
+            <w:tcW w:w="7429" w:type="dxa"/>
             <w:shd w:val="clear" w:color="auto" w:fill="D9D9D9" w:themeFill="background1" w:themeFillShade="D9"/>
           </w:tcPr>
           <w:p>
@@ -23116,7 +24262,787 @@
       <w:tr>
         <w:tc>
           <w:tcPr>
-            <w:tcW w:w="2872" w:type="dxa"/>
+            <w:tcW w:w="3361" w:type="dxa"/>
+          </w:tcPr>
+          <w:p>
+            <w:pPr>
+              <w:rPr>
+                <w:rFonts w:ascii="Consolas" w:hAnsi="Consolas"/>
+              </w:rPr>
+            </w:pPr>
+            <w:r>
+              <w:rPr>
+                <w:rFonts w:ascii="Consolas" w:hAnsi="Consolas"/>
+              </w:rPr>
+              <w:t>chip/netnames.js</w:t>
+            </w:r>
+          </w:p>
+        </w:tc>
+        <w:tc>
+          <w:tcPr>
+            <w:tcW w:w="7429" w:type="dxa"/>
+          </w:tcPr>
+          <w:p>
+            <w:pPr>
+              <w:rPr>
+                <w:rFonts w:ascii="Consolas" w:hAnsi="Consolas"/>
+              </w:rPr>
+            </w:pPr>
+            <w:r>
+              <w:rPr>
+                <w:rFonts w:ascii="Consolas" w:hAnsi="Consolas"/>
+              </w:rPr>
+              <w:t>Net and bus names</w:t>
+            </w:r>
+          </w:p>
+        </w:tc>
+      </w:tr>
+      <w:tr>
+        <w:tc>
+          <w:tcPr>
+            <w:tcW w:w="3361" w:type="dxa"/>
+          </w:tcPr>
+          <w:p>
+            <w:pPr>
+              <w:rPr>
+                <w:rFonts w:ascii="Consolas" w:hAnsi="Consolas"/>
+              </w:rPr>
+            </w:pPr>
+            <w:r>
+              <w:rPr>
+                <w:rFonts w:ascii="Consolas" w:hAnsi="Consolas"/>
+              </w:rPr>
+              <w:t>chip/nodenames.js</w:t>
+            </w:r>
+          </w:p>
+        </w:tc>
+        <w:tc>
+          <w:tcPr>
+            <w:tcW w:w="7429" w:type="dxa"/>
+          </w:tcPr>
+          <w:p>
+            <w:pPr>
+              <w:rPr>
+                <w:rFonts w:ascii="Consolas" w:hAnsi="Consolas"/>
+              </w:rPr>
+            </w:pPr>
+            <w:r>
+              <w:rPr>
+                <w:rFonts w:ascii="Consolas" w:hAnsi="Consolas"/>
+              </w:rPr>
+              <w:t>Node name mappings</w:t>
+            </w:r>
+          </w:p>
+        </w:tc>
+      </w:tr>
+      <w:tr>
+        <w:tc>
+          <w:tcPr>
+            <w:tcW w:w="3361" w:type="dxa"/>
+          </w:tcPr>
+          <w:p>
+            <w:pPr>
+              <w:rPr>
+                <w:rFonts w:ascii="Consolas" w:hAnsi="Consolas"/>
+              </w:rPr>
+            </w:pPr>
+            <w:r>
+              <w:rPr>
+                <w:rFonts w:ascii="Consolas" w:hAnsi="Consolas"/>
+              </w:rPr>
+              <w:t>chip/transdefs.js</w:t>
+            </w:r>
+          </w:p>
+        </w:tc>
+        <w:tc>
+          <w:tcPr>
+            <w:tcW w:w="7429" w:type="dxa"/>
+          </w:tcPr>
+          <w:p>
+            <w:pPr>
+              <w:rPr>
+                <w:rFonts w:ascii="Consolas" w:hAnsi="Consolas"/>
+              </w:rPr>
+            </w:pPr>
+            <w:r>
+              <w:rPr>
+                <w:rFonts w:ascii="Consolas" w:hAnsi="Consolas"/>
+              </w:rPr>
+              <w:t>Transistor definitions</w:t>
+            </w:r>
+          </w:p>
+        </w:tc>
+      </w:tr>
+      <w:tr>
+        <w:tc>
+          <w:tcPr>
+            <w:tcW w:w="3361" w:type="dxa"/>
+          </w:tcPr>
+          <w:p>
+            <w:pPr>
+              <w:rPr>
+                <w:rFonts w:ascii="Consolas" w:hAnsi="Consolas"/>
+              </w:rPr>
+            </w:pPr>
+            <w:r>
+              <w:rPr>
+                <w:rFonts w:ascii="Consolas" w:hAnsi="Consolas"/>
+              </w:rPr>
+              <w:t>chip/segdefs.js</w:t>
+            </w:r>
+          </w:p>
+        </w:tc>
+        <w:tc>
+          <w:tcPr>
+            <w:tcW w:w="7429" w:type="dxa"/>
+          </w:tcPr>
+          <w:p>
+            <w:pPr>
+              <w:rPr>
+                <w:rFonts w:ascii="Consolas" w:hAnsi="Consolas"/>
+              </w:rPr>
+            </w:pPr>
+            <w:r>
+              <w:rPr>
+                <w:rFonts w:ascii="Consolas" w:hAnsi="Consolas"/>
+              </w:rPr>
+              <w:t>Segment visual definitions</w:t>
+            </w:r>
+          </w:p>
+        </w:tc>
+      </w:tr>
+      <w:tr>
+        <w:tc>
+          <w:tcPr>
+            <w:tcW w:w="3361" w:type="dxa"/>
+          </w:tcPr>
+          <w:p>
+            <w:pPr>
+              <w:rPr>
+                <w:rFonts w:ascii="Consolas" w:hAnsi="Consolas"/>
+              </w:rPr>
+            </w:pPr>
+            <w:r>
+              <w:rPr>
+                <w:rFonts w:ascii="Consolas" w:hAnsi="Consolas"/>
+              </w:rPr>
+              <w:t>chip/</w:t>
+            </w:r>
+            <w:proofErr w:type="spellStart"/>
+            <w:proofErr w:type="gramStart"/>
+            <w:r>
+              <w:rPr>
+                <w:rFonts w:ascii="Consolas" w:hAnsi="Consolas"/>
+              </w:rPr>
+              <w:t>layermap.qz</w:t>
+            </w:r>
+            <w:proofErr w:type="spellEnd"/>
+            <w:proofErr w:type="gramEnd"/>
+          </w:p>
+        </w:tc>
+        <w:tc>
+          <w:tcPr>
+            <w:tcW w:w="7429" w:type="dxa"/>
+          </w:tcPr>
+          <w:p>
+            <w:pPr>
+              <w:rPr>
+                <w:rFonts w:ascii="Consolas" w:hAnsi="Consolas"/>
+              </w:rPr>
+            </w:pPr>
+            <w:r>
+              <w:rPr>
+                <w:rFonts w:ascii="Consolas" w:hAnsi="Consolas"/>
+              </w:rPr>
+              <w:t xml:space="preserve">Compressed pixel-to-net map, expanded to </w:t>
+            </w:r>
+            <w:proofErr w:type="spellStart"/>
+            <w:r>
+              <w:rPr>
+                <w:rFonts w:ascii="Consolas" w:hAnsi="Consolas"/>
+              </w:rPr>
+              <w:t>layermap.bin</w:t>
+            </w:r>
+            <w:proofErr w:type="spellEnd"/>
+            <w:r>
+              <w:rPr>
+                <w:rFonts w:ascii="Consolas" w:hAnsi="Consolas"/>
+              </w:rPr>
+              <w:t xml:space="preserve"> on the first run</w:t>
+            </w:r>
+          </w:p>
+        </w:tc>
+      </w:tr>
+      <w:tr>
+        <w:tc>
+          <w:tcPr>
+            <w:tcW w:w="3361" w:type="dxa"/>
+          </w:tcPr>
+          <w:p>
+            <w:pPr>
+              <w:rPr>
+                <w:rFonts w:ascii="Consolas" w:hAnsi="Consolas"/>
+              </w:rPr>
+            </w:pPr>
+            <w:r>
+              <w:rPr>
+                <w:rFonts w:ascii="Consolas" w:hAnsi="Consolas"/>
+              </w:rPr>
+              <w:t>chip/z80_*.png</w:t>
+            </w:r>
+          </w:p>
+        </w:tc>
+        <w:tc>
+          <w:tcPr>
+            <w:tcW w:w="7429" w:type="dxa"/>
+          </w:tcPr>
+          <w:p>
+            <w:pPr>
+              <w:rPr>
+                <w:rFonts w:ascii="Consolas" w:hAnsi="Consolas"/>
+              </w:rPr>
+            </w:pPr>
+            <w:r>
+              <w:rPr>
+                <w:rFonts w:ascii="Consolas" w:hAnsi="Consolas"/>
+              </w:rPr>
+              <w:t>Die layer images</w:t>
+            </w:r>
+          </w:p>
+        </w:tc>
+      </w:tr>
+      <w:tr>
+        <w:tc>
+          <w:tcPr>
+            <w:tcW w:w="3361" w:type="dxa"/>
+          </w:tcPr>
+          <w:p>
+            <w:pPr>
+              <w:rPr>
+                <w:rFonts w:ascii="Consolas" w:hAnsi="Consolas"/>
+              </w:rPr>
+            </w:pPr>
+            <w:r>
+              <w:rPr>
+                <w:rFonts w:ascii="Consolas" w:hAnsi="Consolas"/>
+              </w:rPr>
+              <w:t>user/</w:t>
+            </w:r>
+            <w:proofErr w:type="spellStart"/>
+            <w:r>
+              <w:rPr>
+                <w:rFonts w:ascii="Consolas" w:hAnsi="Consolas"/>
+              </w:rPr>
+              <w:t>annotations.json</w:t>
+            </w:r>
+            <w:proofErr w:type="spellEnd"/>
+          </w:p>
+        </w:tc>
+        <w:tc>
+          <w:tcPr>
+            <w:tcW w:w="7429" w:type="dxa"/>
+          </w:tcPr>
+          <w:p>
+            <w:pPr>
+              <w:rPr>
+                <w:rFonts w:ascii="Consolas" w:hAnsi="Consolas"/>
+              </w:rPr>
+            </w:pPr>
+            <w:r>
+              <w:rPr>
+                <w:rFonts w:ascii="Consolas" w:hAnsi="Consolas"/>
+              </w:rPr>
+              <w:t>List of annotations and their properties</w:t>
+            </w:r>
+          </w:p>
+        </w:tc>
+      </w:tr>
+      <w:tr>
+        <w:tc>
+          <w:tcPr>
+            <w:tcW w:w="3361" w:type="dxa"/>
+          </w:tcPr>
+          <w:p>
+            <w:pPr>
+              <w:rPr>
+                <w:rFonts w:ascii="Consolas" w:hAnsi="Consolas"/>
+              </w:rPr>
+            </w:pPr>
+            <w:r>
+              <w:rPr>
+                <w:rFonts w:ascii="Consolas" w:hAnsi="Consolas"/>
+              </w:rPr>
+              <w:t>user/</w:t>
+            </w:r>
+            <w:proofErr w:type="spellStart"/>
+            <w:r>
+              <w:rPr>
+                <w:rFonts w:ascii="Consolas" w:hAnsi="Consolas"/>
+              </w:rPr>
+              <w:t>annot_internals.json</w:t>
+            </w:r>
+            <w:proofErr w:type="spellEnd"/>
+          </w:p>
+        </w:tc>
+        <w:tc>
+          <w:tcPr>
+            <w:tcW w:w="7429" w:type="dxa"/>
+          </w:tcPr>
+          <w:p>
+            <w:pPr>
+              <w:rPr>
+                <w:rFonts w:ascii="Consolas" w:hAnsi="Consolas"/>
+              </w:rPr>
+            </w:pPr>
+            <w:r>
+              <w:rPr>
+                <w:rFonts w:ascii="Consolas" w:hAnsi="Consolas"/>
+              </w:rPr>
+              <w:t>Alternate annotation set; load by dropping onto the Image view</w:t>
+            </w:r>
+          </w:p>
+        </w:tc>
+      </w:tr>
+      <w:tr>
+        <w:tc>
+          <w:tcPr>
+            <w:tcW w:w="3361" w:type="dxa"/>
+          </w:tcPr>
+          <w:p>
+            <w:pPr>
+              <w:rPr>
+                <w:rFonts w:ascii="Consolas" w:hAnsi="Consolas"/>
+              </w:rPr>
+            </w:pPr>
+            <w:r>
+              <w:rPr>
+                <w:rFonts w:ascii="Consolas" w:hAnsi="Consolas"/>
+              </w:rPr>
+              <w:t>user/</w:t>
+            </w:r>
+            <w:proofErr w:type="spellStart"/>
+            <w:r>
+              <w:rPr>
+                <w:rFonts w:ascii="Consolas" w:hAnsi="Consolas"/>
+              </w:rPr>
+              <w:t>annot_functional.json</w:t>
+            </w:r>
+            <w:proofErr w:type="spellEnd"/>
+          </w:p>
+        </w:tc>
+        <w:tc>
+          <w:tcPr>
+            <w:tcW w:w="7429" w:type="dxa"/>
+          </w:tcPr>
+          <w:p>
+            <w:pPr>
+              <w:rPr>
+                <w:rFonts w:ascii="Consolas" w:hAnsi="Consolas"/>
+              </w:rPr>
+            </w:pPr>
+            <w:r>
+              <w:rPr>
+                <w:rFonts w:ascii="Consolas" w:hAnsi="Consolas"/>
+              </w:rPr>
+              <w:t>Another annotation file showing major functional buses and nets</w:t>
+            </w:r>
+          </w:p>
+        </w:tc>
+      </w:tr>
+      <w:tr>
+        <w:tc>
+          <w:tcPr>
+            <w:tcW w:w="3361" w:type="dxa"/>
+          </w:tcPr>
+          <w:p>
+            <w:pPr>
+              <w:rPr>
+                <w:rFonts w:ascii="Consolas" w:hAnsi="Consolas"/>
+              </w:rPr>
+            </w:pPr>
+            <w:r>
+              <w:rPr>
+                <w:rFonts w:ascii="Consolas" w:hAnsi="Consolas"/>
+              </w:rPr>
+              <w:t>user/</w:t>
+            </w:r>
+            <w:proofErr w:type="spellStart"/>
+            <w:r>
+              <w:rPr>
+                <w:rFonts w:ascii="Consolas" w:hAnsi="Consolas"/>
+              </w:rPr>
+              <w:t>colors.json</w:t>
+            </w:r>
+            <w:proofErr w:type="spellEnd"/>
+          </w:p>
+        </w:tc>
+        <w:tc>
+          <w:tcPr>
+            <w:tcW w:w="7429" w:type="dxa"/>
+          </w:tcPr>
+          <w:p>
+            <w:pPr>
+              <w:rPr>
+                <w:rFonts w:ascii="Consolas" w:hAnsi="Consolas"/>
+              </w:rPr>
+            </w:pPr>
+            <w:r>
+              <w:rPr>
+                <w:rFonts w:ascii="Consolas" w:hAnsi="Consolas"/>
+              </w:rPr>
+              <w:t>List of color definitions, filters and matching methods</w:t>
+            </w:r>
+          </w:p>
+        </w:tc>
+      </w:tr>
+      <w:tr>
+        <w:tc>
+          <w:tcPr>
+            <w:tcW w:w="3361" w:type="dxa"/>
+          </w:tcPr>
+          <w:p>
+            <w:pPr>
+              <w:rPr>
+                <w:rFonts w:ascii="Consolas" w:hAnsi="Consolas"/>
+              </w:rPr>
+            </w:pPr>
+            <w:r>
+              <w:rPr>
+                <w:rFonts w:ascii="Consolas" w:hAnsi="Consolas"/>
+              </w:rPr>
+              <w:t>user/latches.ini</w:t>
+            </w:r>
+          </w:p>
+        </w:tc>
+        <w:tc>
+          <w:tcPr>
+            <w:tcW w:w="7429" w:type="dxa"/>
+          </w:tcPr>
+          <w:p>
+            <w:pPr>
+              <w:rPr>
+                <w:rFonts w:ascii="Consolas" w:hAnsi="Consolas"/>
+              </w:rPr>
+            </w:pPr>
+            <w:r>
+              <w:rPr>
+                <w:rFonts w:ascii="Consolas" w:hAnsi="Consolas"/>
+              </w:rPr>
+              <w:t xml:space="preserve">List of additional latches beyond those that are </w:t>
+            </w:r>
+            <w:proofErr w:type="gramStart"/>
+            <w:r>
+              <w:rPr>
+                <w:rFonts w:ascii="Consolas" w:hAnsi="Consolas"/>
+              </w:rPr>
+              <w:t>auto-detected</w:t>
+            </w:r>
+            <w:proofErr w:type="gramEnd"/>
+          </w:p>
+        </w:tc>
+      </w:tr>
+      <w:tr>
+        <w:tc>
+          <w:tcPr>
+            <w:tcW w:w="3361" w:type="dxa"/>
+          </w:tcPr>
+          <w:p>
+            <w:pPr>
+              <w:rPr>
+                <w:rFonts w:ascii="Consolas" w:hAnsi="Consolas"/>
+              </w:rPr>
+            </w:pPr>
+            <w:r>
+              <w:rPr>
+                <w:rFonts w:ascii="Consolas" w:hAnsi="Consolas"/>
+              </w:rPr>
+              <w:t>user/schem.ini</w:t>
+            </w:r>
+          </w:p>
+        </w:tc>
+        <w:tc>
+          <w:tcPr>
+            <w:tcW w:w="7429" w:type="dxa"/>
+          </w:tcPr>
+          <w:p>
+            <w:pPr>
+              <w:rPr>
+                <w:rFonts w:ascii="Consolas" w:hAnsi="Consolas"/>
+              </w:rPr>
+            </w:pPr>
+            <w:r>
+              <w:rPr>
+                <w:rFonts w:ascii="Consolas" w:hAnsi="Consolas"/>
+              </w:rPr>
+              <w:t>Net names at which the schematic traversal stops</w:t>
+            </w:r>
+          </w:p>
+        </w:tc>
+      </w:tr>
+      <w:tr>
+        <w:tc>
+          <w:tcPr>
+            <w:tcW w:w="3361" w:type="dxa"/>
+          </w:tcPr>
+          <w:p>
+            <w:pPr>
+              <w:rPr>
+                <w:rFonts w:ascii="Consolas" w:hAnsi="Consolas"/>
+              </w:rPr>
+            </w:pPr>
+            <w:r>
+              <w:rPr>
+                <w:rFonts w:ascii="Consolas" w:hAnsi="Consolas"/>
+              </w:rPr>
+              <w:t>user/</w:t>
+            </w:r>
+            <w:proofErr w:type="spellStart"/>
+            <w:r>
+              <w:rPr>
+                <w:rFonts w:ascii="Consolas" w:hAnsi="Consolas"/>
+              </w:rPr>
+              <w:t>tips.json</w:t>
+            </w:r>
+            <w:proofErr w:type="spellEnd"/>
+          </w:p>
+        </w:tc>
+        <w:tc>
+          <w:tcPr>
+            <w:tcW w:w="7429" w:type="dxa"/>
+          </w:tcPr>
+          <w:p>
+            <w:pPr>
+              <w:rPr>
+                <w:rFonts w:ascii="Consolas" w:hAnsi="Consolas"/>
+              </w:rPr>
+            </w:pPr>
+            <w:r>
+              <w:rPr>
+                <w:rFonts w:ascii="Consolas" w:hAnsi="Consolas"/>
+              </w:rPr>
+              <w:t>List of user net tips</w:t>
+            </w:r>
+          </w:p>
+        </w:tc>
+      </w:tr>
+      <w:tr>
+        <w:tc>
+          <w:tcPr>
+            <w:tcW w:w="3361" w:type="dxa"/>
+          </w:tcPr>
+          <w:p>
+            <w:pPr>
+              <w:rPr>
+                <w:rFonts w:ascii="Consolas" w:hAnsi="Consolas"/>
+              </w:rPr>
+            </w:pPr>
+            <w:r>
+              <w:rPr>
+                <w:rFonts w:ascii="Consolas" w:hAnsi="Consolas"/>
+              </w:rPr>
+              <w:t>user/</w:t>
+            </w:r>
+            <w:proofErr w:type="spellStart"/>
+            <w:r>
+              <w:rPr>
+                <w:rFonts w:ascii="Consolas" w:hAnsi="Consolas"/>
+              </w:rPr>
+              <w:t>watchlist.json</w:t>
+            </w:r>
+            <w:proofErr w:type="spellEnd"/>
+          </w:p>
+        </w:tc>
+        <w:tc>
+          <w:tcPr>
+            <w:tcW w:w="7429" w:type="dxa"/>
+          </w:tcPr>
+          <w:p>
+            <w:pPr>
+              <w:rPr>
+                <w:rFonts w:ascii="Consolas" w:hAnsi="Consolas"/>
+              </w:rPr>
+            </w:pPr>
+            <w:r>
+              <w:rPr>
+                <w:rFonts w:ascii="Consolas" w:hAnsi="Consolas"/>
+              </w:rPr>
+              <w:t>List of nets that are being watched / tracked</w:t>
+            </w:r>
+          </w:p>
+        </w:tc>
+      </w:tr>
+      <w:tr>
+        <w:tc>
+          <w:tcPr>
+            <w:tcW w:w="3361" w:type="dxa"/>
+          </w:tcPr>
+          <w:p>
+            <w:pPr>
+              <w:rPr>
+                <w:rFonts w:ascii="Consolas" w:hAnsi="Consolas"/>
+              </w:rPr>
+            </w:pPr>
+            <w:r>
+              <w:rPr>
+                <w:rFonts w:ascii="Consolas" w:hAnsi="Consolas"/>
+              </w:rPr>
+              <w:t>user/waveform-*.</w:t>
+            </w:r>
+            <w:proofErr w:type="spellStart"/>
+            <w:r>
+              <w:rPr>
+                <w:rFonts w:ascii="Consolas" w:hAnsi="Consolas"/>
+              </w:rPr>
+              <w:t>json</w:t>
+            </w:r>
+            <w:proofErr w:type="spellEnd"/>
+          </w:p>
+        </w:tc>
+        <w:tc>
+          <w:tcPr>
+            <w:tcW w:w="7429" w:type="dxa"/>
+          </w:tcPr>
+          <w:p>
+            <w:pPr>
+              <w:rPr>
+                <w:rFonts w:ascii="Consolas" w:hAnsi="Consolas"/>
+              </w:rPr>
+            </w:pPr>
+            <w:r>
+              <w:rPr>
+                <w:rFonts w:ascii="Consolas" w:hAnsi="Consolas"/>
+              </w:rPr>
+              <w:t>State of each of the waveform windows</w:t>
+            </w:r>
+          </w:p>
+        </w:tc>
+      </w:tr>
+      <w:tr>
+        <w:tc>
+          <w:tcPr>
+            <w:tcW w:w="3361" w:type="dxa"/>
+          </w:tcPr>
+          <w:p>
+            <w:pPr>
+              <w:rPr>
+                <w:rFonts w:ascii="Consolas" w:hAnsi="Consolas"/>
+              </w:rPr>
+            </w:pPr>
+            <w:r>
+              <w:rPr>
+                <w:rFonts w:ascii="Consolas" w:hAnsi="Consolas"/>
+              </w:rPr>
+              <w:t>user/</w:t>
+            </w:r>
+            <w:proofErr w:type="spellStart"/>
+            <w:r>
+              <w:rPr>
+                <w:rFonts w:ascii="Consolas" w:hAnsi="Consolas"/>
+              </w:rPr>
+              <w:t>pullups.json</w:t>
+            </w:r>
+            <w:proofErr w:type="spellEnd"/>
+          </w:p>
+        </w:tc>
+        <w:tc>
+          <w:tcPr>
+            <w:tcW w:w="7429" w:type="dxa"/>
+          </w:tcPr>
+          <w:p>
+            <w:pPr>
+              <w:rPr>
+                <w:rFonts w:ascii="Consolas" w:hAnsi="Consolas"/>
+              </w:rPr>
+            </w:pPr>
+            <w:r>
+              <w:rPr>
+                <w:rFonts w:ascii="Consolas" w:hAnsi="Consolas"/>
+              </w:rPr>
+              <w:t>Detected pull-up transistors, written on the first run</w:t>
+            </w:r>
+          </w:p>
+        </w:tc>
+      </w:tr>
+      <w:tr>
+        <w:tc>
+          <w:tcPr>
+            <w:tcW w:w="3361" w:type="dxa"/>
+          </w:tcPr>
+          <w:p>
+            <w:pPr>
+              <w:rPr>
+                <w:rFonts w:ascii="Consolas" w:hAnsi="Consolas"/>
+              </w:rPr>
+            </w:pPr>
+            <w:r>
+              <w:rPr>
+                <w:rFonts w:ascii="Consolas" w:hAnsi="Consolas"/>
+              </w:rPr>
+              <w:t>scripts/init.js</w:t>
+            </w:r>
+          </w:p>
+        </w:tc>
+        <w:tc>
+          <w:tcPr>
+            <w:tcW w:w="7429" w:type="dxa"/>
+          </w:tcPr>
+          <w:p>
+            <w:pPr>
+              <w:rPr>
+                <w:rFonts w:ascii="Consolas" w:hAnsi="Consolas"/>
+              </w:rPr>
+            </w:pPr>
+            <w:r>
+              <w:rPr>
+                <w:rFonts w:ascii="Consolas" w:hAnsi="Consolas"/>
+              </w:rPr>
+              <w:t>Startup script file</w:t>
+            </w:r>
+          </w:p>
+        </w:tc>
+      </w:tr>
+      <w:tr>
+        <w:tc>
+          <w:tcPr>
+            <w:tcW w:w="3361" w:type="dxa"/>
+          </w:tcPr>
+          <w:p>
+            <w:pPr>
+              <w:rPr>
+                <w:rFonts w:ascii="Consolas" w:hAnsi="Consolas"/>
+              </w:rPr>
+            </w:pPr>
+            <w:r>
+              <w:rPr>
+                <w:rFonts w:ascii="Consolas" w:hAnsi="Consolas"/>
+              </w:rPr>
+              <w:t>scripts/sock.py</w:t>
+            </w:r>
+          </w:p>
+        </w:tc>
+        <w:tc>
+          <w:tcPr>
+            <w:tcW w:w="7429" w:type="dxa"/>
+          </w:tcPr>
+          <w:p>
+            <w:pPr>
+              <w:rPr>
+                <w:rFonts w:ascii="Consolas" w:hAnsi="Consolas"/>
+              </w:rPr>
+            </w:pPr>
+            <w:r>
+              <w:rPr>
+                <w:rFonts w:ascii="Consolas" w:hAnsi="Consolas"/>
+              </w:rPr>
+              <w:t>Example client for the command socket server</w:t>
+            </w:r>
+          </w:p>
+        </w:tc>
+      </w:tr>
+      <w:tr>
+        <w:tc>
+          <w:tcPr>
+            <w:tcW w:w="3361" w:type="dxa"/>
           </w:tcPr>
           <w:p>
             <w:pPr>
@@ -23125,20 +25051,38 @@
               </w:rPr>
             </w:pPr>
             <w:proofErr w:type="spellStart"/>
-            <w:proofErr w:type="gramStart"/>
-            <w:r>
-              <w:rPr>
-                <w:rFonts w:ascii="Consolas" w:hAnsi="Consolas"/>
-              </w:rPr>
-              <w:t>annotations.json</w:t>
+            <w:r>
+              <w:rPr>
+                <w:rFonts w:ascii="Consolas" w:hAnsi="Consolas"/>
+              </w:rPr>
+              <w:t>zx</w:t>
             </w:r>
             <w:proofErr w:type="spellEnd"/>
-            <w:proofErr w:type="gramEnd"/>
-          </w:p>
-        </w:tc>
-        <w:tc>
-          <w:tcPr>
-            <w:tcW w:w="9000" w:type="dxa"/>
+            <w:r>
+              <w:rPr>
+                <w:rFonts w:ascii="Consolas" w:hAnsi="Consolas"/>
+              </w:rPr>
+              <w:t xml:space="preserve">/zx.js, </w:t>
+            </w:r>
+            <w:proofErr w:type="spellStart"/>
+            <w:r>
+              <w:rPr>
+                <w:rFonts w:ascii="Consolas" w:hAnsi="Consolas"/>
+              </w:rPr>
+              <w:t>zx</w:t>
+            </w:r>
+            <w:proofErr w:type="spellEnd"/>
+            <w:r>
+              <w:rPr>
+                <w:rFonts w:ascii="Consolas" w:hAnsi="Consolas"/>
+              </w:rPr>
+              <w:t>/sna.js</w:t>
+            </w:r>
+          </w:p>
+        </w:tc>
+        <w:tc>
+          <w:tcPr>
+            <w:tcW w:w="7429" w:type="dxa"/>
           </w:tcPr>
           <w:p>
             <w:pPr>
@@ -23150,7 +25094,7 @@
               <w:rPr>
                 <w:rFonts w:ascii="Consolas" w:hAnsi="Consolas"/>
               </w:rPr>
-              <w:t>List of annotations and their properties</w:t>
+              <w:t>ZX Spectrum boot helper and SNA snapshot loader</w:t>
             </w:r>
           </w:p>
         </w:tc>
@@ -23158,7 +25102,7 @@
       <w:tr>
         <w:tc>
           <w:tcPr>
-            <w:tcW w:w="2872" w:type="dxa"/>
+            <w:tcW w:w="3361" w:type="dxa"/>
           </w:tcPr>
           <w:p>
             <w:pPr>
@@ -23171,22 +25115,20 @@
               <w:rPr>
                 <w:rFonts w:ascii="Consolas" w:hAnsi="Consolas"/>
               </w:rPr>
-              <w:t>annot_</w:t>
-            </w:r>
-            <w:proofErr w:type="gramStart"/>
-            <w:r>
-              <w:rPr>
-                <w:rFonts w:ascii="Consolas" w:hAnsi="Consolas"/>
-              </w:rPr>
-              <w:t>internals.json</w:t>
+              <w:t>zx</w:t>
             </w:r>
             <w:proofErr w:type="spellEnd"/>
-            <w:proofErr w:type="gramEnd"/>
-          </w:p>
-        </w:tc>
-        <w:tc>
-          <w:tcPr>
-            <w:tcW w:w="9000" w:type="dxa"/>
+            <w:r>
+              <w:rPr>
+                <w:rFonts w:ascii="Consolas" w:hAnsi="Consolas"/>
+              </w:rPr>
+              <w:t>/48.rom</w:t>
+            </w:r>
+          </w:p>
+        </w:tc>
+        <w:tc>
+          <w:tcPr>
+            <w:tcW w:w="7429" w:type="dxa"/>
           </w:tcPr>
           <w:p>
             <w:pPr>
@@ -23198,7 +25140,7 @@
               <w:rPr>
                 <w:rFonts w:ascii="Consolas" w:hAnsi="Consolas"/>
               </w:rPr>
-              <w:t>Alternate annotation set; load by dropping onto the Image view</w:t>
+              <w:t>ZX Spectrum 48K ROM</w:t>
             </w:r>
           </w:p>
         </w:tc>
@@ -23206,7 +25148,7 @@
       <w:tr>
         <w:tc>
           <w:tcPr>
-            <w:tcW w:w="2872" w:type="dxa"/>
+            <w:tcW w:w="3361" w:type="dxa"/>
           </w:tcPr>
           <w:p>
             <w:pPr>
@@ -23214,27 +25156,31 @@
                 <w:rFonts w:ascii="Consolas" w:hAnsi="Consolas"/>
               </w:rPr>
             </w:pPr>
+            <w:r>
+              <w:rPr>
+                <w:rFonts w:ascii="Consolas" w:hAnsi="Consolas"/>
+              </w:rPr>
+              <w:t>tests/*.</w:t>
+            </w:r>
             <w:proofErr w:type="spellStart"/>
             <w:r>
               <w:rPr>
                 <w:rFonts w:ascii="Consolas" w:hAnsi="Consolas"/>
               </w:rPr>
-              <w:t>annot_</w:t>
-            </w:r>
-            <w:proofErr w:type="gramStart"/>
-            <w:r>
-              <w:rPr>
-                <w:rFonts w:ascii="Consolas" w:hAnsi="Consolas"/>
-              </w:rPr>
-              <w:t>functional.json</w:t>
+              <w:t>asm</w:t>
             </w:r>
             <w:proofErr w:type="spellEnd"/>
-            <w:proofErr w:type="gramEnd"/>
-          </w:p>
-        </w:tc>
-        <w:tc>
-          <w:tcPr>
-            <w:tcW w:w="9000" w:type="dxa"/>
+            <w:r>
+              <w:rPr>
+                <w:rFonts w:ascii="Consolas" w:hAnsi="Consolas"/>
+              </w:rPr>
+              <w:t>, *.hex</w:t>
+            </w:r>
+          </w:p>
+        </w:tc>
+        <w:tc>
+          <w:tcPr>
+            <w:tcW w:w="7429" w:type="dxa"/>
           </w:tcPr>
           <w:p>
             <w:pPr>
@@ -23246,19 +25192,7 @@
               <w:rPr>
                 <w:rFonts w:ascii="Consolas" w:hAnsi="Consolas"/>
               </w:rPr>
-              <w:t xml:space="preserve">Another annotation </w:t>
-            </w:r>
-            <w:r>
-              <w:rPr>
-                <w:rFonts w:ascii="Consolas" w:hAnsi="Consolas"/>
-              </w:rPr>
-              <w:t>file</w:t>
-            </w:r>
-            <w:r>
-              <w:rPr>
-                <w:rFonts w:ascii="Consolas" w:hAnsi="Consolas"/>
-              </w:rPr>
-              <w:t xml:space="preserve"> showing major functional buses and nets</w:t>
+              <w:t>Diagnostic Z80 programs and their assembled output</w:t>
             </w:r>
           </w:p>
         </w:tc>
@@ -23266,7 +25200,7 @@
       <w:tr>
         <w:tc>
           <w:tcPr>
-            <w:tcW w:w="2872" w:type="dxa"/>
+            <w:tcW w:w="3361" w:type="dxa"/>
           </w:tcPr>
           <w:p>
             <w:pPr>
@@ -23274,21 +25208,17 @@
                 <w:rFonts w:ascii="Consolas" w:hAnsi="Consolas"/>
               </w:rPr>
             </w:pPr>
-            <w:proofErr w:type="spellStart"/>
-            <w:proofErr w:type="gramStart"/>
-            <w:r>
-              <w:rPr>
-                <w:rFonts w:ascii="Consolas" w:hAnsi="Consolas"/>
-              </w:rPr>
-              <w:t>colors.json</w:t>
-            </w:r>
-            <w:proofErr w:type="spellEnd"/>
-            <w:proofErr w:type="gramEnd"/>
-          </w:p>
-        </w:tc>
-        <w:tc>
-          <w:tcPr>
-            <w:tcW w:w="9000" w:type="dxa"/>
+            <w:r>
+              <w:rPr>
+                <w:rFonts w:ascii="Consolas" w:hAnsi="Consolas"/>
+              </w:rPr>
+              <w:t>tests/trickbox.inc</w:t>
+            </w:r>
+          </w:p>
+        </w:tc>
+        <w:tc>
+          <w:tcPr>
+            <w:tcW w:w="7429" w:type="dxa"/>
           </w:tcPr>
           <w:p>
             <w:pPr>
@@ -23300,21 +25230,7 @@
               <w:rPr>
                 <w:rFonts w:ascii="Consolas" w:hAnsi="Consolas"/>
               </w:rPr>
-              <w:t xml:space="preserve">List of color definitions, </w:t>
-            </w:r>
-            <w:proofErr w:type="gramStart"/>
-            <w:r>
-              <w:rPr>
-                <w:rFonts w:ascii="Consolas" w:hAnsi="Consolas"/>
-              </w:rPr>
-              <w:t>filters</w:t>
-            </w:r>
-            <w:proofErr w:type="gramEnd"/>
-            <w:r>
-              <w:rPr>
-                <w:rFonts w:ascii="Consolas" w:hAnsi="Consolas"/>
-              </w:rPr>
-              <w:t xml:space="preserve"> and matching methods</w:t>
+              <w:t>Assembler include defining the monitor control addresses</w:t>
             </w:r>
           </w:p>
         </w:tc>
@@ -23322,7 +25238,7 @@
       <w:tr>
         <w:tc>
           <w:tcPr>
-            <w:tcW w:w="2872" w:type="dxa"/>
+            <w:tcW w:w="3361" w:type="dxa"/>
           </w:tcPr>
           <w:p>
             <w:pPr>
@@ -23334,13 +25250,21 @@
               <w:rPr>
                 <w:rFonts w:ascii="Consolas" w:hAnsi="Consolas"/>
               </w:rPr>
-              <w:t>init.js</w:t>
-            </w:r>
-          </w:p>
-        </w:tc>
-        <w:tc>
-          <w:tcPr>
-            <w:tcW w:w="9000" w:type="dxa"/>
+              <w:t>tests/</w:t>
+            </w:r>
+            <w:proofErr w:type="gramStart"/>
+            <w:r>
+              <w:rPr>
+                <w:rFonts w:ascii="Consolas" w:hAnsi="Consolas"/>
+              </w:rPr>
+              <w:t>zmac.*</w:t>
+            </w:r>
+            <w:proofErr w:type="gramEnd"/>
+          </w:p>
+        </w:tc>
+        <w:tc>
+          <w:tcPr>
+            <w:tcW w:w="7429" w:type="dxa"/>
           </w:tcPr>
           <w:p>
             <w:pPr>
@@ -23352,248 +25276,30 @@
               <w:rPr>
                 <w:rFonts w:ascii="Consolas" w:hAnsi="Consolas"/>
               </w:rPr>
-              <w:t>Startup script file</w:t>
-            </w:r>
-          </w:p>
-        </w:tc>
-      </w:tr>
-      <w:tr>
-        <w:tc>
-          <w:tcPr>
-            <w:tcW w:w="2872" w:type="dxa"/>
-          </w:tcPr>
-          <w:p>
-            <w:pPr>
-              <w:rPr>
-                <w:rFonts w:ascii="Consolas" w:hAnsi="Consolas"/>
-              </w:rPr>
-            </w:pPr>
-            <w:r>
-              <w:rPr>
-                <w:rFonts w:ascii="Consolas" w:hAnsi="Consolas"/>
-              </w:rPr>
-              <w:t>latches.ini</w:t>
-            </w:r>
-          </w:p>
-        </w:tc>
-        <w:tc>
-          <w:tcPr>
-            <w:tcW w:w="9000" w:type="dxa"/>
-          </w:tcPr>
-          <w:p>
-            <w:pPr>
-              <w:rPr>
-                <w:rFonts w:ascii="Consolas" w:hAnsi="Consolas"/>
-              </w:rPr>
-            </w:pPr>
-            <w:r>
-              <w:rPr>
-                <w:rFonts w:ascii="Consolas" w:hAnsi="Consolas"/>
-              </w:rPr>
-              <w:t xml:space="preserve">List of additional latches beyond those that are </w:t>
-            </w:r>
-            <w:proofErr w:type="gramStart"/>
-            <w:r>
-              <w:rPr>
-                <w:rFonts w:ascii="Consolas" w:hAnsi="Consolas"/>
-              </w:rPr>
-              <w:t>auto-detected</w:t>
-            </w:r>
-            <w:proofErr w:type="gramEnd"/>
-          </w:p>
-        </w:tc>
-      </w:tr>
-      <w:tr>
-        <w:tc>
-          <w:tcPr>
-            <w:tcW w:w="2872" w:type="dxa"/>
-          </w:tcPr>
-          <w:p>
-            <w:pPr>
-              <w:rPr>
-                <w:rFonts w:ascii="Consolas" w:hAnsi="Consolas"/>
-              </w:rPr>
-            </w:pPr>
-            <w:r>
-              <w:rPr>
-                <w:rFonts w:ascii="Consolas" w:hAnsi="Consolas"/>
-              </w:rPr>
-              <w:t>netnames.js</w:t>
-            </w:r>
-          </w:p>
-        </w:tc>
-        <w:tc>
-          <w:tcPr>
-            <w:tcW w:w="9000" w:type="dxa"/>
-          </w:tcPr>
-          <w:p>
-            <w:pPr>
-              <w:rPr>
-                <w:rFonts w:ascii="Consolas" w:hAnsi="Consolas"/>
-              </w:rPr>
-            </w:pPr>
-            <w:r>
-              <w:rPr>
-                <w:rFonts w:ascii="Consolas" w:hAnsi="Consolas"/>
-              </w:rPr>
-              <w:t xml:space="preserve">List of custom </w:t>
-            </w:r>
-            <w:proofErr w:type="gramStart"/>
-            <w:r>
-              <w:rPr>
-                <w:rFonts w:ascii="Consolas" w:hAnsi="Consolas"/>
-              </w:rPr>
-              <w:t>added,</w:t>
-            </w:r>
-            <w:proofErr w:type="gramEnd"/>
-            <w:r>
-              <w:rPr>
-                <w:rFonts w:ascii="Consolas" w:hAnsi="Consolas"/>
-              </w:rPr>
-              <w:t xml:space="preserve"> net and bus names</w:t>
-            </w:r>
-          </w:p>
-        </w:tc>
-      </w:tr>
-      <w:tr>
-        <w:tc>
-          <w:tcPr>
-            <w:tcW w:w="2872" w:type="dxa"/>
-          </w:tcPr>
-          <w:p>
-            <w:pPr>
-              <w:rPr>
-                <w:rFonts w:ascii="Consolas" w:hAnsi="Consolas"/>
-              </w:rPr>
-            </w:pPr>
-            <w:proofErr w:type="spellStart"/>
-            <w:proofErr w:type="gramStart"/>
-            <w:r>
-              <w:rPr>
-                <w:rFonts w:ascii="Consolas" w:hAnsi="Consolas"/>
-              </w:rPr>
-              <w:t>tips.json</w:t>
-            </w:r>
-            <w:proofErr w:type="spellEnd"/>
-            <w:proofErr w:type="gramEnd"/>
-          </w:p>
-        </w:tc>
-        <w:tc>
-          <w:tcPr>
-            <w:tcW w:w="9000" w:type="dxa"/>
-          </w:tcPr>
-          <w:p>
-            <w:pPr>
-              <w:rPr>
-                <w:rFonts w:ascii="Consolas" w:hAnsi="Consolas"/>
-              </w:rPr>
-            </w:pPr>
-            <w:r>
-              <w:rPr>
-                <w:rFonts w:ascii="Consolas" w:hAnsi="Consolas"/>
-              </w:rPr>
-              <w:t>List of user net tips</w:t>
-            </w:r>
-          </w:p>
-        </w:tc>
-      </w:tr>
-      <w:tr>
-        <w:tc>
-          <w:tcPr>
-            <w:tcW w:w="2872" w:type="dxa"/>
-          </w:tcPr>
-          <w:p>
-            <w:pPr>
-              <w:rPr>
-                <w:rFonts w:ascii="Consolas" w:hAnsi="Consolas"/>
-              </w:rPr>
-            </w:pPr>
-            <w:proofErr w:type="spellStart"/>
-            <w:proofErr w:type="gramStart"/>
-            <w:r>
-              <w:rPr>
-                <w:rFonts w:ascii="Consolas" w:hAnsi="Consolas"/>
-              </w:rPr>
-              <w:t>watchlist.json</w:t>
-            </w:r>
-            <w:proofErr w:type="spellEnd"/>
-            <w:proofErr w:type="gramEnd"/>
-          </w:p>
-        </w:tc>
-        <w:tc>
-          <w:tcPr>
-            <w:tcW w:w="9000" w:type="dxa"/>
-          </w:tcPr>
-          <w:p>
-            <w:pPr>
-              <w:rPr>
-                <w:rFonts w:ascii="Consolas" w:hAnsi="Consolas"/>
-              </w:rPr>
-            </w:pPr>
-            <w:r>
-              <w:rPr>
-                <w:rFonts w:ascii="Consolas" w:hAnsi="Consolas"/>
-              </w:rPr>
-              <w:t>List of nets that are being watched / tracked</w:t>
-            </w:r>
-          </w:p>
-        </w:tc>
-      </w:tr>
-      <w:tr>
-        <w:tc>
-          <w:tcPr>
-            <w:tcW w:w="2872" w:type="dxa"/>
-          </w:tcPr>
-          <w:p>
-            <w:pPr>
-              <w:rPr>
-                <w:rFonts w:ascii="Consolas" w:hAnsi="Consolas"/>
-              </w:rPr>
-            </w:pPr>
-            <w:r>
-              <w:rPr>
-                <w:rFonts w:ascii="Consolas" w:hAnsi="Consolas"/>
-              </w:rPr>
-              <w:t>waveform-</w:t>
-            </w:r>
-            <w:proofErr w:type="gramStart"/>
-            <w:r>
-              <w:rPr>
-                <w:rFonts w:ascii="Consolas" w:hAnsi="Consolas"/>
-              </w:rPr>
-              <w:t>*.</w:t>
-            </w:r>
-            <w:proofErr w:type="spellStart"/>
-            <w:r>
-              <w:rPr>
-                <w:rFonts w:ascii="Consolas" w:hAnsi="Consolas"/>
-              </w:rPr>
-              <w:t>json</w:t>
-            </w:r>
-            <w:proofErr w:type="spellEnd"/>
-            <w:proofErr w:type="gramEnd"/>
-          </w:p>
-        </w:tc>
-        <w:tc>
-          <w:tcPr>
-            <w:tcW w:w="9000" w:type="dxa"/>
-          </w:tcPr>
-          <w:p>
-            <w:pPr>
-              <w:rPr>
-                <w:rFonts w:ascii="Consolas" w:hAnsi="Consolas"/>
-              </w:rPr>
-            </w:pPr>
-            <w:r>
-              <w:rPr>
-                <w:rFonts w:ascii="Consolas" w:hAnsi="Consolas"/>
-              </w:rPr>
-              <w:t>State of each of the four waveform windows</w:t>
+              <w:t>The bundled assembler, one binary per platform</w:t>
             </w:r>
           </w:p>
         </w:tc>
       </w:tr>
     </w:tbl>
+    <w:p>
+      <w:pPr>
+        <w:spacing w:after="0"/>
+        <w:rPr>
+          <w:sz w:val="24"/>
+          <w:szCs w:val="24"/>
+        </w:rPr>
+      </w:pPr>
+    </w:p>
+    <w:p>
+      <w:pPr>
+        <w:spacing w:after="0"/>
+        <w:rPr>
+          <w:sz w:val="24"/>
+          <w:szCs w:val="24"/>
+        </w:rPr>
+      </w:pPr>
+    </w:p>
     <w:p>
       <w:pPr>
         <w:spacing w:after="0"/>
@@ -23637,7 +25343,7 @@
           <w:szCs w:val="28"/>
         </w:rPr>
       </w:pPr>
-      <w:bookmarkStart w:id="19" w:name="_Toc213591848"/>
+      <w:bookmarkStart w:id="21" w:name="_Toc240959325"/>
       <w:r>
         <w:rPr>
           <w:sz w:val="28"/>
@@ -23659,7 +25365,7 @@
         </w:rPr>
         <w:t>Spectrum, …</w:t>
       </w:r>
-      <w:bookmarkEnd w:id="19"/>
+      <w:bookmarkEnd w:id="21"/>
     </w:p>
     <w:p>
       <w:pPr>
@@ -23767,15 +25473,13 @@
           <w:szCs w:val="24"/>
         </w:rPr>
       </w:pPr>
-      <w:proofErr w:type="gramStart"/>
-      <w:r>
-        <w:rPr>
-          <w:sz w:val="24"/>
-          <w:szCs w:val="24"/>
-        </w:rPr>
-        <w:t>A number of</w:t>
-      </w:r>
-      <w:proofErr w:type="gramEnd"/>
+      <w:r>
+        <w:rPr>
+          <w:sz w:val="24"/>
+          <w:szCs w:val="24"/>
+        </w:rPr>
+        <w:t>Several</w:t>
+      </w:r>
       <w:r>
         <w:rPr>
           <w:sz w:val="24"/>
@@ -23820,14 +25524,7 @@
           <w:sz w:val="24"/>
           <w:szCs w:val="24"/>
         </w:rPr>
-        <w:t>(1.07)</w:t>
-      </w:r>
-      <w:r>
-        <w:rPr>
-          <w:sz w:val="24"/>
-          <w:szCs w:val="24"/>
-        </w:rPr>
-        <w:t xml:space="preserve"> Load SNA file format: </w:t>
+        <w:t xml:space="preserve">Load SNA file format: </w:t>
       </w:r>
       <w:r>
         <w:rPr>
@@ -23891,7 +25588,7 @@
                     <pic:cNvPicPr/>
                   </pic:nvPicPr>
                   <pic:blipFill>
-                    <a:blip r:embed="rId33"/>
+                    <a:blip r:embed="rId32"/>
                     <a:stretch>
                       <a:fillRect/>
                     </a:stretch>
@@ -23923,153 +25620,20 @@
     </w:p>
     <w:p>
       <w:pPr>
-        <w:pStyle w:val="Heading2"/>
-        <w:rPr>
+        <w:rPr>
+          <w:rFonts w:asciiTheme="majorHAnsi" w:eastAsiaTheme="majorEastAsia" w:hAnsiTheme="majorHAnsi" w:cstheme="majorBidi"/>
+          <w:color w:val="2F5496" w:themeColor="accent1" w:themeShade="BF"/>
           <w:sz w:val="28"/>
           <w:szCs w:val="28"/>
         </w:rPr>
       </w:pPr>
-      <w:bookmarkStart w:id="20" w:name="_Toc213591849"/>
       <w:r>
         <w:rPr>
           <w:sz w:val="28"/>
           <w:szCs w:val="28"/>
         </w:rPr>
-        <w:t>Known Issues</w:t>
-      </w:r>
-      <w:bookmarkEnd w:id="20"/>
-    </w:p>
-    <w:p>
-      <w:pPr>
-        <w:spacing w:after="0"/>
-        <w:rPr>
-          <w:sz w:val="24"/>
-          <w:szCs w:val="24"/>
-        </w:rPr>
-      </w:pPr>
-    </w:p>
-    <w:p>
-      <w:pPr>
-        <w:spacing w:after="0"/>
-        <w:rPr>
-          <w:sz w:val="24"/>
-          <w:szCs w:val="24"/>
-        </w:rPr>
-      </w:pPr>
-      <w:r>
-        <w:rPr>
-          <w:sz w:val="24"/>
-          <w:szCs w:val="24"/>
-        </w:rPr>
-        <w:t>JavaScript engine:</w:t>
-      </w:r>
-    </w:p>
-    <w:p>
-      <w:pPr>
-        <w:spacing w:after="0"/>
-        <w:rPr>
-          <w:rFonts w:cstheme="minorHAnsi"/>
-          <w:sz w:val="24"/>
-          <w:szCs w:val="24"/>
-        </w:rPr>
-      </w:pPr>
-      <w:r>
-        <w:rPr>
-          <w:rFonts w:cstheme="minorHAnsi"/>
-          <w:sz w:val="24"/>
-          <w:szCs w:val="24"/>
-        </w:rPr>
-        <w:t>Ensure the JavaScript contains no long-running code since the scripting engine block</w:t>
-      </w:r>
-      <w:r>
-        <w:rPr>
-          <w:rFonts w:cstheme="minorHAnsi"/>
-          <w:sz w:val="24"/>
-          <w:szCs w:val="24"/>
-        </w:rPr>
-        <w:t>s</w:t>
-      </w:r>
-      <w:r>
-        <w:rPr>
-          <w:rFonts w:cstheme="minorHAnsi"/>
-          <w:sz w:val="24"/>
-          <w:szCs w:val="24"/>
-        </w:rPr>
-        <w:t xml:space="preserve"> the rest of the application from running.</w:t>
-      </w:r>
-    </w:p>
-    <w:p>
-      <w:pPr>
-        <w:spacing w:after="0"/>
-        <w:rPr>
-          <w:sz w:val="24"/>
-          <w:szCs w:val="24"/>
-        </w:rPr>
-      </w:pPr>
-    </w:p>
-    <w:p>
-      <w:pPr>
-        <w:spacing w:after="0"/>
-        <w:rPr>
-          <w:sz w:val="24"/>
-          <w:szCs w:val="24"/>
-        </w:rPr>
-      </w:pPr>
-      <w:r>
-        <w:rPr>
-          <w:sz w:val="24"/>
-          <w:szCs w:val="24"/>
-        </w:rPr>
-        <w:t>Schematic view:</w:t>
-      </w:r>
-    </w:p>
-    <w:p>
-      <w:pPr>
-        <w:spacing w:after="0"/>
-        <w:rPr>
-          <w:sz w:val="24"/>
-          <w:szCs w:val="24"/>
-        </w:rPr>
-      </w:pPr>
-      <w:r>
-        <w:rPr>
-          <w:sz w:val="24"/>
-          <w:szCs w:val="24"/>
-        </w:rPr>
-        <w:t xml:space="preserve">Functional issues: Logic tree parser is a work in progress; </w:t>
-      </w:r>
-      <w:r>
-        <w:rPr>
-          <w:sz w:val="24"/>
-          <w:szCs w:val="24"/>
-        </w:rPr>
-        <w:t xml:space="preserve">the application </w:t>
-      </w:r>
-      <w:r>
-        <w:rPr>
-          <w:sz w:val="24"/>
-          <w:szCs w:val="24"/>
-        </w:rPr>
-        <w:t>may decode some nodes incorrectly. Always check.</w:t>
-      </w:r>
-    </w:p>
-    <w:p>
-      <w:pPr>
-        <w:spacing w:after="0"/>
-        <w:rPr>
-          <w:sz w:val="24"/>
-          <w:szCs w:val="24"/>
-        </w:rPr>
-      </w:pPr>
-    </w:p>
-    <w:p>
-      <w:pPr>
-        <w:spacing w:after="0"/>
-        <w:rPr>
-          <w:sz w:val="24"/>
-          <w:szCs w:val="24"/>
-        </w:rPr>
-      </w:pPr>
+        <w:br w:type="page"/>
+      </w:r>
     </w:p>
     <w:p>
       <w:pPr>
@@ -24079,15 +25643,165 @@
           <w:szCs w:val="28"/>
         </w:rPr>
       </w:pPr>
-      <w:bookmarkStart w:id="21" w:name="_Toc213591850"/>
+      <w:bookmarkStart w:id="22" w:name="_Toc240959326"/>
       <w:r>
         <w:rPr>
           <w:sz w:val="28"/>
           <w:szCs w:val="28"/>
         </w:rPr>
+        <w:t>Known Issues</w:t>
+      </w:r>
+      <w:bookmarkEnd w:id="22"/>
+    </w:p>
+    <w:p>
+      <w:pPr>
+        <w:spacing w:after="0"/>
+        <w:rPr>
+          <w:sz w:val="24"/>
+          <w:szCs w:val="24"/>
+        </w:rPr>
+      </w:pPr>
+    </w:p>
+    <w:p>
+      <w:pPr>
+        <w:spacing w:after="0"/>
+        <w:rPr>
+          <w:sz w:val="24"/>
+          <w:szCs w:val="24"/>
+        </w:rPr>
+      </w:pPr>
+      <w:r>
+        <w:rPr>
+          <w:sz w:val="24"/>
+          <w:szCs w:val="24"/>
+        </w:rPr>
+        <w:t>JavaScript engine:</w:t>
+      </w:r>
+    </w:p>
+    <w:p>
+      <w:pPr>
+        <w:spacing w:after="0"/>
+        <w:rPr>
+          <w:rFonts w:cstheme="minorHAnsi"/>
+          <w:sz w:val="24"/>
+          <w:szCs w:val="24"/>
+        </w:rPr>
+      </w:pPr>
+      <w:r>
+        <w:rPr>
+          <w:rFonts w:cstheme="minorHAnsi"/>
+          <w:sz w:val="24"/>
+          <w:szCs w:val="24"/>
+        </w:rPr>
+        <w:t>Ensure the JavaScript contains no long-running code since the scripting engine block</w:t>
+      </w:r>
+      <w:r>
+        <w:rPr>
+          <w:rFonts w:cstheme="minorHAnsi"/>
+          <w:sz w:val="24"/>
+          <w:szCs w:val="24"/>
+        </w:rPr>
+        <w:t>s</w:t>
+      </w:r>
+      <w:r>
+        <w:rPr>
+          <w:rFonts w:cstheme="minorHAnsi"/>
+          <w:sz w:val="24"/>
+          <w:szCs w:val="24"/>
+        </w:rPr>
+        <w:t xml:space="preserve"> the rest of the application from running.</w:t>
+      </w:r>
+    </w:p>
+    <w:p>
+      <w:pPr>
+        <w:spacing w:after="0"/>
+        <w:rPr>
+          <w:sz w:val="24"/>
+          <w:szCs w:val="24"/>
+        </w:rPr>
+      </w:pPr>
+    </w:p>
+    <w:p>
+      <w:pPr>
+        <w:spacing w:after="0"/>
+        <w:rPr>
+          <w:sz w:val="24"/>
+          <w:szCs w:val="24"/>
+        </w:rPr>
+      </w:pPr>
+      <w:r>
+        <w:rPr>
+          <w:sz w:val="24"/>
+          <w:szCs w:val="24"/>
+        </w:rPr>
+        <w:t>Schematic view:</w:t>
+      </w:r>
+    </w:p>
+    <w:p>
+      <w:pPr>
+        <w:spacing w:after="0"/>
+        <w:rPr>
+          <w:sz w:val="24"/>
+          <w:szCs w:val="24"/>
+        </w:rPr>
+      </w:pPr>
+      <w:r>
+        <w:rPr>
+          <w:sz w:val="24"/>
+          <w:szCs w:val="24"/>
+        </w:rPr>
+        <w:t xml:space="preserve">Functional issues: Logic tree parser is a work in progress; </w:t>
+      </w:r>
+      <w:r>
+        <w:rPr>
+          <w:sz w:val="24"/>
+          <w:szCs w:val="24"/>
+        </w:rPr>
+        <w:t xml:space="preserve">the application </w:t>
+      </w:r>
+      <w:r>
+        <w:rPr>
+          <w:sz w:val="24"/>
+          <w:szCs w:val="24"/>
+        </w:rPr>
+        <w:t>may decode some nodes incorrectly. Always check.</w:t>
+      </w:r>
+    </w:p>
+    <w:p>
+      <w:pPr>
+        <w:spacing w:after="0"/>
+        <w:rPr>
+          <w:sz w:val="24"/>
+          <w:szCs w:val="24"/>
+        </w:rPr>
+      </w:pPr>
+    </w:p>
+    <w:p>
+      <w:pPr>
+        <w:spacing w:after="0"/>
+        <w:rPr>
+          <w:sz w:val="24"/>
+          <w:szCs w:val="24"/>
+        </w:rPr>
+      </w:pPr>
+    </w:p>
+    <w:p>
+      <w:pPr>
+        <w:pStyle w:val="Heading2"/>
+        <w:rPr>
+          <w:sz w:val="28"/>
+          <w:szCs w:val="28"/>
+        </w:rPr>
+      </w:pPr>
+      <w:bookmarkStart w:id="23" w:name="_Toc240959327"/>
+      <w:r>
+        <w:rPr>
+          <w:sz w:val="28"/>
+          <w:szCs w:val="28"/>
+        </w:rPr>
         <w:t>Credits</w:t>
       </w:r>
-      <w:bookmarkEnd w:id="21"/>
+      <w:bookmarkEnd w:id="23"/>
     </w:p>
     <w:p>
       <w:pPr>
@@ -24125,23 +25839,7 @@
           <w:sz w:val="24"/>
           <w:szCs w:val="24"/>
         </w:rPr>
-        <w:t xml:space="preserve"> Chris Smith, Ed </w:t>
-      </w:r>
-      <w:proofErr w:type="spellStart"/>
-      <w:r>
-        <w:rPr>
-          <w:sz w:val="24"/>
-          <w:szCs w:val="24"/>
-        </w:rPr>
-        <w:t>Spittles</w:t>
-      </w:r>
-      <w:proofErr w:type="spellEnd"/>
-      <w:r>
-        <w:rPr>
-          <w:sz w:val="24"/>
-          <w:szCs w:val="24"/>
-        </w:rPr>
-        <w:t>, Pavel Zima</w:t>
+        <w:t xml:space="preserve"> Chris Smith, Ed Spittles, Pavel Zima</w:t>
       </w:r>
       <w:r>
         <w:rPr>
@@ -24157,7 +25855,7 @@
         </w:rPr>
         <w:t xml:space="preserve">: </w:t>
       </w:r>
-      <w:hyperlink r:id="rId34" w:history="1">
+      <w:hyperlink r:id="rId33" w:history="1">
         <w:r>
           <w:rPr>
             <w:rStyle w:val="Hyperlink"/>
@@ -24207,12 +25905,12 @@
     </w:p>
     <w:p/>
     <w:sectPr>
-      <w:headerReference w:type="even" r:id="rId35"/>
-      <w:headerReference w:type="default" r:id="rId36"/>
-      <w:footerReference w:type="even" r:id="rId37"/>
-      <w:footerReference w:type="default" r:id="rId38"/>
-      <w:headerReference w:type="first" r:id="rId39"/>
-      <w:footerReference w:type="first" r:id="rId40"/>
+      <w:headerReference w:type="even" r:id="rId34"/>
+      <w:headerReference w:type="default" r:id="rId35"/>
+      <w:footerReference w:type="even" r:id="rId36"/>
+      <w:footerReference w:type="default" r:id="rId37"/>
+      <w:headerReference w:type="first" r:id="rId38"/>
+      <w:footerReference w:type="first" r:id="rId39"/>
       <w:pgSz w:w="12240" w:h="15840"/>
       <w:pgMar w:top="720" w:right="720" w:bottom="720" w:left="720" w:header="720" w:footer="720" w:gutter="0"/>
       <w:cols w:space="720"/>
@@ -24224,7 +25922,7 @@
 </file>
 
 <file path=word/endnotes.xml><?xml version="1.0" encoding="utf-8"?>
-<w:endnotes xmlns:wpc="http://schemas.microsoft.com/office/word/2010/wordprocessingCanvas" xmlns:cx="http://schemas.microsoft.com/office/drawing/2014/chartex" xmlns:cx1="http://schemas.microsoft.com/office/drawing/2015/9/8/chartex" xmlns:cx2="http://schemas.microsoft.com/office/drawing/2015/10/21/chartex" xmlns:cx3="http://schemas.microsoft.com/office/drawing/2016/5/9/chartex" xmlns:cx4="http://schemas.microsoft.com/office/drawing/2016/5/10/chartex" xmlns:cx5="http://schemas.microsoft.com/office/drawing/2016/5/11/chartex" xmlns:cx6="http://schemas.microsoft.com/office/drawing/2016/5/12/chartex" xmlns:cx7="http://schemas.microsoft.com/office/drawing/2016/5/13/chartex" xmlns:cx8="http://schemas.microsoft.com/office/drawing/2016/5/14/chartex" xmlns:mc="http://schemas.openxmlformats.org/markup-compatibility/2006" xmlns:aink="http://schemas.microsoft.com/office/drawing/2016/ink" xmlns:am3d="http://schemas.microsoft.com/office/drawing/2017/model3d" xmlns:o="urn:schemas-microsoft-com:office:office" xmlns:oel="http://schemas.microsoft.com/office/2019/extlst" xmlns:r="http://schemas.openxmlformats.org/officeDocument/2006/relationships" xmlns:m="http://schemas.openxmlformats.org/officeDocument/2006/math" xmlns:v="urn:schemas-microsoft-com:vml" xmlns:wp14="http://schemas.microsoft.com/office/word/2010/wordprocessingDrawing" xmlns:wp="http://schemas.openxmlformats.org/drawingml/2006/wordprocessingDrawing" xmlns:w10="urn:schemas-microsoft-com:office:word" xmlns:w="http://schemas.openxmlformats.org/wordprocessingml/2006/main" xmlns:w14="http://schemas.microsoft.com/office/word/2010/wordml" xmlns:w15="http://schemas.microsoft.com/office/word/2012/wordml" xmlns:w16cex="http://schemas.microsoft.com/office/word/2018/wordml/cex" xmlns:w16cid="http://schemas.microsoft.com/office/word/2016/wordml/cid" xmlns:w16="http://schemas.microsoft.com/office/word/2018/wordml" xmlns:w16sdtdh="http://schemas.microsoft.com/office/word/2020/wordml/sdtdatahash" xmlns:w16se="http://schemas.microsoft.com/office/word/2015/wordml/symex" xmlns:wpg="http://schemas.microsoft.com/office/word/2010/wordprocessingGroup" xmlns:wpi="http://schemas.microsoft.com/office/word/2010/wordprocessingInk" xmlns:wne="http://schemas.microsoft.com/office/word/2006/wordml" xmlns:wps="http://schemas.microsoft.com/office/word/2010/wordprocessingShape" mc:Ignorable="w14 w15 w16se w16cid w16 w16cex w16sdtdh wp14">
+<w:endnotes xmlns:wpc="http://schemas.microsoft.com/office/word/2010/wordprocessingCanvas" xmlns:cx="http://schemas.microsoft.com/office/drawing/2014/chartex" xmlns:cx1="http://schemas.microsoft.com/office/drawing/2015/9/8/chartex" xmlns:cx2="http://schemas.microsoft.com/office/drawing/2015/10/21/chartex" xmlns:cx3="http://schemas.microsoft.com/office/drawing/2016/5/9/chartex" xmlns:cx4="http://schemas.microsoft.com/office/drawing/2016/5/10/chartex" xmlns:cx5="http://schemas.microsoft.com/office/drawing/2016/5/11/chartex" xmlns:cx6="http://schemas.microsoft.com/office/drawing/2016/5/12/chartex" xmlns:cx7="http://schemas.microsoft.com/office/drawing/2016/5/13/chartex" xmlns:cx8="http://schemas.microsoft.com/office/drawing/2016/5/14/chartex" xmlns:mc="http://schemas.openxmlformats.org/markup-compatibility/2006" xmlns:aink="http://schemas.microsoft.com/office/drawing/2016/ink" xmlns:am3d="http://schemas.microsoft.com/office/drawing/2017/model3d" xmlns:o="urn:schemas-microsoft-com:office:office" xmlns:oel="http://schemas.microsoft.com/office/2019/extlst" xmlns:r="http://schemas.openxmlformats.org/officeDocument/2006/relationships" xmlns:m="http://schemas.openxmlformats.org/officeDocument/2006/math" xmlns:v="urn:schemas-microsoft-com:vml" xmlns:wp14="http://schemas.microsoft.com/office/word/2010/wordprocessingDrawing" xmlns:wp="http://schemas.openxmlformats.org/drawingml/2006/wordprocessingDrawing" xmlns:w10="urn:schemas-microsoft-com:office:word" xmlns:w="http://schemas.openxmlformats.org/wordprocessingml/2006/main" xmlns:w14="http://schemas.microsoft.com/office/word/2010/wordml" xmlns:w15="http://schemas.microsoft.com/office/word/2012/wordml" xmlns:w16cex="http://schemas.microsoft.com/office/word/2018/wordml/cex" xmlns:w16cid="http://schemas.microsoft.com/office/word/2016/wordml/cid" xmlns:w16="http://schemas.microsoft.com/office/word/2018/wordml" xmlns:w16du="http://schemas.microsoft.com/office/word/2023/wordml/word16du" xmlns:w16sdtdh="http://schemas.microsoft.com/office/word/2020/wordml/sdtdatahash" xmlns:w16sdtfl="http://schemas.microsoft.com/office/word/2024/wordml/sdtformatlock" xmlns:w16se="http://schemas.microsoft.com/office/word/2015/wordml/symex" xmlns:wpg="http://schemas.microsoft.com/office/word/2010/wordprocessingGroup" xmlns:wpi="http://schemas.microsoft.com/office/word/2010/wordprocessingInk" xmlns:wne="http://schemas.microsoft.com/office/word/2006/wordml" xmlns:wps="http://schemas.microsoft.com/office/word/2010/wordprocessingShape" mc:Ignorable="w14 w15 w16se w16cid w16 w16cex w16sdtdh w16sdtfl w16du wp14">
   <w:endnote w:type="separator" w:id="-1">
     <w:p>
       <w:pPr>
@@ -24249,7 +25947,7 @@
 </file>
 
 <file path=word/footer1.xml><?xml version="1.0" encoding="utf-8"?>
-<w:ftr xmlns:wpc="http://schemas.microsoft.com/office/word/2010/wordprocessingCanvas" xmlns:cx="http://schemas.microsoft.com/office/drawing/2014/chartex" xmlns:cx1="http://schemas.microsoft.com/office/drawing/2015/9/8/chartex" xmlns:cx2="http://schemas.microsoft.com/office/drawing/2015/10/21/chartex" xmlns:cx3="http://schemas.microsoft.com/office/drawing/2016/5/9/chartex" xmlns:cx4="http://schemas.microsoft.com/office/drawing/2016/5/10/chartex" xmlns:cx5="http://schemas.microsoft.com/office/drawing/2016/5/11/chartex" xmlns:cx6="http://schemas.microsoft.com/office/drawing/2016/5/12/chartex" xmlns:cx7="http://schemas.microsoft.com/office/drawing/2016/5/13/chartex" xmlns:cx8="http://schemas.microsoft.com/office/drawing/2016/5/14/chartex" xmlns:mc="http://schemas.openxmlformats.org/markup-compatibility/2006" xmlns:aink="http://schemas.microsoft.com/office/drawing/2016/ink" xmlns:am3d="http://schemas.microsoft.com/office/drawing/2017/model3d" xmlns:o="urn:schemas-microsoft-com:office:office" xmlns:oel="http://schemas.microsoft.com/office/2019/extlst" xmlns:r="http://schemas.openxmlformats.org/officeDocument/2006/relationships" xmlns:m="http://schemas.openxmlformats.org/officeDocument/2006/math" xmlns:v="urn:schemas-microsoft-com:vml" xmlns:wp14="http://schemas.microsoft.com/office/word/2010/wordprocessingDrawing" xmlns:wp="http://schemas.openxmlformats.org/drawingml/2006/wordprocessingDrawing" xmlns:w10="urn:schemas-microsoft-com:office:word" xmlns:w="http://schemas.openxmlformats.org/wordprocessingml/2006/main" xmlns:w14="http://schemas.microsoft.com/office/word/2010/wordml" xmlns:w15="http://schemas.microsoft.com/office/word/2012/wordml" xmlns:w16cex="http://schemas.microsoft.com/office/word/2018/wordml/cex" xmlns:w16cid="http://schemas.microsoft.com/office/word/2016/wordml/cid" xmlns:w16="http://schemas.microsoft.com/office/word/2018/wordml" xmlns:w16sdtdh="http://schemas.microsoft.com/office/word/2020/wordml/sdtdatahash" xmlns:w16se="http://schemas.microsoft.com/office/word/2015/wordml/symex" xmlns:wpg="http://schemas.microsoft.com/office/word/2010/wordprocessingGroup" xmlns:wpi="http://schemas.microsoft.com/office/word/2010/wordprocessingInk" xmlns:wne="http://schemas.microsoft.com/office/word/2006/wordml" xmlns:wps="http://schemas.microsoft.com/office/word/2010/wordprocessingShape" mc:Ignorable="w14 w15 w16se w16cid w16 w16cex w16sdtdh wp14">
+<w:ftr xmlns:wpc="http://schemas.microsoft.com/office/word/2010/wordprocessingCanvas" xmlns:cx="http://schemas.microsoft.com/office/drawing/2014/chartex" xmlns:cx1="http://schemas.microsoft.com/office/drawing/2015/9/8/chartex" xmlns:cx2="http://schemas.microsoft.com/office/drawing/2015/10/21/chartex" xmlns:cx3="http://schemas.microsoft.com/office/drawing/2016/5/9/chartex" xmlns:cx4="http://schemas.microsoft.com/office/drawing/2016/5/10/chartex" xmlns:cx5="http://schemas.microsoft.com/office/drawing/2016/5/11/chartex" xmlns:cx6="http://schemas.microsoft.com/office/drawing/2016/5/12/chartex" xmlns:cx7="http://schemas.microsoft.com/office/drawing/2016/5/13/chartex" xmlns:cx8="http://schemas.microsoft.com/office/drawing/2016/5/14/chartex" xmlns:mc="http://schemas.openxmlformats.org/markup-compatibility/2006" xmlns:aink="http://schemas.microsoft.com/office/drawing/2016/ink" xmlns:am3d="http://schemas.microsoft.com/office/drawing/2017/model3d" xmlns:o="urn:schemas-microsoft-com:office:office" xmlns:oel="http://schemas.microsoft.com/office/2019/extlst" xmlns:r="http://schemas.openxmlformats.org/officeDocument/2006/relationships" xmlns:m="http://schemas.openxmlformats.org/officeDocument/2006/math" xmlns:v="urn:schemas-microsoft-com:vml" xmlns:wp14="http://schemas.microsoft.com/office/word/2010/wordprocessingDrawing" xmlns:wp="http://schemas.openxmlformats.org/drawingml/2006/wordprocessingDrawing" xmlns:w10="urn:schemas-microsoft-com:office:word" xmlns:w="http://schemas.openxmlformats.org/wordprocessingml/2006/main" xmlns:w14="http://schemas.microsoft.com/office/word/2010/wordml" xmlns:w15="http://schemas.microsoft.com/office/word/2012/wordml" xmlns:w16cex="http://schemas.microsoft.com/office/word/2018/wordml/cex" xmlns:w16cid="http://schemas.microsoft.com/office/word/2016/wordml/cid" xmlns:w16="http://schemas.microsoft.com/office/word/2018/wordml" xmlns:w16du="http://schemas.microsoft.com/office/word/2023/wordml/word16du" xmlns:w16sdtdh="http://schemas.microsoft.com/office/word/2020/wordml/sdtdatahash" xmlns:w16sdtfl="http://schemas.microsoft.com/office/word/2024/wordml/sdtformatlock" xmlns:w16se="http://schemas.microsoft.com/office/word/2015/wordml/symex" xmlns:wpg="http://schemas.microsoft.com/office/word/2010/wordprocessingGroup" xmlns:wpi="http://schemas.microsoft.com/office/word/2010/wordprocessingInk" xmlns:wne="http://schemas.microsoft.com/office/word/2006/wordml" xmlns:wps="http://schemas.microsoft.com/office/word/2010/wordprocessingShape" mc:Ignorable="w14 w15 w16se w16cid w16 w16cex w16sdtdh w16sdtfl w16du wp14">
   <w:p>
     <w:pPr>
       <w:pStyle w:val="Footer"/>
@@ -24259,7 +25957,7 @@
 </file>
 
 <file path=word/footer2.xml><?xml version="1.0" encoding="utf-8"?>
-<w:ftr xmlns:wpc="http://schemas.microsoft.com/office/word/2010/wordprocessingCanvas" xmlns:cx="http://schemas.microsoft.com/office/drawing/2014/chartex" xmlns:cx1="http://schemas.microsoft.com/office/drawing/2015/9/8/chartex" xmlns:cx2="http://schemas.microsoft.com/office/drawing/2015/10/21/chartex" xmlns:cx3="http://schemas.microsoft.com/office/drawing/2016/5/9/chartex" xmlns:cx4="http://schemas.microsoft.com/office/drawing/2016/5/10/chartex" xmlns:cx5="http://schemas.microsoft.com/office/drawing/2016/5/11/chartex" xmlns:cx6="http://schemas.microsoft.com/office/drawing/2016/5/12/chartex" xmlns:cx7="http://schemas.microsoft.com/office/drawing/2016/5/13/chartex" xmlns:cx8="http://schemas.microsoft.com/office/drawing/2016/5/14/chartex" xmlns:mc="http://schemas.openxmlformats.org/markup-compatibility/2006" xmlns:aink="http://schemas.microsoft.com/office/drawing/2016/ink" xmlns:am3d="http://schemas.microsoft.com/office/drawing/2017/model3d" xmlns:o="urn:schemas-microsoft-com:office:office" xmlns:oel="http://schemas.microsoft.com/office/2019/extlst" xmlns:r="http://schemas.openxmlformats.org/officeDocument/2006/relationships" xmlns:m="http://schemas.openxmlformats.org/officeDocument/2006/math" xmlns:v="urn:schemas-microsoft-com:vml" xmlns:wp14="http://schemas.microsoft.com/office/word/2010/wordprocessingDrawing" xmlns:wp="http://schemas.openxmlformats.org/drawingml/2006/wordprocessingDrawing" xmlns:w10="urn:schemas-microsoft-com:office:word" xmlns:w="http://schemas.openxmlformats.org/wordprocessingml/2006/main" xmlns:w14="http://schemas.microsoft.com/office/word/2010/wordml" xmlns:w15="http://schemas.microsoft.com/office/word/2012/wordml" xmlns:w16cex="http://schemas.microsoft.com/office/word/2018/wordml/cex" xmlns:w16cid="http://schemas.microsoft.com/office/word/2016/wordml/cid" xmlns:w16="http://schemas.microsoft.com/office/word/2018/wordml" xmlns:w16sdtdh="http://schemas.microsoft.com/office/word/2020/wordml/sdtdatahash" xmlns:w16se="http://schemas.microsoft.com/office/word/2015/wordml/symex" xmlns:wpg="http://schemas.microsoft.com/office/word/2010/wordprocessingGroup" xmlns:wpi="http://schemas.microsoft.com/office/word/2010/wordprocessingInk" xmlns:wne="http://schemas.microsoft.com/office/word/2006/wordml" xmlns:wps="http://schemas.microsoft.com/office/word/2010/wordprocessingShape" mc:Ignorable="w14 w15 w16se w16cid w16 w16cex w16sdtdh wp14">
+<w:ftr xmlns:wpc="http://schemas.microsoft.com/office/word/2010/wordprocessingCanvas" xmlns:cx="http://schemas.microsoft.com/office/drawing/2014/chartex" xmlns:cx1="http://schemas.microsoft.com/office/drawing/2015/9/8/chartex" xmlns:cx2="http://schemas.microsoft.com/office/drawing/2015/10/21/chartex" xmlns:cx3="http://schemas.microsoft.com/office/drawing/2016/5/9/chartex" xmlns:cx4="http://schemas.microsoft.com/office/drawing/2016/5/10/chartex" xmlns:cx5="http://schemas.microsoft.com/office/drawing/2016/5/11/chartex" xmlns:cx6="http://schemas.microsoft.com/office/drawing/2016/5/12/chartex" xmlns:cx7="http://schemas.microsoft.com/office/drawing/2016/5/13/chartex" xmlns:cx8="http://schemas.microsoft.com/office/drawing/2016/5/14/chartex" xmlns:mc="http://schemas.openxmlformats.org/markup-compatibility/2006" xmlns:aink="http://schemas.microsoft.com/office/drawing/2016/ink" xmlns:am3d="http://schemas.microsoft.com/office/drawing/2017/model3d" xmlns:o="urn:schemas-microsoft-com:office:office" xmlns:oel="http://schemas.microsoft.com/office/2019/extlst" xmlns:r="http://schemas.openxmlformats.org/officeDocument/2006/relationships" xmlns:m="http://schemas.openxmlformats.org/officeDocument/2006/math" xmlns:v="urn:schemas-microsoft-com:vml" xmlns:wp14="http://schemas.microsoft.com/office/word/2010/wordprocessingDrawing" xmlns:wp="http://schemas.openxmlformats.org/drawingml/2006/wordprocessingDrawing" xmlns:w10="urn:schemas-microsoft-com:office:word" xmlns:w="http://schemas.openxmlformats.org/wordprocessingml/2006/main" xmlns:w14="http://schemas.microsoft.com/office/word/2010/wordml" xmlns:w15="http://schemas.microsoft.com/office/word/2012/wordml" xmlns:w16cex="http://schemas.microsoft.com/office/word/2018/wordml/cex" xmlns:w16cid="http://schemas.microsoft.com/office/word/2016/wordml/cid" xmlns:w16="http://schemas.microsoft.com/office/word/2018/wordml" xmlns:w16du="http://schemas.microsoft.com/office/word/2023/wordml/word16du" xmlns:w16sdtdh="http://schemas.microsoft.com/office/word/2020/wordml/sdtdatahash" xmlns:w16sdtfl="http://schemas.microsoft.com/office/word/2024/wordml/sdtformatlock" xmlns:w16se="http://schemas.microsoft.com/office/word/2015/wordml/symex" xmlns:wpg="http://schemas.microsoft.com/office/word/2010/wordprocessingGroup" xmlns:wpi="http://schemas.microsoft.com/office/word/2010/wordprocessingInk" xmlns:wne="http://schemas.microsoft.com/office/word/2006/wordml" xmlns:wps="http://schemas.microsoft.com/office/word/2010/wordprocessingShape" mc:Ignorable="w14 w15 w16se w16cid w16 w16cex w16sdtdh w16sdtfl w16du wp14">
   <w:sdt>
     <w:sdtPr>
       <w:id w:val="-875076100"/>
@@ -24314,7 +26012,7 @@
 </file>
 
 <file path=word/footer3.xml><?xml version="1.0" encoding="utf-8"?>
-<w:ftr xmlns:wpc="http://schemas.microsoft.com/office/word/2010/wordprocessingCanvas" xmlns:cx="http://schemas.microsoft.com/office/drawing/2014/chartex" xmlns:cx1="http://schemas.microsoft.com/office/drawing/2015/9/8/chartex" xmlns:cx2="http://schemas.microsoft.com/office/drawing/2015/10/21/chartex" xmlns:cx3="http://schemas.microsoft.com/office/drawing/2016/5/9/chartex" xmlns:cx4="http://schemas.microsoft.com/office/drawing/2016/5/10/chartex" xmlns:cx5="http://schemas.microsoft.com/office/drawing/2016/5/11/chartex" xmlns:cx6="http://schemas.microsoft.com/office/drawing/2016/5/12/chartex" xmlns:cx7="http://schemas.microsoft.com/office/drawing/2016/5/13/chartex" xmlns:cx8="http://schemas.microsoft.com/office/drawing/2016/5/14/chartex" xmlns:mc="http://schemas.openxmlformats.org/markup-compatibility/2006" xmlns:aink="http://schemas.microsoft.com/office/drawing/2016/ink" xmlns:am3d="http://schemas.microsoft.com/office/drawing/2017/model3d" xmlns:o="urn:schemas-microsoft-com:office:office" xmlns:oel="http://schemas.microsoft.com/office/2019/extlst" xmlns:r="http://schemas.openxmlformats.org/officeDocument/2006/relationships" xmlns:m="http://schemas.openxmlformats.org/officeDocument/2006/math" xmlns:v="urn:schemas-microsoft-com:vml" xmlns:wp14="http://schemas.microsoft.com/office/word/2010/wordprocessingDrawing" xmlns:wp="http://schemas.openxmlformats.org/drawingml/2006/wordprocessingDrawing" xmlns:w10="urn:schemas-microsoft-com:office:word" xmlns:w="http://schemas.openxmlformats.org/wordprocessingml/2006/main" xmlns:w14="http://schemas.microsoft.com/office/word/2010/wordml" xmlns:w15="http://schemas.microsoft.com/office/word/2012/wordml" xmlns:w16cex="http://schemas.microsoft.com/office/word/2018/wordml/cex" xmlns:w16cid="http://schemas.microsoft.com/office/word/2016/wordml/cid" xmlns:w16="http://schemas.microsoft.com/office/word/2018/wordml" xmlns:w16sdtdh="http://schemas.microsoft.com/office/word/2020/wordml/sdtdatahash" xmlns:w16se="http://schemas.microsoft.com/office/word/2015/wordml/symex" xmlns:wpg="http://schemas.microsoft.com/office/word/2010/wordprocessingGroup" xmlns:wpi="http://schemas.microsoft.com/office/word/2010/wordprocessingInk" xmlns:wne="http://schemas.microsoft.com/office/word/2006/wordml" xmlns:wps="http://schemas.microsoft.com/office/word/2010/wordprocessingShape" mc:Ignorable="w14 w15 w16se w16cid w16 w16cex w16sdtdh wp14">
+<w:ftr xmlns:wpc="http://schemas.microsoft.com/office/word/2010/wordprocessingCanvas" xmlns:cx="http://schemas.microsoft.com/office/drawing/2014/chartex" xmlns:cx1="http://schemas.microsoft.com/office/drawing/2015/9/8/chartex" xmlns:cx2="http://schemas.microsoft.com/office/drawing/2015/10/21/chartex" xmlns:cx3="http://schemas.microsoft.com/office/drawing/2016/5/9/chartex" xmlns:cx4="http://schemas.microsoft.com/office/drawing/2016/5/10/chartex" xmlns:cx5="http://schemas.microsoft.com/office/drawing/2016/5/11/chartex" xmlns:cx6="http://schemas.microsoft.com/office/drawing/2016/5/12/chartex" xmlns:cx7="http://schemas.microsoft.com/office/drawing/2016/5/13/chartex" xmlns:cx8="http://schemas.microsoft.com/office/drawing/2016/5/14/chartex" xmlns:mc="http://schemas.openxmlformats.org/markup-compatibility/2006" xmlns:aink="http://schemas.microsoft.com/office/drawing/2016/ink" xmlns:am3d="http://schemas.microsoft.com/office/drawing/2017/model3d" xmlns:o="urn:schemas-microsoft-com:office:office" xmlns:oel="http://schemas.microsoft.com/office/2019/extlst" xmlns:r="http://schemas.openxmlformats.org/officeDocument/2006/relationships" xmlns:m="http://schemas.openxmlformats.org/officeDocument/2006/math" xmlns:v="urn:schemas-microsoft-com:vml" xmlns:wp14="http://schemas.microsoft.com/office/word/2010/wordprocessingDrawing" xmlns:wp="http://schemas.openxmlformats.org/drawingml/2006/wordprocessingDrawing" xmlns:w10="urn:schemas-microsoft-com:office:word" xmlns:w="http://schemas.openxmlformats.org/wordprocessingml/2006/main" xmlns:w14="http://schemas.microsoft.com/office/word/2010/wordml" xmlns:w15="http://schemas.microsoft.com/office/word/2012/wordml" xmlns:w16cex="http://schemas.microsoft.com/office/word/2018/wordml/cex" xmlns:w16cid="http://schemas.microsoft.com/office/word/2016/wordml/cid" xmlns:w16="http://schemas.microsoft.com/office/word/2018/wordml" xmlns:w16du="http://schemas.microsoft.com/office/word/2023/wordml/word16du" xmlns:w16sdtdh="http://schemas.microsoft.com/office/word/2020/wordml/sdtdatahash" xmlns:w16sdtfl="http://schemas.microsoft.com/office/word/2024/wordml/sdtformatlock" xmlns:w16se="http://schemas.microsoft.com/office/word/2015/wordml/symex" xmlns:wpg="http://schemas.microsoft.com/office/word/2010/wordprocessingGroup" xmlns:wpi="http://schemas.microsoft.com/office/word/2010/wordprocessingInk" xmlns:wne="http://schemas.microsoft.com/office/word/2006/wordml" xmlns:wps="http://schemas.microsoft.com/office/word/2010/wordprocessingShape" mc:Ignorable="w14 w15 w16se w16cid w16 w16cex w16sdtdh w16sdtfl w16du wp14">
   <w:p>
     <w:pPr>
       <w:pStyle w:val="Footer"/>
@@ -24324,7 +26022,7 @@
 </file>
 
 <file path=word/footnotes.xml><?xml version="1.0" encoding="utf-8"?>
-<w:footnotes xmlns:wpc="http://schemas.microsoft.com/office/word/2010/wordprocessingCanvas" xmlns:cx="http://schemas.microsoft.com/office/drawing/2014/chartex" xmlns:cx1="http://schemas.microsoft.com/office/drawing/2015/9/8/chartex" xmlns:cx2="http://schemas.microsoft.com/office/drawing/2015/10/21/chartex" xmlns:cx3="http://schemas.microsoft.com/office/drawing/2016/5/9/chartex" xmlns:cx4="http://schemas.microsoft.com/office/drawing/2016/5/10/chartex" xmlns:cx5="http://schemas.microsoft.com/office/drawing/2016/5/11/chartex" xmlns:cx6="http://schemas.microsoft.com/office/drawing/2016/5/12/chartex" xmlns:cx7="http://schemas.microsoft.com/office/drawing/2016/5/13/chartex" xmlns:cx8="http://schemas.microsoft.com/office/drawing/2016/5/14/chartex" xmlns:mc="http://schemas.openxmlformats.org/markup-compatibility/2006" xmlns:aink="http://schemas.microsoft.com/office/drawing/2016/ink" xmlns:am3d="http://schemas.microsoft.com/office/drawing/2017/model3d" xmlns:o="urn:schemas-microsoft-com:office:office" xmlns:oel="http://schemas.microsoft.com/office/2019/extlst" xmlns:r="http://schemas.openxmlformats.org/officeDocument/2006/relationships" xmlns:m="http://schemas.openxmlformats.org/officeDocument/2006/math" xmlns:v="urn:schemas-microsoft-com:vml" xmlns:wp14="http://schemas.microsoft.com/office/word/2010/wordprocessingDrawing" xmlns:wp="http://schemas.openxmlformats.org/drawingml/2006/wordprocessingDrawing" xmlns:w10="urn:schemas-microsoft-com:office:word" xmlns:w="http://schemas.openxmlformats.org/wordprocessingml/2006/main" xmlns:w14="http://schemas.microsoft.com/office/word/2010/wordml" xmlns:w15="http://schemas.microsoft.com/office/word/2012/wordml" xmlns:w16cex="http://schemas.microsoft.com/office/word/2018/wordml/cex" xmlns:w16cid="http://schemas.microsoft.com/office/word/2016/wordml/cid" xmlns:w16="http://schemas.microsoft.com/office/word/2018/wordml" xmlns:w16sdtdh="http://schemas.microsoft.com/office/word/2020/wordml/sdtdatahash" xmlns:w16se="http://schemas.microsoft.com/office/word/2015/wordml/symex" xmlns:wpg="http://schemas.microsoft.com/office/word/2010/wordprocessingGroup" xmlns:wpi="http://schemas.microsoft.com/office/word/2010/wordprocessingInk" xmlns:wne="http://schemas.microsoft.com/office/word/2006/wordml" xmlns:wps="http://schemas.microsoft.com/office/word/2010/wordprocessingShape" mc:Ignorable="w14 w15 w16se w16cid w16 w16cex w16sdtdh wp14">
+<w:footnotes xmlns:wpc="http://schemas.microsoft.com/office/word/2010/wordprocessingCanvas" xmlns:cx="http://schemas.microsoft.com/office/drawing/2014/chartex" xmlns:cx1="http://schemas.microsoft.com/office/drawing/2015/9/8/chartex" xmlns:cx2="http://schemas.microsoft.com/office/drawing/2015/10/21/chartex" xmlns:cx3="http://schemas.microsoft.com/office/drawing/2016/5/9/chartex" xmlns:cx4="http://schemas.microsoft.com/office/drawing/2016/5/10/chartex" xmlns:cx5="http://schemas.microsoft.com/office/drawing/2016/5/11/chartex" xmlns:cx6="http://schemas.microsoft.com/office/drawing/2016/5/12/chartex" xmlns:cx7="http://schemas.microsoft.com/office/drawing/2016/5/13/chartex" xmlns:cx8="http://schemas.microsoft.com/office/drawing/2016/5/14/chartex" xmlns:mc="http://schemas.openxmlformats.org/markup-compatibility/2006" xmlns:aink="http://schemas.microsoft.com/office/drawing/2016/ink" xmlns:am3d="http://schemas.microsoft.com/office/drawing/2017/model3d" xmlns:o="urn:schemas-microsoft-com:office:office" xmlns:oel="http://schemas.microsoft.com/office/2019/extlst" xmlns:r="http://schemas.openxmlformats.org/officeDocument/2006/relationships" xmlns:m="http://schemas.openxmlformats.org/officeDocument/2006/math" xmlns:v="urn:schemas-microsoft-com:vml" xmlns:wp14="http://schemas.microsoft.com/office/word/2010/wordprocessingDrawing" xmlns:wp="http://schemas.openxmlformats.org/drawingml/2006/wordprocessingDrawing" xmlns:w10="urn:schemas-microsoft-com:office:word" xmlns:w="http://schemas.openxmlformats.org/wordprocessingml/2006/main" xmlns:w14="http://schemas.microsoft.com/office/word/2010/wordml" xmlns:w15="http://schemas.microsoft.com/office/word/2012/wordml" xmlns:w16cex="http://schemas.microsoft.com/office/word/2018/wordml/cex" xmlns:w16cid="http://schemas.microsoft.com/office/word/2016/wordml/cid" xmlns:w16="http://schemas.microsoft.com/office/word/2018/wordml" xmlns:w16du="http://schemas.microsoft.com/office/word/2023/wordml/word16du" xmlns:w16sdtdh="http://schemas.microsoft.com/office/word/2020/wordml/sdtdatahash" xmlns:w16sdtfl="http://schemas.microsoft.com/office/word/2024/wordml/sdtformatlock" xmlns:w16se="http://schemas.microsoft.com/office/word/2015/wordml/symex" xmlns:wpg="http://schemas.microsoft.com/office/word/2010/wordprocessingGroup" xmlns:wpi="http://schemas.microsoft.com/office/word/2010/wordprocessingInk" xmlns:wne="http://schemas.microsoft.com/office/word/2006/wordml" xmlns:wps="http://schemas.microsoft.com/office/word/2010/wordprocessingShape" mc:Ignorable="w14 w15 w16se w16cid w16 w16cex w16sdtdh w16sdtfl w16du wp14">
   <w:footnote w:type="separator" w:id="-1">
     <w:p>
       <w:pPr>
@@ -24349,7 +26047,7 @@
 </file>
 
 <file path=word/header1.xml><?xml version="1.0" encoding="utf-8"?>
-<w:hdr xmlns:wpc="http://schemas.microsoft.com/office/word/2010/wordprocessingCanvas" xmlns:cx="http://schemas.microsoft.com/office/drawing/2014/chartex" xmlns:cx1="http://schemas.microsoft.com/office/drawing/2015/9/8/chartex" xmlns:cx2="http://schemas.microsoft.com/office/drawing/2015/10/21/chartex" xmlns:cx3="http://schemas.microsoft.com/office/drawing/2016/5/9/chartex" xmlns:cx4="http://schemas.microsoft.com/office/drawing/2016/5/10/chartex" xmlns:cx5="http://schemas.microsoft.com/office/drawing/2016/5/11/chartex" xmlns:cx6="http://schemas.microsoft.com/office/drawing/2016/5/12/chartex" xmlns:cx7="http://schemas.microsoft.com/office/drawing/2016/5/13/chartex" xmlns:cx8="http://schemas.microsoft.com/office/drawing/2016/5/14/chartex" xmlns:mc="http://schemas.openxmlformats.org/markup-compatibility/2006" xmlns:aink="http://schemas.microsoft.com/office/drawing/2016/ink" xmlns:am3d="http://schemas.microsoft.com/office/drawing/2017/model3d" xmlns:o="urn:schemas-microsoft-com:office:office" xmlns:oel="http://schemas.microsoft.com/office/2019/extlst" xmlns:r="http://schemas.openxmlformats.org/officeDocument/2006/relationships" xmlns:m="http://schemas.openxmlformats.org/officeDocument/2006/math" xmlns:v="urn:schemas-microsoft-com:vml" xmlns:wp14="http://schemas.microsoft.com/office/word/2010/wordprocessingDrawing" xmlns:wp="http://schemas.openxmlformats.org/drawingml/2006/wordprocessingDrawing" xmlns:w10="urn:schemas-microsoft-com:office:word" xmlns:w="http://schemas.openxmlformats.org/wordprocessingml/2006/main" xmlns:w14="http://schemas.microsoft.com/office/word/2010/wordml" xmlns:w15="http://schemas.microsoft.com/office/word/2012/wordml" xmlns:w16cex="http://schemas.microsoft.com/office/word/2018/wordml/cex" xmlns:w16cid="http://schemas.microsoft.com/office/word/2016/wordml/cid" xmlns:w16="http://schemas.microsoft.com/office/word/2018/wordml" xmlns:w16sdtdh="http://schemas.microsoft.com/office/word/2020/wordml/sdtdatahash" xmlns:w16se="http://schemas.microsoft.com/office/word/2015/wordml/symex" xmlns:wpg="http://schemas.microsoft.com/office/word/2010/wordprocessingGroup" xmlns:wpi="http://schemas.microsoft.com/office/word/2010/wordprocessingInk" xmlns:wne="http://schemas.microsoft.com/office/word/2006/wordml" xmlns:wps="http://schemas.microsoft.com/office/word/2010/wordprocessingShape" mc:Ignorable="w14 w15 w16se w16cid w16 w16cex w16sdtdh wp14">
+<w:hdr xmlns:wpc="http://schemas.microsoft.com/office/word/2010/wordprocessingCanvas" xmlns:cx="http://schemas.microsoft.com/office/drawing/2014/chartex" xmlns:cx1="http://schemas.microsoft.com/office/drawing/2015/9/8/chartex" xmlns:cx2="http://schemas.microsoft.com/office/drawing/2015/10/21/chartex" xmlns:cx3="http://schemas.microsoft.com/office/drawing/2016/5/9/chartex" xmlns:cx4="http://schemas.microsoft.com/office/drawing/2016/5/10/chartex" xmlns:cx5="http://schemas.microsoft.com/office/drawing/2016/5/11/chartex" xmlns:cx6="http://schemas.microsoft.com/office/drawing/2016/5/12/chartex" xmlns:cx7="http://schemas.microsoft.com/office/drawing/2016/5/13/chartex" xmlns:cx8="http://schemas.microsoft.com/office/drawing/2016/5/14/chartex" xmlns:mc="http://schemas.openxmlformats.org/markup-compatibility/2006" xmlns:aink="http://schemas.microsoft.com/office/drawing/2016/ink" xmlns:am3d="http://schemas.microsoft.com/office/drawing/2017/model3d" xmlns:o="urn:schemas-microsoft-com:office:office" xmlns:oel="http://schemas.microsoft.com/office/2019/extlst" xmlns:r="http://schemas.openxmlformats.org/officeDocument/2006/relationships" xmlns:m="http://schemas.openxmlformats.org/officeDocument/2006/math" xmlns:v="urn:schemas-microsoft-com:vml" xmlns:wp14="http://schemas.microsoft.com/office/word/2010/wordprocessingDrawing" xmlns:wp="http://schemas.openxmlformats.org/drawingml/2006/wordprocessingDrawing" xmlns:w10="urn:schemas-microsoft-com:office:word" xmlns:w="http://schemas.openxmlformats.org/wordprocessingml/2006/main" xmlns:w14="http://schemas.microsoft.com/office/word/2010/wordml" xmlns:w15="http://schemas.microsoft.com/office/word/2012/wordml" xmlns:w16cex="http://schemas.microsoft.com/office/word/2018/wordml/cex" xmlns:w16cid="http://schemas.microsoft.com/office/word/2016/wordml/cid" xmlns:w16="http://schemas.microsoft.com/office/word/2018/wordml" xmlns:w16du="http://schemas.microsoft.com/office/word/2023/wordml/word16du" xmlns:w16sdtdh="http://schemas.microsoft.com/office/word/2020/wordml/sdtdatahash" xmlns:w16sdtfl="http://schemas.microsoft.com/office/word/2024/wordml/sdtformatlock" xmlns:w16se="http://schemas.microsoft.com/office/word/2015/wordml/symex" xmlns:wpg="http://schemas.microsoft.com/office/word/2010/wordprocessingGroup" xmlns:wpi="http://schemas.microsoft.com/office/word/2010/wordprocessingInk" xmlns:wne="http://schemas.microsoft.com/office/word/2006/wordml" xmlns:wps="http://schemas.microsoft.com/office/word/2010/wordprocessingShape" mc:Ignorable="w14 w15 w16se w16cid w16 w16cex w16sdtdh w16sdtfl w16du wp14">
   <w:p>
     <w:pPr>
       <w:pStyle w:val="Header"/>
@@ -24359,7 +26057,7 @@
 </file>
 
 <file path=word/header2.xml><?xml version="1.0" encoding="utf-8"?>
-<w:hdr xmlns:wpc="http://schemas.microsoft.com/office/word/2010/wordprocessingCanvas" xmlns:cx="http://schemas.microsoft.com/office/drawing/2014/chartex" xmlns:cx1="http://schemas.microsoft.com/office/drawing/2015/9/8/chartex" xmlns:cx2="http://schemas.microsoft.com/office/drawing/2015/10/21/chartex" xmlns:cx3="http://schemas.microsoft.com/office/drawing/2016/5/9/chartex" xmlns:cx4="http://schemas.microsoft.com/office/drawing/2016/5/10/chartex" xmlns:cx5="http://schemas.microsoft.com/office/drawing/2016/5/11/chartex" xmlns:cx6="http://schemas.microsoft.com/office/drawing/2016/5/12/chartex" xmlns:cx7="http://schemas.microsoft.com/office/drawing/2016/5/13/chartex" xmlns:cx8="http://schemas.microsoft.com/office/drawing/2016/5/14/chartex" xmlns:mc="http://schemas.openxmlformats.org/markup-compatibility/2006" xmlns:aink="http://schemas.microsoft.com/office/drawing/2016/ink" xmlns:am3d="http://schemas.microsoft.com/office/drawing/2017/model3d" xmlns:o="urn:schemas-microsoft-com:office:office" xmlns:oel="http://schemas.microsoft.com/office/2019/extlst" xmlns:r="http://schemas.openxmlformats.org/officeDocument/2006/relationships" xmlns:m="http://schemas.openxmlformats.org/officeDocument/2006/math" xmlns:v="urn:schemas-microsoft-com:vml" xmlns:wp14="http://schemas.microsoft.com/office/word/2010/wordprocessingDrawing" xmlns:wp="http://schemas.openxmlformats.org/drawingml/2006/wordprocessingDrawing" xmlns:w10="urn:schemas-microsoft-com:office:word" xmlns:w="http://schemas.openxmlformats.org/wordprocessingml/2006/main" xmlns:w14="http://schemas.microsoft.com/office/word/2010/wordml" xmlns:w15="http://schemas.microsoft.com/office/word/2012/wordml" xmlns:w16cex="http://schemas.microsoft.com/office/word/2018/wordml/cex" xmlns:w16cid="http://schemas.microsoft.com/office/word/2016/wordml/cid" xmlns:w16="http://schemas.microsoft.com/office/word/2018/wordml" xmlns:w16sdtdh="http://schemas.microsoft.com/office/word/2020/wordml/sdtdatahash" xmlns:w16se="http://schemas.microsoft.com/office/word/2015/wordml/symex" xmlns:wpg="http://schemas.microsoft.com/office/word/2010/wordprocessingGroup" xmlns:wpi="http://schemas.microsoft.com/office/word/2010/wordprocessingInk" xmlns:wne="http://schemas.microsoft.com/office/word/2006/wordml" xmlns:wps="http://schemas.microsoft.com/office/word/2010/wordprocessingShape" mc:Ignorable="w14 w15 w16se w16cid w16 w16cex w16sdtdh wp14">
+<w:hdr xmlns:wpc="http://schemas.microsoft.com/office/word/2010/wordprocessingCanvas" xmlns:cx="http://schemas.microsoft.com/office/drawing/2014/chartex" xmlns:cx1="http://schemas.microsoft.com/office/drawing/2015/9/8/chartex" xmlns:cx2="http://schemas.microsoft.com/office/drawing/2015/10/21/chartex" xmlns:cx3="http://schemas.microsoft.com/office/drawing/2016/5/9/chartex" xmlns:cx4="http://schemas.microsoft.com/office/drawing/2016/5/10/chartex" xmlns:cx5="http://schemas.microsoft.com/office/drawing/2016/5/11/chartex" xmlns:cx6="http://schemas.microsoft.com/office/drawing/2016/5/12/chartex" xmlns:cx7="http://schemas.microsoft.com/office/drawing/2016/5/13/chartex" xmlns:cx8="http://schemas.microsoft.com/office/drawing/2016/5/14/chartex" xmlns:mc="http://schemas.openxmlformats.org/markup-compatibility/2006" xmlns:aink="http://schemas.microsoft.com/office/drawing/2016/ink" xmlns:am3d="http://schemas.microsoft.com/office/drawing/2017/model3d" xmlns:o="urn:schemas-microsoft-com:office:office" xmlns:oel="http://schemas.microsoft.com/office/2019/extlst" xmlns:r="http://schemas.openxmlformats.org/officeDocument/2006/relationships" xmlns:m="http://schemas.openxmlformats.org/officeDocument/2006/math" xmlns:v="urn:schemas-microsoft-com:vml" xmlns:wp14="http://schemas.microsoft.com/office/word/2010/wordprocessingDrawing" xmlns:wp="http://schemas.openxmlformats.org/drawingml/2006/wordprocessingDrawing" xmlns:w10="urn:schemas-microsoft-com:office:word" xmlns:w="http://schemas.openxmlformats.org/wordprocessingml/2006/main" xmlns:w14="http://schemas.microsoft.com/office/word/2010/wordml" xmlns:w15="http://schemas.microsoft.com/office/word/2012/wordml" xmlns:w16cex="http://schemas.microsoft.com/office/word/2018/wordml/cex" xmlns:w16cid="http://schemas.microsoft.com/office/word/2016/wordml/cid" xmlns:w16="http://schemas.microsoft.com/office/word/2018/wordml" xmlns:w16du="http://schemas.microsoft.com/office/word/2023/wordml/word16du" xmlns:w16sdtdh="http://schemas.microsoft.com/office/word/2020/wordml/sdtdatahash" xmlns:w16sdtfl="http://schemas.microsoft.com/office/word/2024/wordml/sdtformatlock" xmlns:w16se="http://schemas.microsoft.com/office/word/2015/wordml/symex" xmlns:wpg="http://schemas.microsoft.com/office/word/2010/wordprocessingGroup" xmlns:wpi="http://schemas.microsoft.com/office/word/2010/wordprocessingInk" xmlns:wne="http://schemas.microsoft.com/office/word/2006/wordml" xmlns:wps="http://schemas.microsoft.com/office/word/2010/wordprocessingShape" mc:Ignorable="w14 w15 w16se w16cid w16 w16cex w16sdtdh w16sdtfl w16du wp14">
   <w:p>
     <w:pPr>
       <w:pStyle w:val="Header"/>
@@ -24369,7 +26067,7 @@
 </file>
 
 <file path=word/header3.xml><?xml version="1.0" encoding="utf-8"?>
-<w:hdr xmlns:wpc="http://schemas.microsoft.com/office/word/2010/wordprocessingCanvas" xmlns:cx="http://schemas.microsoft.com/office/drawing/2014/chartex" xmlns:cx1="http://schemas.microsoft.com/office/drawing/2015/9/8/chartex" xmlns:cx2="http://schemas.microsoft.com/office/drawing/2015/10/21/chartex" xmlns:cx3="http://schemas.microsoft.com/office/drawing/2016/5/9/chartex" xmlns:cx4="http://schemas.microsoft.com/office/drawing/2016/5/10/chartex" xmlns:cx5="http://schemas.microsoft.com/office/drawing/2016/5/11/chartex" xmlns:cx6="http://schemas.microsoft.com/office/drawing/2016/5/12/chartex" xmlns:cx7="http://schemas.microsoft.com/office/drawing/2016/5/13/chartex" xmlns:cx8="http://schemas.microsoft.com/office/drawing/2016/5/14/chartex" xmlns:mc="http://schemas.openxmlformats.org/markup-compatibility/2006" xmlns:aink="http://schemas.microsoft.com/office/drawing/2016/ink" xmlns:am3d="http://schemas.microsoft.com/office/drawing/2017/model3d" xmlns:o="urn:schemas-microsoft-com:office:office" xmlns:oel="http://schemas.microsoft.com/office/2019/extlst" xmlns:r="http://schemas.openxmlformats.org/officeDocument/2006/relationships" xmlns:m="http://schemas.openxmlformats.org/officeDocument/2006/math" xmlns:v="urn:schemas-microsoft-com:vml" xmlns:wp14="http://schemas.microsoft.com/office/word/2010/wordprocessingDrawing" xmlns:wp="http://schemas.openxmlformats.org/drawingml/2006/wordprocessingDrawing" xmlns:w10="urn:schemas-microsoft-com:office:word" xmlns:w="http://schemas.openxmlformats.org/wordprocessingml/2006/main" xmlns:w14="http://schemas.microsoft.com/office/word/2010/wordml" xmlns:w15="http://schemas.microsoft.com/office/word/2012/wordml" xmlns:w16cex="http://schemas.microsoft.com/office/word/2018/wordml/cex" xmlns:w16cid="http://schemas.microsoft.com/office/word/2016/wordml/cid" xmlns:w16="http://schemas.microsoft.com/office/word/2018/wordml" xmlns:w16sdtdh="http://schemas.microsoft.com/office/word/2020/wordml/sdtdatahash" xmlns:w16se="http://schemas.microsoft.com/office/word/2015/wordml/symex" xmlns:wpg="http://schemas.microsoft.com/office/word/2010/wordprocessingGroup" xmlns:wpi="http://schemas.microsoft.com/office/word/2010/wordprocessingInk" xmlns:wne="http://schemas.microsoft.com/office/word/2006/wordml" xmlns:wps="http://schemas.microsoft.com/office/word/2010/wordprocessingShape" mc:Ignorable="w14 w15 w16se w16cid w16 w16cex w16sdtdh wp14">
+<w:hdr xmlns:wpc="http://schemas.microsoft.com/office/word/2010/wordprocessingCanvas" xmlns:cx="http://schemas.microsoft.com/office/drawing/2014/chartex" xmlns:cx1="http://schemas.microsoft.com/office/drawing/2015/9/8/chartex" xmlns:cx2="http://schemas.microsoft.com/office/drawing/2015/10/21/chartex" xmlns:cx3="http://schemas.microsoft.com/office/drawing/2016/5/9/chartex" xmlns:cx4="http://schemas.microsoft.com/office/drawing/2016/5/10/chartex" xmlns:cx5="http://schemas.microsoft.com/office/drawing/2016/5/11/chartex" xmlns:cx6="http://schemas.microsoft.com/office/drawing/2016/5/12/chartex" xmlns:cx7="http://schemas.microsoft.com/office/drawing/2016/5/13/chartex" xmlns:cx8="http://schemas.microsoft.com/office/drawing/2016/5/14/chartex" xmlns:mc="http://schemas.openxmlformats.org/markup-compatibility/2006" xmlns:aink="http://schemas.microsoft.com/office/drawing/2016/ink" xmlns:am3d="http://schemas.microsoft.com/office/drawing/2017/model3d" xmlns:o="urn:schemas-microsoft-com:office:office" xmlns:oel="http://schemas.microsoft.com/office/2019/extlst" xmlns:r="http://schemas.openxmlformats.org/officeDocument/2006/relationships" xmlns:m="http://schemas.openxmlformats.org/officeDocument/2006/math" xmlns:v="urn:schemas-microsoft-com:vml" xmlns:wp14="http://schemas.microsoft.com/office/word/2010/wordprocessingDrawing" xmlns:wp="http://schemas.openxmlformats.org/drawingml/2006/wordprocessingDrawing" xmlns:w10="urn:schemas-microsoft-com:office:word" xmlns:w="http://schemas.openxmlformats.org/wordprocessingml/2006/main" xmlns:w14="http://schemas.microsoft.com/office/word/2010/wordml" xmlns:w15="http://schemas.microsoft.com/office/word/2012/wordml" xmlns:w16cex="http://schemas.microsoft.com/office/word/2018/wordml/cex" xmlns:w16cid="http://schemas.microsoft.com/office/word/2016/wordml/cid" xmlns:w16="http://schemas.microsoft.com/office/word/2018/wordml" xmlns:w16du="http://schemas.microsoft.com/office/word/2023/wordml/word16du" xmlns:w16sdtdh="http://schemas.microsoft.com/office/word/2020/wordml/sdtdatahash" xmlns:w16sdtfl="http://schemas.microsoft.com/office/word/2024/wordml/sdtformatlock" xmlns:w16se="http://schemas.microsoft.com/office/word/2015/wordml/symex" xmlns:wpg="http://schemas.microsoft.com/office/word/2010/wordprocessingGroup" xmlns:wpi="http://schemas.microsoft.com/office/word/2010/wordprocessingInk" xmlns:wne="http://schemas.microsoft.com/office/word/2006/wordml" xmlns:wps="http://schemas.microsoft.com/office/word/2010/wordprocessingShape" mc:Ignorable="w14 w15 w16se w16cid w16 w16cex w16sdtdh w16sdtfl w16du wp14">
   <w:p>
     <w:pPr>
       <w:pStyle w:val="Header"/>
@@ -24379,7 +26077,7 @@
 </file>
 
 <file path=word/numbering.xml><?xml version="1.0" encoding="utf-8"?>
-<w:numbering xmlns:wpc="http://schemas.microsoft.com/office/word/2010/wordprocessingCanvas" xmlns:cx="http://schemas.microsoft.com/office/drawing/2014/chartex" xmlns:cx1="http://schemas.microsoft.com/office/drawing/2015/9/8/chartex" xmlns:cx2="http://schemas.microsoft.com/office/drawing/2015/10/21/chartex" xmlns:cx3="http://schemas.microsoft.com/office/drawing/2016/5/9/chartex" xmlns:cx4="http://schemas.microsoft.com/office/drawing/2016/5/10/chartex" xmlns:cx5="http://schemas.microsoft.com/office/drawing/2016/5/11/chartex" xmlns:cx6="http://schemas.microsoft.com/office/drawing/2016/5/12/chartex" xmlns:cx7="http://schemas.microsoft.com/office/drawing/2016/5/13/chartex" xmlns:cx8="http://schemas.microsoft.com/office/drawing/2016/5/14/chartex" xmlns:mc="http://schemas.openxmlformats.org/markup-compatibility/2006" xmlns:aink="http://schemas.microsoft.com/office/drawing/2016/ink" xmlns:am3d="http://schemas.microsoft.com/office/drawing/2017/model3d" xmlns:o="urn:schemas-microsoft-com:office:office" xmlns:oel="http://schemas.microsoft.com/office/2019/extlst" xmlns:r="http://schemas.openxmlformats.org/officeDocument/2006/relationships" xmlns:m="http://schemas.openxmlformats.org/officeDocument/2006/math" xmlns:v="urn:schemas-microsoft-com:vml" xmlns:wp14="http://schemas.microsoft.com/office/word/2010/wordprocessingDrawing" xmlns:wp="http://schemas.openxmlformats.org/drawingml/2006/wordprocessingDrawing" xmlns:w10="urn:schemas-microsoft-com:office:word" xmlns:w="http://schemas.openxmlformats.org/wordprocessingml/2006/main" xmlns:w14="http://schemas.microsoft.com/office/word/2010/wordml" xmlns:w15="http://schemas.microsoft.com/office/word/2012/wordml" xmlns:w16cex="http://schemas.microsoft.com/office/word/2018/wordml/cex" xmlns:w16cid="http://schemas.microsoft.com/office/word/2016/wordml/cid" xmlns:w16="http://schemas.microsoft.com/office/word/2018/wordml" xmlns:w16sdtdh="http://schemas.microsoft.com/office/word/2020/wordml/sdtdatahash" xmlns:w16se="http://schemas.microsoft.com/office/word/2015/wordml/symex" xmlns:wpg="http://schemas.microsoft.com/office/word/2010/wordprocessingGroup" xmlns:wpi="http://schemas.microsoft.com/office/word/2010/wordprocessingInk" xmlns:wne="http://schemas.microsoft.com/office/word/2006/wordml" xmlns:wps="http://schemas.microsoft.com/office/word/2010/wordprocessingShape" mc:Ignorable="w14 w15 w16se w16cid w16 w16cex w16sdtdh wp14">
+<w:numbering xmlns:wpc="http://schemas.microsoft.com/office/word/2010/wordprocessingCanvas" xmlns:cx="http://schemas.microsoft.com/office/drawing/2014/chartex" xmlns:cx1="http://schemas.microsoft.com/office/drawing/2015/9/8/chartex" xmlns:cx2="http://schemas.microsoft.com/office/drawing/2015/10/21/chartex" xmlns:cx3="http://schemas.microsoft.com/office/drawing/2016/5/9/chartex" xmlns:cx4="http://schemas.microsoft.com/office/drawing/2016/5/10/chartex" xmlns:cx5="http://schemas.microsoft.com/office/drawing/2016/5/11/chartex" xmlns:cx6="http://schemas.microsoft.com/office/drawing/2016/5/12/chartex" xmlns:cx7="http://schemas.microsoft.com/office/drawing/2016/5/13/chartex" xmlns:cx8="http://schemas.microsoft.com/office/drawing/2016/5/14/chartex" xmlns:mc="http://schemas.openxmlformats.org/markup-compatibility/2006" xmlns:aink="http://schemas.microsoft.com/office/drawing/2016/ink" xmlns:am3d="http://schemas.microsoft.com/office/drawing/2017/model3d" xmlns:o="urn:schemas-microsoft-com:office:office" xmlns:oel="http://schemas.microsoft.com/office/2019/extlst" xmlns:r="http://schemas.openxmlformats.org/officeDocument/2006/relationships" xmlns:m="http://schemas.openxmlformats.org/officeDocument/2006/math" xmlns:v="urn:schemas-microsoft-com:vml" xmlns:wp14="http://schemas.microsoft.com/office/word/2010/wordprocessingDrawing" xmlns:wp="http://schemas.openxmlformats.org/drawingml/2006/wordprocessingDrawing" xmlns:w10="urn:schemas-microsoft-com:office:word" xmlns:w="http://schemas.openxmlformats.org/wordprocessingml/2006/main" xmlns:w14="http://schemas.microsoft.com/office/word/2010/wordml" xmlns:w15="http://schemas.microsoft.com/office/word/2012/wordml" xmlns:w16cex="http://schemas.microsoft.com/office/word/2018/wordml/cex" xmlns:w16cid="http://schemas.microsoft.com/office/word/2016/wordml/cid" xmlns:w16="http://schemas.microsoft.com/office/word/2018/wordml" xmlns:w16du="http://schemas.microsoft.com/office/word/2023/wordml/word16du" xmlns:w16sdtdh="http://schemas.microsoft.com/office/word/2020/wordml/sdtdatahash" xmlns:w16sdtfl="http://schemas.microsoft.com/office/word/2024/wordml/sdtformatlock" xmlns:w16se="http://schemas.microsoft.com/office/word/2015/wordml/symex" xmlns:wpg="http://schemas.microsoft.com/office/word/2010/wordprocessingGroup" xmlns:wpi="http://schemas.microsoft.com/office/word/2010/wordprocessingInk" xmlns:wne="http://schemas.microsoft.com/office/word/2006/wordml" xmlns:wps="http://schemas.microsoft.com/office/word/2010/wordprocessingShape" mc:Ignorable="w14 w15 w16se w16cid w16 w16cex w16sdtdh w16sdtfl w16du wp14">
   <w:abstractNum w:abstractNumId="0" w15:restartNumberingAfterBreak="0">
     <w:nsid w:val="091049D7"/>
     <w:multiLevelType w:val="hybridMultilevel"/>
@@ -25139,6 +26837,95 @@
     </w:lvl>
   </w:abstractNum>
   <w:abstractNum w:abstractNumId="8" w15:restartNumberingAfterBreak="0">
+    <w:nsid w:val="34975176"/>
+    <w:multiLevelType w:val="hybridMultilevel"/>
+    <w:tmpl w:val="0A9EAC06"/>
+    <w:lvl w:ilvl="0" w:tplc="FFFFFFFF">
+      <w:start w:val="1"/>
+      <w:numFmt w:val="decimal"/>
+      <w:lvlText w:val="%1."/>
+      <w:lvlJc w:val="left"/>
+      <w:pPr>
+        <w:ind w:left="720" w:hanging="360"/>
+      </w:pPr>
+      <w:rPr>
+        <w:rFonts w:hint="default"/>
+      </w:rPr>
+    </w:lvl>
+    <w:lvl w:ilvl="1" w:tplc="FFFFFFFF" w:tentative="1">
+      <w:start w:val="1"/>
+      <w:numFmt w:val="lowerLetter"/>
+      <w:lvlText w:val="%2."/>
+      <w:lvlJc w:val="left"/>
+      <w:pPr>
+        <w:ind w:left="1440" w:hanging="360"/>
+      </w:pPr>
+    </w:lvl>
+    <w:lvl w:ilvl="2" w:tplc="FFFFFFFF" w:tentative="1">
+      <w:start w:val="1"/>
+      <w:numFmt w:val="lowerRoman"/>
+      <w:lvlText w:val="%3."/>
+      <w:lvlJc w:val="right"/>
+      <w:pPr>
+        <w:ind w:left="2160" w:hanging="180"/>
+      </w:pPr>
+    </w:lvl>
+    <w:lvl w:ilvl="3" w:tplc="FFFFFFFF" w:tentative="1">
+      <w:start w:val="1"/>
+      <w:numFmt w:val="decimal"/>
+      <w:lvlText w:val="%4."/>
+      <w:lvlJc w:val="left"/>
+      <w:pPr>
+        <w:ind w:left="2880" w:hanging="360"/>
+      </w:pPr>
+    </w:lvl>
+    <w:lvl w:ilvl="4" w:tplc="FFFFFFFF" w:tentative="1">
+      <w:start w:val="1"/>
+      <w:numFmt w:val="lowerLetter"/>
+      <w:lvlText w:val="%5."/>
+      <w:lvlJc w:val="left"/>
+      <w:pPr>
+        <w:ind w:left="3600" w:hanging="360"/>
+      </w:pPr>
+    </w:lvl>
+    <w:lvl w:ilvl="5" w:tplc="FFFFFFFF" w:tentative="1">
+      <w:start w:val="1"/>
+      <w:numFmt w:val="lowerRoman"/>
+      <w:lvlText w:val="%6."/>
+      <w:lvlJc w:val="right"/>
+      <w:pPr>
+        <w:ind w:left="4320" w:hanging="180"/>
+      </w:pPr>
+    </w:lvl>
+    <w:lvl w:ilvl="6" w:tplc="FFFFFFFF" w:tentative="1">
+      <w:start w:val="1"/>
+      <w:numFmt w:val="decimal"/>
+      <w:lvlText w:val="%7."/>
+      <w:lvlJc w:val="left"/>
+      <w:pPr>
+        <w:ind w:left="5040" w:hanging="360"/>
+      </w:pPr>
+    </w:lvl>
+    <w:lvl w:ilvl="7" w:tplc="FFFFFFFF" w:tentative="1">
+      <w:start w:val="1"/>
+      <w:numFmt w:val="lowerLetter"/>
+      <w:lvlText w:val="%8."/>
+      <w:lvlJc w:val="left"/>
+      <w:pPr>
+        <w:ind w:left="5760" w:hanging="360"/>
+      </w:pPr>
+    </w:lvl>
+    <w:lvl w:ilvl="8" w:tplc="FFFFFFFF" w:tentative="1">
+      <w:start w:val="1"/>
+      <w:numFmt w:val="lowerRoman"/>
+      <w:lvlText w:val="%9."/>
+      <w:lvlJc w:val="right"/>
+      <w:pPr>
+        <w:ind w:left="6480" w:hanging="180"/>
+      </w:pPr>
+    </w:lvl>
+  </w:abstractNum>
+  <w:abstractNum w:abstractNumId="9" w15:restartNumberingAfterBreak="0">
     <w:nsid w:val="413546B7"/>
     <w:multiLevelType w:val="hybridMultilevel"/>
     <w:tmpl w:val="0A9EAC06"/>
@@ -25227,7 +27014,7 @@
       </w:pPr>
     </w:lvl>
   </w:abstractNum>
-  <w:abstractNum w:abstractNumId="9" w15:restartNumberingAfterBreak="0">
+  <w:abstractNum w:abstractNumId="10" w15:restartNumberingAfterBreak="0">
     <w:nsid w:val="47A65FEE"/>
     <w:multiLevelType w:val="hybridMultilevel"/>
     <w:tmpl w:val="12CA4210"/>
@@ -25313,7 +27100,7 @@
       </w:pPr>
     </w:lvl>
   </w:abstractNum>
-  <w:abstractNum w:abstractNumId="10" w15:restartNumberingAfterBreak="0">
+  <w:abstractNum w:abstractNumId="11" w15:restartNumberingAfterBreak="0">
     <w:nsid w:val="59B53209"/>
     <w:multiLevelType w:val="hybridMultilevel"/>
     <w:tmpl w:val="21B0B892"/>
@@ -25402,7 +27189,7 @@
       </w:pPr>
     </w:lvl>
   </w:abstractNum>
-  <w:abstractNum w:abstractNumId="11" w15:restartNumberingAfterBreak="0">
+  <w:abstractNum w:abstractNumId="12" w15:restartNumberingAfterBreak="0">
     <w:nsid w:val="6D082801"/>
     <w:multiLevelType w:val="hybridMultilevel"/>
     <w:tmpl w:val="08E81436"/>
@@ -25514,7 +27301,7 @@
       </w:rPr>
     </w:lvl>
   </w:abstractNum>
-  <w:abstractNum w:abstractNumId="12" w15:restartNumberingAfterBreak="0">
+  <w:abstractNum w:abstractNumId="13" w15:restartNumberingAfterBreak="0">
     <w:nsid w:val="7C7E3119"/>
     <w:multiLevelType w:val="hybridMultilevel"/>
     <w:tmpl w:val="37865F7E"/>
@@ -25603,7 +27390,7 @@
       </w:pPr>
     </w:lvl>
   </w:abstractNum>
-  <w:abstractNum w:abstractNumId="13" w15:restartNumberingAfterBreak="0">
+  <w:abstractNum w:abstractNumId="14" w15:restartNumberingAfterBreak="0">
     <w:nsid w:val="7E50249E"/>
     <w:multiLevelType w:val="hybridMultilevel"/>
     <w:tmpl w:val="40E8554A"/>
@@ -25702,13 +27489,13 @@
     <w:abstractNumId w:val="5"/>
   </w:num>
   <w:num w:numId="4" w16cid:durableId="783383333">
-    <w:abstractNumId w:val="13"/>
+    <w:abstractNumId w:val="14"/>
   </w:num>
   <w:num w:numId="5" w16cid:durableId="2130657520">
     <w:abstractNumId w:val="7"/>
   </w:num>
   <w:num w:numId="6" w16cid:durableId="1899046060">
-    <w:abstractNumId w:val="10"/>
+    <w:abstractNumId w:val="11"/>
   </w:num>
   <w:num w:numId="7" w16cid:durableId="416027141">
     <w:abstractNumId w:val="2"/>
@@ -25717,28 +27504,31 @@
     <w:abstractNumId w:val="6"/>
   </w:num>
   <w:num w:numId="9" w16cid:durableId="866404724">
-    <w:abstractNumId w:val="11"/>
+    <w:abstractNumId w:val="12"/>
   </w:num>
   <w:num w:numId="10" w16cid:durableId="1641495800">
     <w:abstractNumId w:val="0"/>
   </w:num>
   <w:num w:numId="11" w16cid:durableId="530383454">
-    <w:abstractNumId w:val="8"/>
+    <w:abstractNumId w:val="9"/>
   </w:num>
   <w:num w:numId="12" w16cid:durableId="235671247">
-    <w:abstractNumId w:val="9"/>
+    <w:abstractNumId w:val="10"/>
   </w:num>
   <w:num w:numId="13" w16cid:durableId="1441340307">
     <w:abstractNumId w:val="4"/>
   </w:num>
   <w:num w:numId="14" w16cid:durableId="1749421544">
-    <w:abstractNumId w:val="12"/>
+    <w:abstractNumId w:val="13"/>
+  </w:num>
+  <w:num w:numId="15" w16cid:durableId="1417439996">
+    <w:abstractNumId w:val="8"/>
   </w:num>
 </w:numbering>
 </file>
 
 <file path=word/styles.xml><?xml version="1.0" encoding="utf-8"?>
-<w:styles xmlns:mc="http://schemas.openxmlformats.org/markup-compatibility/2006" xmlns:r="http://schemas.openxmlformats.org/officeDocument/2006/relationships" xmlns:w="http://schemas.openxmlformats.org/wordprocessingml/2006/main" xmlns:w14="http://schemas.microsoft.com/office/word/2010/wordml" xmlns:w15="http://schemas.microsoft.com/office/word/2012/wordml" xmlns:w16cex="http://schemas.microsoft.com/office/word/2018/wordml/cex" xmlns:w16cid="http://schemas.microsoft.com/office/word/2016/wordml/cid" xmlns:w16="http://schemas.microsoft.com/office/word/2018/wordml" xmlns:w16sdtdh="http://schemas.microsoft.com/office/word/2020/wordml/sdtdatahash" xmlns:w16se="http://schemas.microsoft.com/office/word/2015/wordml/symex" mc:Ignorable="w14 w15 w16se w16cid w16 w16cex w16sdtdh">
+<w:styles xmlns:mc="http://schemas.openxmlformats.org/markup-compatibility/2006" xmlns:r="http://schemas.openxmlformats.org/officeDocument/2006/relationships" xmlns:w="http://schemas.openxmlformats.org/wordprocessingml/2006/main" xmlns:w14="http://schemas.microsoft.com/office/word/2010/wordml" xmlns:w15="http://schemas.microsoft.com/office/word/2012/wordml" xmlns:w16cex="http://schemas.microsoft.com/office/word/2018/wordml/cex" xmlns:w16cid="http://schemas.microsoft.com/office/word/2016/wordml/cid" xmlns:w16="http://schemas.microsoft.com/office/word/2018/wordml" xmlns:w16du="http://schemas.microsoft.com/office/word/2023/wordml/word16du" xmlns:w16sdtdh="http://schemas.microsoft.com/office/word/2020/wordml/sdtdatahash" xmlns:w16sdtfl="http://schemas.microsoft.com/office/word/2024/wordml/sdtformatlock" xmlns:w16se="http://schemas.microsoft.com/office/word/2015/wordml/symex" mc:Ignorable="w14 w15 w16se w16cid w16 w16cex w16sdtdh w16sdtfl w16du">
   <w:docDefaults>
     <w:rPrDefault>
       <w:rPr>
@@ -26416,6 +28206,18 @@
     <w:uiPriority w:val="99"/>
     <w:rsid w:val="001D62E6"/>
   </w:style>
+  <w:style w:type="paragraph" w:styleId="TOC1">
+    <w:name w:val="toc 1"/>
+    <w:basedOn w:val="Normal"/>
+    <w:next w:val="Normal"/>
+    <w:autoRedefine/>
+    <w:uiPriority w:val="39"/>
+    <w:unhideWhenUsed/>
+    <w:rsid w:val="00B80469"/>
+    <w:pPr>
+      <w:spacing w:after="100"/>
+    </w:pPr>
+  </w:style>
 </w:styles>
 </file>
 
